--- a/thesis/proposal/HIT_Master_Thesis_Proposal_Mohamed_Amine_Hallam.docx
+++ b/thesis/proposal/HIT_Master_Thesis_Proposal_Mohamed_Amine_Hallam.docx
@@ -514,7 +514,7 @@
           <w:rFonts w:hint="default"/>
           <w:lang w:val="en-GB"/>
         </w:rPr>
-        <w:instrText xml:space="preserve"> HYPERLINK \l _Toc7637 </w:instrText>
+        <w:instrText xml:space="preserve"> HYPERLINK \l _Toc27203 </w:instrText>
       </w:r>
       <w:r>
         <w:rPr>
@@ -537,7 +537,7 @@
         <w:fldChar w:fldCharType="begin"/>
       </w:r>
       <w:r>
-        <w:instrText xml:space="preserve"> PAGEREF _Toc7637 \h </w:instrText>
+        <w:instrText xml:space="preserve"> PAGEREF _Toc27203 \h </w:instrText>
       </w:r>
       <w:r>
         <w:fldChar w:fldCharType="separate"/>
@@ -578,7 +578,7 @@
           <w:lang w:val="en-GB"/>
           <w:oMath/>
         </w:rPr>
-        <w:instrText xml:space="preserve"> HYPERLINK \l _Toc17835 </w:instrText>
+        <w:instrText xml:space="preserve"> HYPERLINK \l _Toc31448 </w:instrText>
       </w:r>
       <w:r>
         <w:rPr>
@@ -602,7 +602,7 @@
         <w:fldChar w:fldCharType="begin"/>
       </w:r>
       <w:r>
-        <w:instrText xml:space="preserve"> PAGEREF _Toc17835 \h </w:instrText>
+        <w:instrText xml:space="preserve"> PAGEREF _Toc31448 \h </w:instrText>
       </w:r>
       <w:r>
         <w:fldChar w:fldCharType="separate"/>
@@ -644,7 +644,7 @@
           <w:lang w:val="en-GB"/>
           <w:oMath/>
         </w:rPr>
-        <w:instrText xml:space="preserve"> HYPERLINK \l _Toc11542 </w:instrText>
+        <w:instrText xml:space="preserve"> HYPERLINK \l _Toc26412 </w:instrText>
       </w:r>
       <w:r>
         <w:rPr>
@@ -668,7 +668,7 @@
         <w:fldChar w:fldCharType="begin"/>
       </w:r>
       <w:r>
-        <w:instrText xml:space="preserve"> PAGEREF _Toc11542 \h </w:instrText>
+        <w:instrText xml:space="preserve"> PAGEREF _Toc26412 \h </w:instrText>
       </w:r>
       <w:r>
         <w:fldChar w:fldCharType="separate"/>
@@ -710,7 +710,7 @@
           <w:lang w:val="en-GB"/>
           <w:oMath/>
         </w:rPr>
-        <w:instrText xml:space="preserve"> HYPERLINK \l _Toc4605 </w:instrText>
+        <w:instrText xml:space="preserve"> HYPERLINK \l _Toc23525 </w:instrText>
       </w:r>
       <w:r>
         <w:rPr>
@@ -734,7 +734,7 @@
         <w:fldChar w:fldCharType="begin"/>
       </w:r>
       <w:r>
-        <w:instrText xml:space="preserve"> PAGEREF _Toc4605 \h </w:instrText>
+        <w:instrText xml:space="preserve"> PAGEREF _Toc23525 \h </w:instrText>
       </w:r>
       <w:r>
         <w:fldChar w:fldCharType="separate"/>
@@ -776,7 +776,7 @@
           <w:lang w:val="en-GB"/>
           <w:oMath/>
         </w:rPr>
-        <w:instrText xml:space="preserve"> HYPERLINK \l _Toc10752 </w:instrText>
+        <w:instrText xml:space="preserve"> HYPERLINK \l _Toc21711 </w:instrText>
       </w:r>
       <w:r>
         <w:rPr>
@@ -800,7 +800,7 @@
         <w:fldChar w:fldCharType="begin"/>
       </w:r>
       <w:r>
-        <w:instrText xml:space="preserve"> PAGEREF _Toc10752 \h </w:instrText>
+        <w:instrText xml:space="preserve"> PAGEREF _Toc21711 \h </w:instrText>
       </w:r>
       <w:r>
         <w:fldChar w:fldCharType="separate"/>
@@ -842,7 +842,7 @@
           <w:lang w:val="en-GB"/>
           <w:oMath/>
         </w:rPr>
-        <w:instrText xml:space="preserve"> HYPERLINK \l _Toc1345 </w:instrText>
+        <w:instrText xml:space="preserve"> HYPERLINK \l _Toc6206 </w:instrText>
       </w:r>
       <w:r>
         <w:rPr>
@@ -866,7 +866,7 @@
         <w:fldChar w:fldCharType="begin"/>
       </w:r>
       <w:r>
-        <w:instrText xml:space="preserve"> PAGEREF _Toc1345 \h </w:instrText>
+        <w:instrText xml:space="preserve"> PAGEREF _Toc6206 \h </w:instrText>
       </w:r>
       <w:r>
         <w:fldChar w:fldCharType="separate"/>
@@ -908,7 +908,7 @@
           <w:lang w:val="en-GB"/>
           <w:oMath/>
         </w:rPr>
-        <w:instrText xml:space="preserve"> HYPERLINK \l _Toc25421 </w:instrText>
+        <w:instrText xml:space="preserve"> HYPERLINK \l _Toc26906 </w:instrText>
       </w:r>
       <w:r>
         <w:rPr>
@@ -932,7 +932,7 @@
         <w:fldChar w:fldCharType="begin"/>
       </w:r>
       <w:r>
-        <w:instrText xml:space="preserve"> PAGEREF _Toc25421 \h </w:instrText>
+        <w:instrText xml:space="preserve"> PAGEREF _Toc26906 \h </w:instrText>
       </w:r>
       <w:r>
         <w:fldChar w:fldCharType="separate"/>
@@ -974,7 +974,7 @@
           <w:lang w:val="en-GB"/>
           <w:oMath/>
         </w:rPr>
-        <w:instrText xml:space="preserve"> HYPERLINK \l _Toc11434 </w:instrText>
+        <w:instrText xml:space="preserve"> HYPERLINK \l _Toc29696 </w:instrText>
       </w:r>
       <w:r>
         <w:rPr>
@@ -998,7 +998,7 @@
         <w:fldChar w:fldCharType="begin"/>
       </w:r>
       <w:r>
-        <w:instrText xml:space="preserve"> PAGEREF _Toc11434 \h </w:instrText>
+        <w:instrText xml:space="preserve"> PAGEREF _Toc29696 \h </w:instrText>
       </w:r>
       <w:r>
         <w:fldChar w:fldCharType="separate"/>
@@ -1040,7 +1040,7 @@
           <w:lang w:val="en-GB"/>
           <w:oMath/>
         </w:rPr>
-        <w:instrText xml:space="preserve"> HYPERLINK \l _Toc19781 </w:instrText>
+        <w:instrText xml:space="preserve"> HYPERLINK \l _Toc11788 </w:instrText>
       </w:r>
       <w:r>
         <w:rPr>
@@ -1064,7 +1064,7 @@
         <w:fldChar w:fldCharType="begin"/>
       </w:r>
       <w:r>
-        <w:instrText xml:space="preserve"> PAGEREF _Toc19781 \h </w:instrText>
+        <w:instrText xml:space="preserve"> PAGEREF _Toc11788 \h </w:instrText>
       </w:r>
       <w:r>
         <w:fldChar w:fldCharType="separate"/>
@@ -1106,7 +1106,7 @@
           <w:lang w:val="en-GB"/>
           <w:oMath/>
         </w:rPr>
-        <w:instrText xml:space="preserve"> HYPERLINK \l _Toc16340 </w:instrText>
+        <w:instrText xml:space="preserve"> HYPERLINK \l _Toc13853 </w:instrText>
       </w:r>
       <w:r>
         <w:rPr>
@@ -1130,7 +1130,7 @@
         <w:fldChar w:fldCharType="begin"/>
       </w:r>
       <w:r>
-        <w:instrText xml:space="preserve"> PAGEREF _Toc16340 \h </w:instrText>
+        <w:instrText xml:space="preserve"> PAGEREF _Toc13853 \h </w:instrText>
       </w:r>
       <w:r>
         <w:fldChar w:fldCharType="separate"/>
@@ -1172,7 +1172,7 @@
           <w:lang w:val="en-GB"/>
           <w:oMath/>
         </w:rPr>
-        <w:instrText xml:space="preserve"> HYPERLINK \l _Toc19380 </w:instrText>
+        <w:instrText xml:space="preserve"> HYPERLINK \l _Toc26622 </w:instrText>
       </w:r>
       <w:r>
         <w:rPr>
@@ -1196,7 +1196,7 @@
         <w:fldChar w:fldCharType="begin"/>
       </w:r>
       <w:r>
-        <w:instrText xml:space="preserve"> PAGEREF _Toc19380 \h </w:instrText>
+        <w:instrText xml:space="preserve"> PAGEREF _Toc26622 \h </w:instrText>
       </w:r>
       <w:r>
         <w:fldChar w:fldCharType="separate"/>
@@ -1238,7 +1238,7 @@
           <w:lang w:val="en-GB"/>
           <w:oMath/>
         </w:rPr>
-        <w:instrText xml:space="preserve"> HYPERLINK \l _Toc7001 </w:instrText>
+        <w:instrText xml:space="preserve"> HYPERLINK \l _Toc28171 </w:instrText>
       </w:r>
       <w:r>
         <w:rPr>
@@ -1262,7 +1262,7 @@
         <w:fldChar w:fldCharType="begin"/>
       </w:r>
       <w:r>
-        <w:instrText xml:space="preserve"> PAGEREF _Toc7001 \h </w:instrText>
+        <w:instrText xml:space="preserve"> PAGEREF _Toc28171 \h </w:instrText>
       </w:r>
       <w:r>
         <w:fldChar w:fldCharType="separate"/>
@@ -1304,7 +1304,7 @@
           <w:lang w:val="en-GB"/>
           <w:oMath/>
         </w:rPr>
-        <w:instrText xml:space="preserve"> HYPERLINK \l _Toc14542 </w:instrText>
+        <w:instrText xml:space="preserve"> HYPERLINK \l _Toc23304 </w:instrText>
       </w:r>
       <w:r>
         <w:rPr>
@@ -1328,7 +1328,7 @@
         <w:fldChar w:fldCharType="begin"/>
       </w:r>
       <w:r>
-        <w:instrText xml:space="preserve"> PAGEREF _Toc14542 \h </w:instrText>
+        <w:instrText xml:space="preserve"> PAGEREF _Toc23304 \h </w:instrText>
       </w:r>
       <w:r>
         <w:fldChar w:fldCharType="separate"/>
@@ -1370,7 +1370,7 @@
           <w:lang w:val="en-GB"/>
           <w:oMath/>
         </w:rPr>
-        <w:instrText xml:space="preserve"> HYPERLINK \l _Toc18609 </w:instrText>
+        <w:instrText xml:space="preserve"> HYPERLINK \l _Toc24598 </w:instrText>
       </w:r>
       <w:r>
         <w:rPr>
@@ -1394,13 +1394,13 @@
         <w:fldChar w:fldCharType="begin"/>
       </w:r>
       <w:r>
-        <w:instrText xml:space="preserve"> PAGEREF _Toc18609 \h </w:instrText>
+        <w:instrText xml:space="preserve"> PAGEREF _Toc24598 \h </w:instrText>
       </w:r>
       <w:r>
         <w:fldChar w:fldCharType="separate"/>
       </w:r>
       <w:r>
-        <w:t>13</w:t>
+        <w:t>14</w:t>
       </w:r>
       <w:r>
         <w:fldChar w:fldCharType="end"/>
@@ -1436,7 +1436,7 @@
           <w:lang w:val="en-GB"/>
           <w:oMath/>
         </w:rPr>
-        <w:instrText xml:space="preserve"> HYPERLINK \l _Toc30705 </w:instrText>
+        <w:instrText xml:space="preserve"> HYPERLINK \l _Toc20620 </w:instrText>
       </w:r>
       <w:r>
         <w:rPr>
@@ -1460,7 +1460,7 @@
         <w:fldChar w:fldCharType="begin"/>
       </w:r>
       <w:r>
-        <w:instrText xml:space="preserve"> PAGEREF _Toc30705 \h </w:instrText>
+        <w:instrText xml:space="preserve"> PAGEREF _Toc20620 \h </w:instrText>
       </w:r>
       <w:r>
         <w:fldChar w:fldCharType="separate"/>
@@ -1502,7 +1502,7 @@
           <w:lang w:val="en-GB"/>
           <w:oMath/>
         </w:rPr>
-        <w:instrText xml:space="preserve"> HYPERLINK \l _Toc18022 </w:instrText>
+        <w:instrText xml:space="preserve"> HYPERLINK \l _Toc5432 </w:instrText>
       </w:r>
       <w:r>
         <w:rPr>
@@ -1526,7 +1526,7 @@
         <w:fldChar w:fldCharType="begin"/>
       </w:r>
       <w:r>
-        <w:instrText xml:space="preserve"> PAGEREF _Toc18022 \h </w:instrText>
+        <w:instrText xml:space="preserve"> PAGEREF _Toc5432 \h </w:instrText>
       </w:r>
       <w:r>
         <w:fldChar w:fldCharType="separate"/>
@@ -1568,7 +1568,7 @@
           <w:lang w:val="en-GB"/>
           <w:oMath/>
         </w:rPr>
-        <w:instrText xml:space="preserve"> HYPERLINK \l _Toc7068 </w:instrText>
+        <w:instrText xml:space="preserve"> HYPERLINK \l _Toc1593 </w:instrText>
       </w:r>
       <w:r>
         <w:rPr>
@@ -1592,7 +1592,7 @@
         <w:fldChar w:fldCharType="begin"/>
       </w:r>
       <w:r>
-        <w:instrText xml:space="preserve"> PAGEREF _Toc7068 \h </w:instrText>
+        <w:instrText xml:space="preserve"> PAGEREF _Toc1593 \h </w:instrText>
       </w:r>
       <w:r>
         <w:fldChar w:fldCharType="separate"/>
@@ -1634,7 +1634,7 @@
           <w:lang w:val="en-GB"/>
           <w:oMath/>
         </w:rPr>
-        <w:instrText xml:space="preserve"> HYPERLINK \l _Toc6825 </w:instrText>
+        <w:instrText xml:space="preserve"> HYPERLINK \l _Toc12953 </w:instrText>
       </w:r>
       <w:r>
         <w:rPr>
@@ -1658,7 +1658,7 @@
         <w:fldChar w:fldCharType="begin"/>
       </w:r>
       <w:r>
-        <w:instrText xml:space="preserve"> PAGEREF _Toc6825 \h </w:instrText>
+        <w:instrText xml:space="preserve"> PAGEREF _Toc12953 \h </w:instrText>
       </w:r>
       <w:r>
         <w:fldChar w:fldCharType="separate"/>
@@ -1700,7 +1700,7 @@
           <w:lang w:val="en-GB"/>
           <w:oMath/>
         </w:rPr>
-        <w:instrText xml:space="preserve"> HYPERLINK \l _Toc8226 </w:instrText>
+        <w:instrText xml:space="preserve"> HYPERLINK \l _Toc14847 </w:instrText>
       </w:r>
       <w:r>
         <w:rPr>
@@ -1724,7 +1724,7 @@
         <w:fldChar w:fldCharType="begin"/>
       </w:r>
       <w:r>
-        <w:instrText xml:space="preserve"> PAGEREF _Toc8226 \h </w:instrText>
+        <w:instrText xml:space="preserve"> PAGEREF _Toc14847 \h </w:instrText>
       </w:r>
       <w:r>
         <w:fldChar w:fldCharType="separate"/>
@@ -1766,7 +1766,7 @@
           <w:lang w:val="en-GB"/>
           <w:oMath/>
         </w:rPr>
-        <w:instrText xml:space="preserve"> HYPERLINK \l _Toc19400 </w:instrText>
+        <w:instrText xml:space="preserve"> HYPERLINK \l _Toc7721 </w:instrText>
       </w:r>
       <w:r>
         <w:rPr>
@@ -1790,7 +1790,7 @@
         <w:fldChar w:fldCharType="begin"/>
       </w:r>
       <w:r>
-        <w:instrText xml:space="preserve"> PAGEREF _Toc19400 \h </w:instrText>
+        <w:instrText xml:space="preserve"> PAGEREF _Toc7721 \h </w:instrText>
       </w:r>
       <w:r>
         <w:fldChar w:fldCharType="separate"/>
@@ -1832,7 +1832,7 @@
           <w:lang w:val="en-GB"/>
           <w:oMath/>
         </w:rPr>
-        <w:instrText xml:space="preserve"> HYPERLINK \l _Toc2263 </w:instrText>
+        <w:instrText xml:space="preserve"> HYPERLINK \l _Toc25291 </w:instrText>
       </w:r>
       <w:r>
         <w:rPr>
@@ -1856,7 +1856,7 @@
         <w:fldChar w:fldCharType="begin"/>
       </w:r>
       <w:r>
-        <w:instrText xml:space="preserve"> PAGEREF _Toc2263 \h </w:instrText>
+        <w:instrText xml:space="preserve"> PAGEREF _Toc25291 \h </w:instrText>
       </w:r>
       <w:r>
         <w:fldChar w:fldCharType="separate"/>
@@ -1898,7 +1898,7 @@
           <w:lang w:val="en-GB"/>
           <w:oMath/>
         </w:rPr>
-        <w:instrText xml:space="preserve"> HYPERLINK \l _Toc29973 </w:instrText>
+        <w:instrText xml:space="preserve"> HYPERLINK \l _Toc24817 </w:instrText>
       </w:r>
       <w:r>
         <w:rPr>
@@ -1922,7 +1922,7 @@
         <w:fldChar w:fldCharType="begin"/>
       </w:r>
       <w:r>
-        <w:instrText xml:space="preserve"> PAGEREF _Toc29973 \h </w:instrText>
+        <w:instrText xml:space="preserve"> PAGEREF _Toc24817 \h </w:instrText>
       </w:r>
       <w:r>
         <w:fldChar w:fldCharType="separate"/>
@@ -1964,7 +1964,7 @@
           <w:lang w:val="en-GB"/>
           <w:oMath/>
         </w:rPr>
-        <w:instrText xml:space="preserve"> HYPERLINK \l _Toc23502 </w:instrText>
+        <w:instrText xml:space="preserve"> HYPERLINK \l _Toc25610 </w:instrText>
       </w:r>
       <w:r>
         <w:rPr>
@@ -1988,7 +1988,7 @@
         <w:fldChar w:fldCharType="begin"/>
       </w:r>
       <w:r>
-        <w:instrText xml:space="preserve"> PAGEREF _Toc23502 \h </w:instrText>
+        <w:instrText xml:space="preserve"> PAGEREF _Toc25610 \h </w:instrText>
       </w:r>
       <w:r>
         <w:fldChar w:fldCharType="separate"/>
@@ -2030,7 +2030,7 @@
           <w:lang w:val="en-GB"/>
           <w:oMath/>
         </w:rPr>
-        <w:instrText xml:space="preserve"> HYPERLINK \l _Toc9273 </w:instrText>
+        <w:instrText xml:space="preserve"> HYPERLINK \l _Toc32016 </w:instrText>
       </w:r>
       <w:r>
         <w:rPr>
@@ -2054,7 +2054,7 @@
         <w:fldChar w:fldCharType="begin"/>
       </w:r>
       <w:r>
-        <w:instrText xml:space="preserve"> PAGEREF _Toc9273 \h </w:instrText>
+        <w:instrText xml:space="preserve"> PAGEREF _Toc32016 \h </w:instrText>
       </w:r>
       <w:r>
         <w:fldChar w:fldCharType="separate"/>
@@ -2096,7 +2096,7 @@
           <w:lang w:val="en-GB"/>
           <w:oMath/>
         </w:rPr>
-        <w:instrText xml:space="preserve"> HYPERLINK \l _Toc6242 </w:instrText>
+        <w:instrText xml:space="preserve"> HYPERLINK \l _Toc14905 </w:instrText>
       </w:r>
       <w:r>
         <w:rPr>
@@ -2120,7 +2120,7 @@
         <w:fldChar w:fldCharType="begin"/>
       </w:r>
       <w:r>
-        <w:instrText xml:space="preserve"> PAGEREF _Toc6242 \h </w:instrText>
+        <w:instrText xml:space="preserve"> PAGEREF _Toc14905 \h </w:instrText>
       </w:r>
       <w:r>
         <w:fldChar w:fldCharType="separate"/>
@@ -2162,7 +2162,7 @@
           <w:lang w:val="en-GB"/>
           <w:oMath/>
         </w:rPr>
-        <w:instrText xml:space="preserve"> HYPERLINK \l _Toc18967 </w:instrText>
+        <w:instrText xml:space="preserve"> HYPERLINK \l _Toc23681 </w:instrText>
       </w:r>
       <w:r>
         <w:rPr>
@@ -2186,7 +2186,7 @@
         <w:fldChar w:fldCharType="begin"/>
       </w:r>
       <w:r>
-        <w:instrText xml:space="preserve"> PAGEREF _Toc18967 \h </w:instrText>
+        <w:instrText xml:space="preserve"> PAGEREF _Toc23681 \h </w:instrText>
       </w:r>
       <w:r>
         <w:fldChar w:fldCharType="separate"/>
@@ -2228,7 +2228,7 @@
           <w:lang w:val="en-GB"/>
           <w:oMath/>
         </w:rPr>
-        <w:instrText xml:space="preserve"> HYPERLINK \l _Toc26395 </w:instrText>
+        <w:instrText xml:space="preserve"> HYPERLINK \l _Toc20754 </w:instrText>
       </w:r>
       <w:r>
         <w:rPr>
@@ -2252,7 +2252,7 @@
         <w:fldChar w:fldCharType="begin"/>
       </w:r>
       <w:r>
-        <w:instrText xml:space="preserve"> PAGEREF _Toc26395 \h </w:instrText>
+        <w:instrText xml:space="preserve"> PAGEREF _Toc20754 \h </w:instrText>
       </w:r>
       <w:r>
         <w:fldChar w:fldCharType="separate"/>
@@ -2294,7 +2294,7 @@
           <w:lang w:val="en-GB"/>
           <w:oMath/>
         </w:rPr>
-        <w:instrText xml:space="preserve"> HYPERLINK \l _Toc9112 </w:instrText>
+        <w:instrText xml:space="preserve"> HYPERLINK \l _Toc26389 </w:instrText>
       </w:r>
       <w:r>
         <w:rPr>
@@ -2318,7 +2318,7 @@
         <w:fldChar w:fldCharType="begin"/>
       </w:r>
       <w:r>
-        <w:instrText xml:space="preserve"> PAGEREF _Toc9112 \h </w:instrText>
+        <w:instrText xml:space="preserve"> PAGEREF _Toc26389 \h </w:instrText>
       </w:r>
       <w:r>
         <w:fldChar w:fldCharType="separate"/>
@@ -2360,7 +2360,7 @@
           <w:lang w:val="en-GB"/>
           <w:oMath/>
         </w:rPr>
-        <w:instrText xml:space="preserve"> HYPERLINK \l _Toc30131 </w:instrText>
+        <w:instrText xml:space="preserve"> HYPERLINK \l _Toc30747 </w:instrText>
       </w:r>
       <w:r>
         <w:rPr>
@@ -2384,7 +2384,7 @@
         <w:fldChar w:fldCharType="begin"/>
       </w:r>
       <w:r>
-        <w:instrText xml:space="preserve"> PAGEREF _Toc30131 \h </w:instrText>
+        <w:instrText xml:space="preserve"> PAGEREF _Toc30747 \h </w:instrText>
       </w:r>
       <w:r>
         <w:fldChar w:fldCharType="separate"/>
@@ -2426,7 +2426,7 @@
           <w:lang w:val="en-GB"/>
           <w:oMath/>
         </w:rPr>
-        <w:instrText xml:space="preserve"> HYPERLINK \l _Toc25122 </w:instrText>
+        <w:instrText xml:space="preserve"> HYPERLINK \l _Toc333 </w:instrText>
       </w:r>
       <w:r>
         <w:rPr>
@@ -2450,7 +2450,7 @@
         <w:fldChar w:fldCharType="begin"/>
       </w:r>
       <w:r>
-        <w:instrText xml:space="preserve"> PAGEREF _Toc25122 \h </w:instrText>
+        <w:instrText xml:space="preserve"> PAGEREF _Toc333 \h </w:instrText>
       </w:r>
       <w:r>
         <w:fldChar w:fldCharType="separate"/>
@@ -2509,7 +2509,7 @@
           <w:lang w:val="en-GB"/>
         </w:rPr>
       </w:pPr>
-      <w:bookmarkStart w:id="2" w:name="_Toc7637"/>
+      <w:bookmarkStart w:id="2" w:name="_Toc27203"/>
       <w:r>
         <w:rPr>
           <w:rFonts w:hint="default" w:ascii="Times New Roman" w:hAnsi="Times New Roman" w:cs="Times New Roman"/>
@@ -2533,7 +2533,7 @@
           <w:lang w:val="en-GB"/>
         </w:rPr>
       </w:pPr>
-      <w:bookmarkStart w:id="3" w:name="_Toc17835"/>
+      <w:bookmarkStart w:id="3" w:name="_Toc31448"/>
       <w:r>
         <w:rPr>
           <w:rFonts w:hint="default" w:ascii="Times New Roman" w:hAnsi="Times New Roman" w:cs="Times New Roman"/>
@@ -2662,7 +2662,7 @@
           <w:lang w:val="en-GB"/>
         </w:rPr>
       </w:pPr>
-      <w:bookmarkStart w:id="4" w:name="_Toc11542"/>
+      <w:bookmarkStart w:id="4" w:name="_Toc26412"/>
       <w:r>
         <w:rPr>
           <w:rFonts w:hint="default" w:ascii="Times New Roman" w:hAnsi="Times New Roman" w:cs="Times New Roman"/>
@@ -2760,7 +2760,7 @@
           <w:sz w:val="22"/>
           <w:lang w:val="en-GB"/>
         </w:rPr>
-        <w:t>RQ1: On the same L40S GPU and under a common BF16 baseline, how do a dense grouped-query-attention Transformer, a pure Mamba-2 state-space model, and a hybrid attention-state-space model differ in prefill latency, decoding latency, throughput, peak memory, GPU energy, and measured arithmetic intensity across feasible context lengths and batch sizes?</w:t>
+        <w:t>RQ1: On the same V100 GPU and under a common FP16 baseline, how do a dense grouped-query-attention Transformer, a pure Mamba-2 state-space model, and a hybrid attention-state-space model differ in prefill latency, decoding latency, throughput, peak memory, GPU energy, and measured arithmetic intensity across feasible context lengths and batch sizes?</w:t>
       </w:r>
     </w:p>
     <w:p>
@@ -2848,7 +2848,7 @@
           <w:lang w:val="en-GB"/>
         </w:rPr>
       </w:pPr>
-      <w:bookmarkStart w:id="5" w:name="_Toc4605"/>
+      <w:bookmarkStart w:id="5" w:name="_Toc23525"/>
       <w:r>
         <w:rPr>
           <w:rFonts w:hint="default" w:ascii="Times New Roman" w:hAnsi="Times New Roman" w:cs="Times New Roman"/>
@@ -3068,7 +3068,7 @@
           <w:lang w:val="en-GB"/>
         </w:rPr>
       </w:pPr>
-      <w:bookmarkStart w:id="6" w:name="_Toc10752"/>
+      <w:bookmarkStart w:id="6" w:name="_Toc21711"/>
       <w:r>
         <w:rPr>
           <w:rFonts w:hint="default" w:ascii="Times New Roman" w:hAnsi="Times New Roman" w:cs="Times New Roman"/>
@@ -3233,7 +3233,7 @@
           <w:lang w:val="en-GB"/>
         </w:rPr>
       </w:pPr>
-      <w:bookmarkStart w:id="7" w:name="_Toc1345"/>
+      <w:bookmarkStart w:id="7" w:name="_Toc6206"/>
       <w:r>
         <w:rPr>
           <w:rFonts w:hint="default" w:ascii="Times New Roman" w:hAnsi="Times New Roman" w:cs="Times New Roman"/>
@@ -3257,7 +3257,7 @@
           <w:lang w:val="en-GB"/>
         </w:rPr>
       </w:pPr>
-      <w:bookmarkStart w:id="8" w:name="_Toc25421"/>
+      <w:bookmarkStart w:id="8" w:name="_Toc26906"/>
       <w:r>
         <w:rPr>
           <w:rFonts w:hint="default" w:ascii="Times New Roman" w:hAnsi="Times New Roman" w:cs="Times New Roman"/>
@@ -3386,7 +3386,7 @@
           <w:lang w:val="en-GB"/>
         </w:rPr>
       </w:pPr>
-      <w:bookmarkStart w:id="9" w:name="_Toc11434"/>
+      <w:bookmarkStart w:id="9" w:name="_Toc29696"/>
       <w:r>
         <w:rPr>
           <w:rFonts w:hint="default" w:ascii="Times New Roman" w:hAnsi="Times New Roman" w:cs="Times New Roman"/>
@@ -3494,7 +3494,7 @@
           <w:lang w:val="en-GB"/>
         </w:rPr>
       </w:pPr>
-      <w:bookmarkStart w:id="10" w:name="_Toc19781"/>
+      <w:bookmarkStart w:id="10" w:name="_Toc11788"/>
       <w:r>
         <w:rPr>
           <w:rFonts w:hint="default" w:ascii="Times New Roman" w:hAnsi="Times New Roman" w:cs="Times New Roman"/>
@@ -3706,7 +3706,7 @@
           <w:lang w:val="en-GB"/>
         </w:rPr>
       </w:pPr>
-      <w:bookmarkStart w:id="11" w:name="_Toc16340"/>
+      <w:bookmarkStart w:id="11" w:name="_Toc13853"/>
       <w:r>
         <w:rPr>
           <w:rFonts w:hint="default" w:ascii="Times New Roman" w:hAnsi="Times New Roman" w:cs="Times New Roman"/>
@@ -3730,7 +3730,7 @@
           <w:lang w:val="en-GB"/>
         </w:rPr>
       </w:pPr>
-      <w:bookmarkStart w:id="12" w:name="_Toc19380"/>
+      <w:bookmarkStart w:id="12" w:name="_Toc26622"/>
       <w:r>
         <w:rPr>
           <w:rFonts w:hint="default" w:ascii="Times New Roman" w:hAnsi="Times New Roman" w:cs="Times New Roman"/>
@@ -4786,7 +4786,7 @@
           <w:lang w:val="en-GB"/>
         </w:rPr>
       </w:pPr>
-      <w:bookmarkStart w:id="13" w:name="_Toc7001"/>
+      <w:bookmarkStart w:id="13" w:name="_Toc28171"/>
       <w:r>
         <w:rPr>
           <w:rFonts w:hint="default" w:ascii="Times New Roman" w:hAnsi="Times New Roman" w:cs="Times New Roman"/>
@@ -4839,1027 +4839,6 @@
           <w:lang w:val="en-GB"/>
         </w:rPr>
         <w:t>Table 2  Primary model-system candidates and selection rationale</w:t>
-      </w:r>
-    </w:p>
-    <w:tbl>
-      <w:tblPr>
-        <w:tblStyle w:val="16"/>
-        <w:tblW w:w="5000" w:type="pct"/>
-        <w:tblInd w:w="0" w:type="dxa"/>
-        <w:tblBorders>
-          <w:top w:val="single" w:color="auto" w:sz="4" w:space="0"/>
-          <w:left w:val="single" w:color="auto" w:sz="4" w:space="0"/>
-          <w:bottom w:val="single" w:color="auto" w:sz="4" w:space="0"/>
-          <w:right w:val="single" w:color="auto" w:sz="4" w:space="0"/>
-          <w:insideH w:val="single" w:color="auto" w:sz="4" w:space="0"/>
-          <w:insideV w:val="single" w:color="auto" w:sz="4" w:space="0"/>
-        </w:tblBorders>
-        <w:tblLayout w:type="autofit"/>
-        <w:tblCellMar>
-          <w:left w:w="108" w:type="dxa"/>
-          <w:right w:w="108" w:type="dxa"/>
-        </w:tblCellMar>
-      </w:tblPr>
-      <w:tblGrid>
-        <w:gridCol w:w="2943"/>
-        <w:gridCol w:w="2944"/>
-        <w:gridCol w:w="2946"/>
-      </w:tblGrid>
-      <w:tr>
-        <w:tblPrEx>
-          <w:tblBorders>
-            <w:top w:val="single" w:color="auto" w:sz="4" w:space="0"/>
-            <w:left w:val="single" w:color="auto" w:sz="4" w:space="0"/>
-            <w:bottom w:val="single" w:color="auto" w:sz="4" w:space="0"/>
-            <w:right w:val="single" w:color="auto" w:sz="4" w:space="0"/>
-            <w:insideH w:val="single" w:color="auto" w:sz="4" w:space="0"/>
-            <w:insideV w:val="single" w:color="auto" w:sz="4" w:space="0"/>
-          </w:tblBorders>
-        </w:tblPrEx>
-        <w:trPr>
-          <w:cantSplit/>
-          <w:tblHeader/>
-        </w:trPr>
-        <w:tc>
-          <w:tcPr>
-            <w:tcW w:w="1666" w:type="pct"/>
-          </w:tcPr>
-          <w:p>
-            <w:pPr>
-              <w:pStyle w:val="15"/>
-              <w:adjustRightInd w:val="0"/>
-              <w:snapToGrid w:val="0"/>
-              <w:spacing w:line="240" w:lineRule="auto"/>
-              <w:rPr>
-                <w:rFonts w:hint="default" w:ascii="Times New Roman" w:hAnsi="Times New Roman" w:cs="Times New Roman"/>
-                <w:b/>
-                <w:color w:val="auto"/>
-                <w:sz w:val="18"/>
-                <w:szCs w:val="24"/>
-                <w:vertAlign w:val="baseline"/>
-                <w:lang w:val="en-GB"/>
-              </w:rPr>
-            </w:pPr>
-            <w:r>
-              <w:rPr>
-                <w:rFonts w:hint="default" w:ascii="Times New Roman" w:hAnsi="Times New Roman" w:cs="Times New Roman"/>
-                <w:b/>
-                <w:color w:val="auto"/>
-                <w:sz w:val="18"/>
-                <w:szCs w:val="24"/>
-                <w:vertAlign w:val="baseline"/>
-                <w:lang w:val="en-GB"/>
-              </w:rPr>
-              <w:t>Class</w:t>
-            </w:r>
-          </w:p>
-        </w:tc>
-        <w:tc>
-          <w:tcPr>
-            <w:tcW w:w="1666" w:type="pct"/>
-          </w:tcPr>
-          <w:p>
-            <w:pPr>
-              <w:pStyle w:val="15"/>
-              <w:adjustRightInd w:val="0"/>
-              <w:snapToGrid w:val="0"/>
-              <w:spacing w:line="240" w:lineRule="auto"/>
-              <w:rPr>
-                <w:rFonts w:hint="default" w:ascii="Times New Roman" w:hAnsi="Times New Roman" w:cs="Times New Roman"/>
-                <w:b/>
-                <w:color w:val="auto"/>
-                <w:sz w:val="18"/>
-                <w:szCs w:val="24"/>
-                <w:vertAlign w:val="baseline"/>
-                <w:lang w:val="en-GB"/>
-              </w:rPr>
-            </w:pPr>
-            <w:r>
-              <w:rPr>
-                <w:rFonts w:hint="default" w:ascii="Times New Roman" w:hAnsi="Times New Roman" w:cs="Times New Roman"/>
-                <w:b/>
-                <w:color w:val="auto"/>
-                <w:sz w:val="18"/>
-                <w:szCs w:val="24"/>
-                <w:vertAlign w:val="baseline"/>
-                <w:lang w:val="en-GB"/>
-              </w:rPr>
-              <w:t>Initial checkpoint</w:t>
-            </w:r>
-          </w:p>
-        </w:tc>
-        <w:tc>
-          <w:tcPr>
-            <w:tcW w:w="1667" w:type="pct"/>
-          </w:tcPr>
-          <w:p>
-            <w:pPr>
-              <w:pStyle w:val="15"/>
-              <w:adjustRightInd w:val="0"/>
-              <w:snapToGrid w:val="0"/>
-              <w:spacing w:line="240" w:lineRule="auto"/>
-              <w:rPr>
-                <w:rFonts w:hint="default" w:ascii="Times New Roman" w:hAnsi="Times New Roman" w:cs="Times New Roman"/>
-                <w:b/>
-                <w:color w:val="auto"/>
-                <w:sz w:val="18"/>
-                <w:szCs w:val="24"/>
-                <w:vertAlign w:val="baseline"/>
-                <w:lang w:val="en-GB"/>
-              </w:rPr>
-            </w:pPr>
-            <w:r>
-              <w:rPr>
-                <w:rFonts w:hint="default" w:ascii="Times New Roman" w:hAnsi="Times New Roman" w:cs="Times New Roman"/>
-                <w:b/>
-                <w:color w:val="auto"/>
-                <w:sz w:val="18"/>
-                <w:szCs w:val="24"/>
-                <w:vertAlign w:val="baseline"/>
-                <w:lang w:val="en-GB"/>
-              </w:rPr>
-              <w:t>Rationale and limitation</w:t>
-            </w:r>
-          </w:p>
-        </w:tc>
-      </w:tr>
-      <w:tr>
-        <w:tblPrEx>
-          <w:tblBorders>
-            <w:top w:val="single" w:color="auto" w:sz="4" w:space="0"/>
-            <w:left w:val="single" w:color="auto" w:sz="4" w:space="0"/>
-            <w:bottom w:val="single" w:color="auto" w:sz="4" w:space="0"/>
-            <w:right w:val="single" w:color="auto" w:sz="4" w:space="0"/>
-            <w:insideH w:val="single" w:color="auto" w:sz="4" w:space="0"/>
-            <w:insideV w:val="single" w:color="auto" w:sz="4" w:space="0"/>
-          </w:tblBorders>
-          <w:tblCellMar>
-            <w:left w:w="108" w:type="dxa"/>
-            <w:right w:w="108" w:type="dxa"/>
-          </w:tblCellMar>
-        </w:tblPrEx>
-        <w:trPr>
-          <w:cantSplit/>
-        </w:trPr>
-        <w:tc>
-          <w:tcPr>
-            <w:tcW w:w="1666" w:type="pct"/>
-          </w:tcPr>
-          <w:p>
-            <w:pPr>
-              <w:pStyle w:val="15"/>
-              <w:adjustRightInd w:val="0"/>
-              <w:snapToGrid w:val="0"/>
-              <w:spacing w:line="240" w:lineRule="auto"/>
-              <w:rPr>
-                <w:rFonts w:hint="default" w:ascii="Times New Roman" w:hAnsi="Times New Roman" w:cs="Times New Roman"/>
-                <w:color w:val="auto"/>
-                <w:sz w:val="18"/>
-                <w:szCs w:val="24"/>
-                <w:vertAlign w:val="baseline"/>
-                <w:lang w:val="en-GB"/>
-              </w:rPr>
-            </w:pPr>
-            <w:r>
-              <w:rPr>
-                <w:rFonts w:hint="default" w:ascii="Times New Roman" w:hAnsi="Times New Roman" w:cs="Times New Roman"/>
-                <w:color w:val="auto"/>
-                <w:sz w:val="18"/>
-                <w:szCs w:val="24"/>
-                <w:vertAlign w:val="baseline"/>
-                <w:lang w:val="en-GB"/>
-              </w:rPr>
-              <w:t>Dense GQA Transformer</w:t>
-            </w:r>
-          </w:p>
-        </w:tc>
-        <w:tc>
-          <w:tcPr>
-            <w:tcW w:w="1666" w:type="pct"/>
-          </w:tcPr>
-          <w:p>
-            <w:pPr>
-              <w:pStyle w:val="15"/>
-              <w:adjustRightInd w:val="0"/>
-              <w:snapToGrid w:val="0"/>
-              <w:spacing w:line="240" w:lineRule="auto"/>
-              <w:rPr>
-                <w:rFonts w:hint="default" w:ascii="Times New Roman" w:hAnsi="Times New Roman" w:cs="Times New Roman"/>
-                <w:color w:val="auto"/>
-                <w:sz w:val="18"/>
-                <w:szCs w:val="24"/>
-                <w:vertAlign w:val="baseline"/>
-                <w:lang w:val="en-GB"/>
-              </w:rPr>
-            </w:pPr>
-            <w:r>
-              <w:rPr>
-                <w:rFonts w:hint="default" w:ascii="Times New Roman" w:hAnsi="Times New Roman" w:cs="Times New Roman"/>
-                <w:color w:val="auto"/>
-                <w:sz w:val="18"/>
-                <w:szCs w:val="24"/>
-                <w:vertAlign w:val="baseline"/>
-                <w:lang w:val="en-GB"/>
-              </w:rPr>
-              <w:t>Qwen2.5-Coder-7B base</w:t>
-            </w:r>
-          </w:p>
-        </w:tc>
-        <w:tc>
-          <w:tcPr>
-            <w:tcW w:w="1667" w:type="pct"/>
-          </w:tcPr>
-          <w:p>
-            <w:pPr>
-              <w:pStyle w:val="15"/>
-              <w:adjustRightInd w:val="0"/>
-              <w:snapToGrid w:val="0"/>
-              <w:spacing w:line="240" w:lineRule="auto"/>
-              <w:rPr>
-                <w:rFonts w:hint="default" w:ascii="Times New Roman" w:hAnsi="Times New Roman" w:cs="Times New Roman"/>
-                <w:color w:val="auto"/>
-                <w:sz w:val="18"/>
-                <w:szCs w:val="24"/>
-                <w:vertAlign w:val="baseline"/>
-                <w:lang w:val="en-GB"/>
-              </w:rPr>
-            </w:pPr>
-            <w:r>
-              <w:rPr>
-                <w:rFonts w:hint="default" w:ascii="Times New Roman" w:hAnsi="Times New Roman" w:cs="Times New Roman"/>
-                <w:color w:val="auto"/>
-                <w:sz w:val="18"/>
-                <w:szCs w:val="24"/>
-                <w:vertAlign w:val="baseline"/>
-                <w:lang w:val="en-GB"/>
-              </w:rPr>
-              <w:t>Open code-specialized reference, mature Transformer kernels, approximately 7B parameters [15]</w:t>
-            </w:r>
-          </w:p>
-        </w:tc>
-      </w:tr>
-      <w:tr>
-        <w:tblPrEx>
-          <w:tblBorders>
-            <w:top w:val="single" w:color="auto" w:sz="4" w:space="0"/>
-            <w:left w:val="single" w:color="auto" w:sz="4" w:space="0"/>
-            <w:bottom w:val="single" w:color="auto" w:sz="4" w:space="0"/>
-            <w:right w:val="single" w:color="auto" w:sz="4" w:space="0"/>
-            <w:insideH w:val="single" w:color="auto" w:sz="4" w:space="0"/>
-            <w:insideV w:val="single" w:color="auto" w:sz="4" w:space="0"/>
-          </w:tblBorders>
-          <w:tblCellMar>
-            <w:left w:w="108" w:type="dxa"/>
-            <w:right w:w="108" w:type="dxa"/>
-          </w:tblCellMar>
-        </w:tblPrEx>
-        <w:trPr>
-          <w:cantSplit/>
-        </w:trPr>
-        <w:tc>
-          <w:tcPr>
-            <w:tcW w:w="1666" w:type="pct"/>
-          </w:tcPr>
-          <w:p>
-            <w:pPr>
-              <w:pStyle w:val="15"/>
-              <w:adjustRightInd w:val="0"/>
-              <w:snapToGrid w:val="0"/>
-              <w:spacing w:line="240" w:lineRule="auto"/>
-              <w:rPr>
-                <w:rFonts w:hint="default" w:ascii="Times New Roman" w:hAnsi="Times New Roman" w:cs="Times New Roman"/>
-                <w:color w:val="auto"/>
-                <w:sz w:val="18"/>
-                <w:szCs w:val="24"/>
-                <w:vertAlign w:val="baseline"/>
-                <w:lang w:val="en-GB"/>
-              </w:rPr>
-            </w:pPr>
-            <w:r>
-              <w:rPr>
-                <w:rFonts w:hint="default" w:ascii="Times New Roman" w:hAnsi="Times New Roman" w:cs="Times New Roman"/>
-                <w:color w:val="auto"/>
-                <w:sz w:val="18"/>
-                <w:szCs w:val="24"/>
-                <w:vertAlign w:val="baseline"/>
-                <w:lang w:val="en-GB"/>
-              </w:rPr>
-              <w:t>Pure state-space</w:t>
-            </w:r>
-          </w:p>
-        </w:tc>
-        <w:tc>
-          <w:tcPr>
-            <w:tcW w:w="1666" w:type="pct"/>
-          </w:tcPr>
-          <w:p>
-            <w:pPr>
-              <w:pStyle w:val="15"/>
-              <w:adjustRightInd w:val="0"/>
-              <w:snapToGrid w:val="0"/>
-              <w:spacing w:line="240" w:lineRule="auto"/>
-              <w:rPr>
-                <w:rFonts w:hint="default" w:ascii="Times New Roman" w:hAnsi="Times New Roman" w:cs="Times New Roman"/>
-                <w:color w:val="auto"/>
-                <w:sz w:val="18"/>
-                <w:szCs w:val="24"/>
-                <w:vertAlign w:val="baseline"/>
-                <w:lang w:val="en-GB"/>
-              </w:rPr>
-            </w:pPr>
-            <w:r>
-              <w:rPr>
-                <w:rFonts w:hint="default" w:ascii="Times New Roman" w:hAnsi="Times New Roman" w:cs="Times New Roman"/>
-                <w:color w:val="auto"/>
-                <w:sz w:val="18"/>
-                <w:szCs w:val="24"/>
-                <w:vertAlign w:val="baseline"/>
-                <w:lang w:val="en-GB"/>
-              </w:rPr>
-              <w:t>Mamba-Codestral-7B-v0.1</w:t>
-            </w:r>
-          </w:p>
-        </w:tc>
-        <w:tc>
-          <w:tcPr>
-            <w:tcW w:w="1667" w:type="pct"/>
-          </w:tcPr>
-          <w:p>
-            <w:pPr>
-              <w:pStyle w:val="15"/>
-              <w:adjustRightInd w:val="0"/>
-              <w:snapToGrid w:val="0"/>
-              <w:spacing w:line="240" w:lineRule="auto"/>
-              <w:rPr>
-                <w:rFonts w:hint="default" w:ascii="Times New Roman" w:hAnsi="Times New Roman" w:cs="Times New Roman"/>
-                <w:color w:val="auto"/>
-                <w:sz w:val="18"/>
-                <w:szCs w:val="24"/>
-                <w:vertAlign w:val="baseline"/>
-                <w:lang w:val="en-GB"/>
-              </w:rPr>
-            </w:pPr>
-            <w:r>
-              <w:rPr>
-                <w:rFonts w:hint="default" w:ascii="Times New Roman" w:hAnsi="Times New Roman" w:cs="Times New Roman"/>
-                <w:color w:val="auto"/>
-                <w:sz w:val="18"/>
-                <w:szCs w:val="24"/>
-                <w:vertAlign w:val="baseline"/>
-                <w:lang w:val="en-GB"/>
-              </w:rPr>
-              <w:t>Open code model based on Mamba-2, approximately 7B parameters, no attention KV cache [11]</w:t>
-            </w:r>
-          </w:p>
-        </w:tc>
-      </w:tr>
-      <w:tr>
-        <w:tblPrEx>
-          <w:tblBorders>
-            <w:top w:val="single" w:color="auto" w:sz="4" w:space="0"/>
-            <w:left w:val="single" w:color="auto" w:sz="4" w:space="0"/>
-            <w:bottom w:val="single" w:color="auto" w:sz="4" w:space="0"/>
-            <w:right w:val="single" w:color="auto" w:sz="4" w:space="0"/>
-            <w:insideH w:val="single" w:color="auto" w:sz="4" w:space="0"/>
-            <w:insideV w:val="single" w:color="auto" w:sz="4" w:space="0"/>
-          </w:tblBorders>
-          <w:tblCellMar>
-            <w:left w:w="108" w:type="dxa"/>
-            <w:right w:w="108" w:type="dxa"/>
-          </w:tblCellMar>
-        </w:tblPrEx>
-        <w:trPr>
-          <w:cantSplit/>
-        </w:trPr>
-        <w:tc>
-          <w:tcPr>
-            <w:tcW w:w="1666" w:type="pct"/>
-          </w:tcPr>
-          <w:p>
-            <w:pPr>
-              <w:pStyle w:val="15"/>
-              <w:adjustRightInd w:val="0"/>
-              <w:snapToGrid w:val="0"/>
-              <w:spacing w:line="240" w:lineRule="auto"/>
-              <w:rPr>
-                <w:rFonts w:hint="default" w:ascii="Times New Roman" w:hAnsi="Times New Roman" w:cs="Times New Roman"/>
-                <w:color w:val="auto"/>
-                <w:sz w:val="18"/>
-                <w:szCs w:val="24"/>
-                <w:vertAlign w:val="baseline"/>
-                <w:lang w:val="en-GB"/>
-              </w:rPr>
-            </w:pPr>
-            <w:r>
-              <w:rPr>
-                <w:rFonts w:hint="default" w:ascii="Times New Roman" w:hAnsi="Times New Roman" w:cs="Times New Roman"/>
-                <w:color w:val="auto"/>
-                <w:sz w:val="18"/>
-                <w:szCs w:val="24"/>
-                <w:vertAlign w:val="baseline"/>
-                <w:lang w:val="en-GB"/>
-              </w:rPr>
-              <w:t>Hybrid attention-SSM</w:t>
-            </w:r>
-          </w:p>
-        </w:tc>
-        <w:tc>
-          <w:tcPr>
-            <w:tcW w:w="1666" w:type="pct"/>
-          </w:tcPr>
-          <w:p>
-            <w:pPr>
-              <w:pStyle w:val="15"/>
-              <w:adjustRightInd w:val="0"/>
-              <w:snapToGrid w:val="0"/>
-              <w:spacing w:line="240" w:lineRule="auto"/>
-              <w:rPr>
-                <w:rFonts w:hint="default" w:ascii="Times New Roman" w:hAnsi="Times New Roman" w:cs="Times New Roman"/>
-                <w:color w:val="auto"/>
-                <w:sz w:val="18"/>
-                <w:szCs w:val="24"/>
-                <w:vertAlign w:val="baseline"/>
-                <w:lang w:val="en-GB"/>
-              </w:rPr>
-            </w:pPr>
-            <w:r>
-              <w:rPr>
-                <w:rFonts w:hint="default" w:ascii="Times New Roman" w:hAnsi="Times New Roman" w:cs="Times New Roman"/>
-                <w:color w:val="auto"/>
-                <w:sz w:val="18"/>
-                <w:szCs w:val="24"/>
-                <w:vertAlign w:val="baseline"/>
-                <w:lang w:val="en-GB"/>
-              </w:rPr>
-              <w:t>Falcon-H1-7B-Base</w:t>
-            </w:r>
-          </w:p>
-        </w:tc>
-        <w:tc>
-          <w:tcPr>
-            <w:tcW w:w="1667" w:type="pct"/>
-          </w:tcPr>
-          <w:p>
-            <w:pPr>
-              <w:pStyle w:val="15"/>
-              <w:adjustRightInd w:val="0"/>
-              <w:snapToGrid w:val="0"/>
-              <w:spacing w:line="240" w:lineRule="auto"/>
-              <w:rPr>
-                <w:rFonts w:hint="default" w:ascii="Times New Roman" w:hAnsi="Times New Roman" w:cs="Times New Roman"/>
-                <w:color w:val="auto"/>
-                <w:sz w:val="18"/>
-                <w:szCs w:val="24"/>
-                <w:vertAlign w:val="baseline"/>
-                <w:lang w:val="en-GB"/>
-              </w:rPr>
-            </w:pPr>
-            <w:r>
-              <w:rPr>
-                <w:rFonts w:hint="default" w:ascii="Times New Roman" w:hAnsi="Times New Roman" w:cs="Times New Roman"/>
-                <w:color w:val="auto"/>
-                <w:sz w:val="18"/>
-                <w:szCs w:val="24"/>
-                <w:vertAlign w:val="baseline"/>
-                <w:lang w:val="en-GB"/>
-              </w:rPr>
-              <w:t>Public hybrid checkpoint supported by current frameworks; the host reports approximately 8B parameters despite the 7B family name [12]</w:t>
-            </w:r>
-          </w:p>
-        </w:tc>
-      </w:tr>
-    </w:tbl>
-    <w:p>
-      <w:pPr>
-        <w:pStyle w:val="15"/>
-        <w:adjustRightInd w:val="0"/>
-        <w:snapToGrid w:val="0"/>
-        <w:spacing w:line="300" w:lineRule="auto"/>
-        <w:ind w:firstLine="378" w:firstLineChars="150"/>
-        <w:rPr>
-          <w:rFonts w:hint="default" w:ascii="Times New Roman" w:hAnsi="Times New Roman"/>
-          <w:color w:val="FF0000"/>
-          <w:sz w:val="24"/>
-          <w:szCs w:val="24"/>
-          <w:lang w:val="en-GB"/>
-        </w:rPr>
-      </w:pPr>
-    </w:p>
-    <w:p>
-      <w:pPr>
-        <w:pStyle w:val="9"/>
-        <w:bidi w:val="0"/>
-        <w:spacing w:after="120" w:line="360" w:lineRule="auto"/>
-        <w:jc w:val="both"/>
-        <w:rPr>
-          <w:rFonts w:hint="default" w:ascii="Times New Roman" w:hAnsi="Times New Roman" w:cs="Times New Roman"/>
-          <w:sz w:val="22"/>
-          <w:lang w:val="en-GB"/>
-        </w:rPr>
-      </w:pPr>
-      <w:r>
-        <w:rPr>
-          <w:rFonts w:hint="default" w:ascii="Times New Roman" w:hAnsi="Times New Roman" w:cs="Times New Roman"/>
-          <w:sz w:val="22"/>
-          <w:lang w:val="en-GB"/>
-        </w:rPr>
-        <w:t>The full-size comparison is an end-to-end system comparison. Different pretraining corpora and tokenizers will be treated as properties of the deployable systems, not controlled variables. Model identities, licenses, parameter counts, tokenizer revisions, training provenance stated by the provider, and inference-engine versions will be recorded.</w:t>
-      </w:r>
-    </w:p>
-    <w:p>
-      <w:pPr>
-        <w:pStyle w:val="9"/>
-        <w:bidi w:val="0"/>
-        <w:spacing w:after="120" w:line="360" w:lineRule="auto"/>
-        <w:jc w:val="both"/>
-        <w:rPr>
-          <w:rFonts w:hint="default" w:ascii="Times New Roman" w:hAnsi="Times New Roman" w:cs="Times New Roman"/>
-          <w:sz w:val="22"/>
-          <w:lang w:val="en-GB"/>
-        </w:rPr>
-      </w:pPr>
-      <w:r>
-        <w:rPr>
-          <w:rFonts w:hint="default" w:ascii="Times New Roman" w:hAnsi="Times New Roman" w:cs="Times New Roman"/>
-          <w:sz w:val="22"/>
-          <w:lang w:val="en-GB"/>
-        </w:rPr>
-        <w:t>The common inference condition will use one NVIDIA L40S GPU, BF16 weights and activations, batch sizes 1 and 4, identical semantic prompts, identical stopping rules, and the same sampling parameters. A common PyTorch/Transformers execution path will be used only if all three models pass output-correctness and performance sanity checks. If one model requires its native engine, the native-engine result will be labelled as a system result and will not be used to claim a pure architectural effect.</w:t>
-      </w:r>
-    </w:p>
-    <w:p>
-      <w:pPr>
-        <w:pStyle w:val="9"/>
-        <w:bidi w:val="0"/>
-        <w:spacing w:after="120" w:line="360" w:lineRule="auto"/>
-        <w:jc w:val="both"/>
-        <w:rPr>
-          <w:rFonts w:hint="default" w:ascii="Times New Roman" w:hAnsi="Times New Roman" w:cs="Times New Roman"/>
-          <w:sz w:val="22"/>
-          <w:lang w:val="en-GB"/>
-        </w:rPr>
-      </w:pPr>
-      <w:r>
-        <w:rPr>
-          <w:rFonts w:hint="default" w:ascii="Times New Roman" w:hAnsi="Times New Roman" w:cs="Times New Roman"/>
-          <w:sz w:val="22"/>
-          <w:lang w:val="en-GB"/>
-        </w:rPr>
-        <w:t>Tokenizers make raw tokens per second non-equivalent across models. The thesis will therefore report native token throughput together with wall-clock time per prompt, input and output UTF-8 bytes, characters per second, generated RTL length, and time/energy per verified result. No model will receive repeated filler text merely to reach a context target.</w:t>
-      </w:r>
-    </w:p>
-    <w:p>
-      <w:pPr>
-        <w:pStyle w:val="9"/>
-        <w:bidi w:val="0"/>
-        <w:spacing w:after="120" w:line="360" w:lineRule="auto"/>
-        <w:jc w:val="both"/>
-        <w:rPr>
-          <w:rFonts w:hint="default" w:ascii="Times New Roman" w:hAnsi="Times New Roman" w:cs="Times New Roman"/>
-          <w:sz w:val="22"/>
-          <w:lang w:val="en-GB"/>
-        </w:rPr>
-      </w:pPr>
-      <w:r>
-        <w:rPr>
-          <w:rFonts w:hint="default" w:ascii="Times New Roman" w:hAnsi="Times New Roman" w:cs="Times New Roman"/>
-          <w:sz w:val="22"/>
-          <w:lang w:val="en-GB"/>
-        </w:rPr>
-        <w:t>Comparable adaptation will use the same oracle-verified corpus, data split, examples, token-update budget, maximum sequence length, and two random seeds per architecture. LoRA target modules may differ because the layer structures differ; the exact modules and trainable-parameter fraction will be reported and kept as close as technically possible. Hyperparameter selection is restricted to a small development split and will be frozen before final evaluation.</w:t>
-      </w:r>
-    </w:p>
-    <w:p>
-      <w:pPr>
-        <w:pStyle w:val="9"/>
-        <w:bidi w:val="0"/>
-        <w:spacing w:after="120" w:line="360" w:lineRule="auto"/>
-        <w:jc w:val="both"/>
-        <w:rPr>
-          <w:rFonts w:hint="default" w:ascii="Times New Roman" w:hAnsi="Times New Roman" w:cs="Times New Roman"/>
-          <w:sz w:val="22"/>
-          <w:lang w:val="en-GB"/>
-        </w:rPr>
-      </w:pPr>
-      <w:r>
-        <w:rPr>
-          <w:rFonts w:hint="default" w:ascii="Times New Roman" w:hAnsi="Times New Roman" w:cs="Times New Roman"/>
-          <w:sz w:val="22"/>
-          <w:lang w:val="en-GB"/>
-        </w:rPr>
-        <w:t>A model passes the competence gate if, on five development tasks excluded from the final split, it achieves at least 80% extraction-plus-compilation, at least 30% functional pass@1, and at least one correct sample on four of five tasks using twenty samples. One predeclared adaptation retry is permitted. A model that still fails remains in RQ1 and the functional failure report but does not consume the physical-evaluation budget. It will not be silently replaced after final outcomes are seen.</w:t>
-      </w:r>
-    </w:p>
-    <w:p>
-      <w:pPr>
-        <w:pStyle w:val="3"/>
-        <w:bidi w:val="0"/>
-        <w:spacing w:after="120"/>
-        <w:rPr>
-          <w:rFonts w:hint="default" w:ascii="Times New Roman" w:hAnsi="Times New Roman" w:cs="Times New Roman"/>
-          <w:b/>
-          <w:sz w:val="24"/>
-          <w:lang w:val="en-GB"/>
-        </w:rPr>
-      </w:pPr>
-      <w:bookmarkStart w:id="14" w:name="_Toc14542"/>
-      <w:r>
-        <w:rPr>
-          <w:rFonts w:hint="default" w:ascii="Times New Roman" w:hAnsi="Times New Roman" w:cs="Times New Roman"/>
-          <w:b/>
-          <w:sz w:val="24"/>
-          <w:lang w:val="en-GB"/>
-        </w:rPr>
-        <w:t>3.3 Inference and Roofline Measurement</w:t>
-      </w:r>
-      <w:bookmarkEnd w:id="14"/>
-    </w:p>
-    <w:p>
-      <w:pPr>
-        <w:pStyle w:val="9"/>
-        <w:bidi w:val="0"/>
-        <w:spacing w:after="120" w:line="360" w:lineRule="auto"/>
-        <w:jc w:val="both"/>
-        <w:rPr>
-          <w:rFonts w:hint="default" w:ascii="Times New Roman" w:hAnsi="Times New Roman" w:cs="Times New Roman"/>
-          <w:sz w:val="22"/>
-          <w:lang w:val="en-GB"/>
-        </w:rPr>
-      </w:pPr>
-      <w:r>
-        <w:rPr>
-          <w:rFonts w:hint="default" w:ascii="Times New Roman" w:hAnsi="Times New Roman" w:cs="Times New Roman"/>
-          <w:sz w:val="22"/>
-          <w:lang w:val="en-GB"/>
-        </w:rPr>
-        <w:t>The core context bands are approximately 512, 2,048, and 8,192 native tokens, constructed from meaningful hardware-project material: specifications, interface definitions, verification requirements, and related modules. Exact native-token and byte counts will be reported for every model. A 32,768-token condition is an extension and proceeds only if all eligible models fit memory and finish the repeatability pilot.</w:t>
-      </w:r>
-    </w:p>
-    <w:p>
-      <w:pPr>
-        <w:pStyle w:val="9"/>
-        <w:bidi w:val="0"/>
-        <w:spacing w:after="120" w:line="360" w:lineRule="auto"/>
-        <w:jc w:val="both"/>
-        <w:rPr>
-          <w:rFonts w:hint="default" w:ascii="Times New Roman" w:hAnsi="Times New Roman" w:cs="Times New Roman"/>
-          <w:sz w:val="22"/>
-          <w:lang w:val="en-GB"/>
-        </w:rPr>
-      </w:pPr>
-      <w:r>
-        <w:rPr>
-          <w:rFonts w:hint="default" w:ascii="Times New Roman" w:hAnsi="Times New Roman" w:cs="Times New Roman"/>
-          <w:sz w:val="22"/>
-          <w:lang w:val="en-GB"/>
-        </w:rPr>
-        <w:t>Prefill and decoding will be measured separately. Each condition will use at least five warm-up iterations and twenty timed repetitions with explicit GPU synchronization. If the coefficient of variation of wall-clock latency exceeds 5%, measurement will extend to fifty repetitions and the instability will be reported. GPU clocks, temperature, driver, CUDA, framework, kernel, and engine versions will be recorded.</w:t>
-      </w:r>
-    </w:p>
-    <w:p>
-      <w:pPr>
-        <w:pStyle w:val="9"/>
-        <w:bidi w:val="0"/>
-        <w:spacing w:after="120" w:line="360" w:lineRule="auto"/>
-        <w:jc w:val="both"/>
-        <w:rPr>
-          <w:rFonts w:hint="default" w:ascii="Times New Roman" w:hAnsi="Times New Roman" w:cs="Times New Roman"/>
-          <w:sz w:val="22"/>
-          <w:lang w:val="en-GB"/>
-        </w:rPr>
-      </w:pPr>
-      <w:r>
-        <w:rPr>
-          <w:rFonts w:hint="default" w:ascii="Times New Roman" w:hAnsi="Times New Roman" w:cs="Times New Roman"/>
-          <w:sz w:val="22"/>
-          <w:lang w:val="en-GB"/>
-        </w:rPr>
-        <w:t>Primary model-side metrics are time to first token, prefill latency, inter-token latency, end-to-end completion latency, native tokens per second, bytes per second, peak allocated and reserved memory, cache or recurrent-state bytes, and maximum feasible batch size. NVML will collect GPU power and total-energy counters where supported [33]. Energy runs will last at least sixty seconds after warm-up to reduce telemetry quantization and averaging error. Gross GPU energy and idle-adjusted dynamic energy will be reported separately; neither is system-wall energy.</w:t>
-      </w:r>
-    </w:p>
-    <w:p>
-      <w:pPr>
-        <w:pStyle w:val="9"/>
-        <w:bidi w:val="0"/>
-        <w:spacing w:after="120" w:line="360" w:lineRule="auto"/>
-        <w:jc w:val="both"/>
-        <w:rPr>
-          <w:rFonts w:hint="default" w:ascii="Times New Roman" w:hAnsi="Times New Roman" w:cs="Times New Roman"/>
-          <w:sz w:val="22"/>
-          <w:lang w:val="en-GB"/>
-        </w:rPr>
-      </w:pPr>
-      <w:r>
-        <w:rPr>
-          <w:rFonts w:hint="default" w:ascii="Times New Roman" w:hAnsi="Times New Roman" w:cs="Times New Roman"/>
-          <w:sz w:val="22"/>
-          <w:lang w:val="en-GB"/>
-        </w:rPr>
-        <w:t>Energy becomes a fixed-budget result only if five repeated measurements have a coefficient of variation no greater than 5% and the device reports a supported counter. Otherwise it is a descriptive secondary metric. Board energy is outside the core scope.</w:t>
-      </w:r>
-    </w:p>
-    <w:p>
-      <w:pPr>
-        <w:pStyle w:val="9"/>
-        <w:bidi w:val="0"/>
-        <w:spacing w:after="120" w:line="360" w:lineRule="auto"/>
-        <w:jc w:val="both"/>
-        <w:rPr>
-          <w:rFonts w:hint="default" w:ascii="Times New Roman" w:hAnsi="Times New Roman" w:cs="Times New Roman"/>
-          <w:sz w:val="22"/>
-          <w:lang w:val="en-GB"/>
-        </w:rPr>
-      </w:pPr>
-      <w:r>
-        <w:rPr>
-          <w:rFonts w:hint="default" w:ascii="Times New Roman" w:hAnsi="Times New Roman" w:cs="Times New Roman"/>
-          <w:sz w:val="22"/>
-          <w:lang w:val="en-GB"/>
-        </w:rPr>
-        <w:t>Nsight Compute will profile representative prefill and decode conditions and provide measured DRAM traffic, achieved operations per second, arithmetic intensity, Tensor Core use, occupancy, and major stalls [34]. The Roofline interpretation will be tied to those measured kernels rather than inferred from asymptotic complexity alone [32]. Graph capture, graph breaks, kernel count, fallbacks, and failed operator fusion will be preserved as results.</w:t>
-      </w:r>
-    </w:p>
-    <w:p>
-      <w:pPr>
-        <w:pStyle w:val="3"/>
-        <w:bidi w:val="0"/>
-        <w:spacing w:after="120"/>
-        <w:rPr>
-          <w:rFonts w:hint="default" w:ascii="Times New Roman" w:hAnsi="Times New Roman" w:cs="Times New Roman"/>
-          <w:b/>
-          <w:sz w:val="24"/>
-          <w:lang w:val="en-GB"/>
-        </w:rPr>
-      </w:pPr>
-      <w:bookmarkStart w:id="15" w:name="_Toc18609"/>
-      <w:r>
-        <w:rPr>
-          <w:rFonts w:hint="default" w:ascii="Times New Roman" w:hAnsi="Times New Roman" w:cs="Times New Roman"/>
-          <w:b/>
-          <w:sz w:val="24"/>
-          <w:lang w:val="en-GB"/>
-        </w:rPr>
-        <w:t>3.4 Functional RTL Evaluation</w:t>
-      </w:r>
-      <w:bookmarkEnd w:id="15"/>
-    </w:p>
-    <w:p>
-      <w:pPr>
-        <w:pStyle w:val="9"/>
-        <w:bidi w:val="0"/>
-        <w:spacing w:after="120" w:line="360" w:lineRule="auto"/>
-        <w:jc w:val="both"/>
-        <w:rPr>
-          <w:rFonts w:hint="default" w:ascii="Times New Roman" w:hAnsi="Times New Roman" w:cs="Times New Roman"/>
-          <w:sz w:val="22"/>
-          <w:lang w:val="en-GB"/>
-        </w:rPr>
-      </w:pPr>
-      <w:r>
-        <w:rPr>
-          <w:rFonts w:hint="default" w:ascii="Times New Roman" w:hAnsi="Times New Roman" w:cs="Times New Roman"/>
-          <w:sz w:val="22"/>
-          <w:lang w:val="en-GB"/>
-        </w:rPr>
-        <w:t>A new twenty-design accelerator split will be frozen before final model outputs are generated. It will contain four designs from each of the five existing families: FIR, reverse FIR, polynomial, IIR, and median filter. The split will balance interpolation and extrapolation within each family where the generator contract permits. Every final task will be excluded from the adaptation corpus and development gate, and a contamination report will be generated before inference.</w:t>
-      </w:r>
-    </w:p>
-    <w:p>
-      <w:pPr>
-        <w:pStyle w:val="9"/>
-        <w:bidi w:val="0"/>
-        <w:spacing w:after="120" w:line="360" w:lineRule="auto"/>
-        <w:jc w:val="both"/>
-        <w:rPr>
-          <w:rFonts w:hint="default" w:ascii="Times New Roman" w:hAnsi="Times New Roman" w:cs="Times New Roman"/>
-          <w:sz w:val="22"/>
-          <w:lang w:val="en-GB"/>
-        </w:rPr>
-      </w:pPr>
-      <w:r>
-        <w:rPr>
-          <w:rFonts w:hint="default" w:ascii="Times New Roman" w:hAnsi="Times New Roman" w:cs="Times New Roman"/>
-          <w:sz w:val="22"/>
-          <w:lang w:val="en-GB"/>
-        </w:rPr>
-        <w:t>For each model and task, two adapted seeds will each generate ten samples, giving N=20 samples per model-task. The decoding seed, temperature, top-p, maximum length, prompt, and stopping rule will be fixed. On VerilogEvalV2's 156 tasks [16], each adapted seed will generate five samples, giving ten samples per model-task. Functional pass@1, pass@5, and pass@10 will use the unbiased estimator [23]. Seed-specific point estimates will also be shown.</w:t>
-      </w:r>
-    </w:p>
-    <w:p>
-      <w:pPr>
-        <w:pStyle w:val="9"/>
-        <w:bidi w:val="0"/>
-        <w:spacing w:after="120" w:line="360" w:lineRule="auto"/>
-        <w:jc w:val="both"/>
-        <w:rPr>
-          <w:rFonts w:hint="default" w:ascii="Times New Roman" w:hAnsi="Times New Roman" w:cs="Times New Roman"/>
-          <w:sz w:val="22"/>
-          <w:lang w:val="en-GB"/>
-        </w:rPr>
-      </w:pPr>
-      <w:r>
-        <w:rPr>
-          <w:rFonts w:hint="default" w:ascii="Times New Roman" w:hAnsi="Times New Roman" w:cs="Times New Roman"/>
-          <w:sz w:val="22"/>
-          <w:lang w:val="en-GB"/>
-        </w:rPr>
-        <w:t>Extraction failure, syntax failure, simulator failure, functional mismatch, unknown-value contamination, timeout, and successful verification will remain separate outcomes. The final accelerator oracle will use directed corner cases plus two independent 1,024-vector randomized streams. It will search only a frozen, specification-permitted latency window. Exact post-alignment equality will be the confirmatory rule; the older 0.999 trace threshold belongs only to the preliminary study. Known-correct reference implementations and mutation tests will be used to audit the oracle before the split is opened.</w:t>
-      </w:r>
-    </w:p>
-    <w:p>
-      <w:pPr>
-        <w:pStyle w:val="9"/>
-        <w:bidi w:val="0"/>
-        <w:spacing w:after="120" w:line="360" w:lineRule="auto"/>
-        <w:jc w:val="both"/>
-        <w:rPr>
-          <w:rFonts w:hint="default" w:ascii="Times New Roman" w:hAnsi="Times New Roman" w:cs="Times New Roman"/>
-          <w:sz w:val="22"/>
-          <w:lang w:val="en-GB"/>
-        </w:rPr>
-      </w:pPr>
-      <w:r>
-        <w:rPr>
-          <w:rFonts w:hint="default" w:ascii="Times New Roman" w:hAnsi="Times New Roman" w:cs="Times New Roman"/>
-          <w:sz w:val="22"/>
-          <w:lang w:val="en-GB"/>
-        </w:rPr>
-        <w:t>The oracle is sampled evidence, not formal equivalence. This residual risk will be stated. Formal checking of a small subset is an extension if suitable properties and tools are available.</w:t>
-      </w:r>
-    </w:p>
-    <w:p>
-      <w:pPr>
-        <w:pStyle w:val="3"/>
-        <w:bidi w:val="0"/>
-        <w:spacing w:after="120"/>
-        <w:rPr>
-          <w:rFonts w:hint="default" w:ascii="Times New Roman" w:hAnsi="Times New Roman" w:cs="Times New Roman"/>
-          <w:b/>
-          <w:sz w:val="24"/>
-          <w:lang w:val="en-GB"/>
-        </w:rPr>
-      </w:pPr>
-      <w:bookmarkStart w:id="16" w:name="_Toc30705"/>
-      <w:r>
-        <w:rPr>
-          <w:rFonts w:hint="default" w:ascii="Times New Roman" w:hAnsi="Times New Roman" w:cs="Times New Roman"/>
-          <w:b/>
-          <w:sz w:val="24"/>
-          <w:lang w:val="en-GB"/>
-        </w:rPr>
-        <w:t>3.5 FPGA Physical Evaluation</w:t>
-      </w:r>
-      <w:bookmarkEnd w:id="16"/>
-    </w:p>
-    <w:p>
-      <w:pPr>
-        <w:pStyle w:val="9"/>
-        <w:bidi w:val="0"/>
-        <w:spacing w:after="120" w:line="360" w:lineRule="auto"/>
-        <w:jc w:val="both"/>
-        <w:rPr>
-          <w:rFonts w:hint="default" w:ascii="Times New Roman" w:hAnsi="Times New Roman" w:cs="Times New Roman"/>
-          <w:sz w:val="22"/>
-          <w:lang w:val="en-GB"/>
-        </w:rPr>
-      </w:pPr>
-      <w:r>
-        <w:rPr>
-          <w:rFonts w:hint="default" w:ascii="Times New Roman" w:hAnsi="Times New Roman" w:cs="Times New Roman"/>
-          <w:sz w:val="22"/>
-          <w:lang w:val="en-GB"/>
-        </w:rPr>
-        <w:t>Before generation, ten of the twenty final accelerator tasks will be selected by a reproducible hash rule, with two tasks per family and interpolation/extrapolation balance where possible. For each selected task, the first five frozen sample identifiers from each adaptation seed will enter the physical phase. This gives ten draws per model-task and a hard maximum of 300 candidate draws across three models and ten tasks.</w:t>
-      </w:r>
-    </w:p>
-    <w:p>
-      <w:pPr>
-        <w:pStyle w:val="9"/>
-        <w:bidi w:val="0"/>
-        <w:spacing w:after="120" w:line="360" w:lineRule="auto"/>
-        <w:jc w:val="both"/>
-        <w:rPr>
-          <w:rFonts w:hint="default" w:ascii="Times New Roman" w:hAnsi="Times New Roman" w:cs="Times New Roman"/>
-          <w:sz w:val="22"/>
-          <w:lang w:val="en-GB"/>
-        </w:rPr>
-      </w:pPr>
-      <w:r>
-        <w:rPr>
-          <w:rFonts w:hint="default" w:ascii="Times New Roman" w:hAnsi="Times New Roman" w:cs="Times New Roman"/>
-          <w:sz w:val="22"/>
-          <w:lang w:val="en-GB"/>
-        </w:rPr>
-        <w:t>Every distinct oracle-correct candidate among those draws will be implemented once in AMD Vivado 2026.1 for the Xilinx Zynq-7020 target. Original multiplicity will then be restored for q, μ_F, and U_F. Incorrect and implementation-failed draws remain zero in U_F. The maximum campaign size is therefore known before outcomes: no more than 300 unique Vivado implementations. Planning assumes at most fifty completed implementations per week, giving six weeks of schedule capacity; lower observed throughput triggers schedule reduction of optional work, not outcome-dependent candidate removal.</w:t>
-      </w:r>
-    </w:p>
-    <w:p>
-      <w:pPr>
-        <w:pStyle w:val="9"/>
-        <w:bidi w:val="0"/>
-        <w:spacing w:after="120" w:line="360" w:lineRule="auto"/>
-        <w:jc w:val="both"/>
-        <w:rPr>
-          <w:rFonts w:hint="default" w:ascii="Times New Roman" w:hAnsi="Times New Roman" w:cs="Times New Roman"/>
-          <w:sz w:val="22"/>
-          <w:lang w:val="en-GB"/>
-        </w:rPr>
-      </w:pPr>
-      <w:r>
-        <w:rPr>
-          <w:rFonts w:hint="default" w:ascii="Times New Roman" w:hAnsi="Times New Roman" w:cs="Times New Roman"/>
-          <w:sz w:val="22"/>
-          <w:lang w:val="en-GB"/>
-        </w:rPr>
-        <w:t>The all-candidate metric will be labelled post-route WNS-derived frequency, not true timing closure. A preregistered subset of thirty candidates spanning low, middle, and high WNS-derived values across model classes and families will undergo the already validated bounded timing-closure search. Correlation, rank stability, relative error, and paired sign reversals will be reported. This subset bounds the approximation; it does not retrospectively convert all historical values into timing-closed measurements.</w:t>
-      </w:r>
-    </w:p>
-    <w:p>
-      <w:pPr>
-        <w:pStyle w:val="9"/>
-        <w:bidi w:val="0"/>
-        <w:spacing w:after="120" w:line="360" w:lineRule="auto"/>
-        <w:jc w:val="both"/>
-        <w:rPr>
-          <w:rFonts w:hint="default" w:ascii="Times New Roman" w:hAnsi="Times New Roman" w:cs="Times New Roman"/>
-          <w:sz w:val="22"/>
-          <w:lang w:val="en-GB"/>
-        </w:rPr>
-      </w:pPr>
-      <w:r>
-        <w:rPr>
-          <w:rFonts w:hint="default" w:ascii="Times New Roman" w:hAnsi="Times New Roman" w:cs="Times New Roman"/>
-          <w:sz w:val="22"/>
-          <w:lang w:val="en-GB"/>
-        </w:rPr>
-        <w:t>The physical report will include LUTs, flip-flops, DSPs, BRAMs, implementation success, WNS, the timing metric, and Vivado vectorless estimated power. Vectorless power will be labelled as a tool estimate with its activity assumptions and will not be presented as measured board power. Conditional PPA is reported only on comparable usable support, alongside the failure-aware primary quantities.</w:t>
-      </w:r>
-    </w:p>
-    <w:p>
-      <w:pPr>
-        <w:pStyle w:val="3"/>
-        <w:bidi w:val="0"/>
-        <w:spacing w:after="120"/>
-        <w:rPr>
-          <w:rFonts w:hint="default" w:ascii="Times New Roman" w:hAnsi="Times New Roman" w:cs="Times New Roman"/>
-          <w:b/>
-          <w:sz w:val="24"/>
-          <w:lang w:val="en-GB"/>
-        </w:rPr>
-      </w:pPr>
-      <w:bookmarkStart w:id="17" w:name="_Toc18022"/>
-      <w:r>
-        <w:rPr>
-          <w:rFonts w:hint="default" w:ascii="Times New Roman" w:hAnsi="Times New Roman" w:cs="Times New Roman"/>
-          <w:b/>
-          <w:sz w:val="24"/>
-          <w:lang w:val="en-GB"/>
-        </w:rPr>
-        <w:t>3.6 Fixed-Budget and Statistical Analysis</w:t>
-      </w:r>
-      <w:bookmarkEnd w:id="17"/>
-    </w:p>
-    <w:p>
-      <w:pPr>
-        <w:pStyle w:val="9"/>
-        <w:bidi w:val="0"/>
-        <w:spacing w:after="120" w:line="360" w:lineRule="auto"/>
-        <w:jc w:val="both"/>
-        <w:rPr>
-          <w:rFonts w:hint="default" w:ascii="Times New Roman" w:hAnsi="Times New Roman" w:cs="Times New Roman"/>
-          <w:sz w:val="22"/>
-          <w:lang w:val="en-GB"/>
-        </w:rPr>
-      </w:pPr>
-      <w:r>
-        <w:rPr>
-          <w:rFonts w:hint="default" w:ascii="Times New Roman" w:hAnsi="Times New Roman" w:cs="Times New Roman"/>
-          <w:sz w:val="22"/>
-          <w:lang w:val="en-GB"/>
-        </w:rPr>
-        <w:t>The principal budgets are fixed before final evaluation as follows.</w:t>
-      </w:r>
-    </w:p>
-    <w:p>
-      <w:pPr>
-        <w:bidi w:val="0"/>
-        <w:spacing w:after="120" w:line="360" w:lineRule="auto"/>
-        <w:jc w:val="center"/>
-        <w:rPr>
-          <w:rFonts w:hint="default" w:ascii="Times New Roman" w:hAnsi="Times New Roman" w:cs="Times New Roman"/>
-          <w:b/>
-          <w:sz w:val="22"/>
-          <w:lang w:val="en-GB"/>
-        </w:rPr>
-      </w:pPr>
-      <w:r>
-        <w:rPr>
-          <w:rFonts w:hint="default" w:ascii="Times New Roman" w:hAnsi="Times New Roman" w:cs="Times New Roman"/>
-          <w:b/>
-          <w:sz w:val="22"/>
-          <w:lang w:val="en-GB"/>
-        </w:rPr>
-        <w:t>Table 3  Core budgets and sensitivity levels</w:t>
       </w:r>
     </w:p>
     <w:tbl>
@@ -5935,7 +4914,7 @@
                 <w:vertAlign w:val="baseline"/>
                 <w:lang w:val="en-GB"/>
               </w:rPr>
-              <w:t>View</w:t>
+              <w:t>Class</w:t>
             </w:r>
           </w:p>
         </w:tc>
@@ -5969,7 +4948,7 @@
                 <w:vertAlign w:val="baseline"/>
                 <w:lang w:val="en-GB"/>
               </w:rPr>
-              <w:t>Primary budget</w:t>
+              <w:t>Initial checkpoint</w:t>
             </w:r>
           </w:p>
         </w:tc>
@@ -6003,7 +4982,7 @@
                 <w:vertAlign w:val="baseline"/>
                 <w:lang w:val="en-GB"/>
               </w:rPr>
-              <w:t>Sensitivity analysis</w:t>
+              <w:t>Rationale and limitation</w:t>
             </w:r>
           </w:p>
         </w:tc>
@@ -6054,7 +5033,7 @@
                 <w:vertAlign w:val="baseline"/>
                 <w:lang w:val="en-GB"/>
               </w:rPr>
-              <w:t>Equal functional draws</w:t>
+              <w:t>Dense GQA Transformer</w:t>
             </w:r>
           </w:p>
         </w:tc>
@@ -6086,7 +5065,7 @@
                 <w:vertAlign w:val="baseline"/>
                 <w:lang w:val="en-GB"/>
               </w:rPr>
-              <w:t>20 samples per model-task, 10 per adaptation seed</w:t>
+              <w:t>Qwen2.5-Coder-7B base</w:t>
             </w:r>
           </w:p>
         </w:tc>
@@ -6118,7 +5097,7 @@
                 <w:vertAlign w:val="baseline"/>
                 <w:lang w:val="en-GB"/>
               </w:rPr>
-              <w:t>10 and 20 draws</w:t>
+              <w:t>Open code-specialized reference, mature Transformer kernels, approximately 7B parameters [15]</w:t>
             </w:r>
           </w:p>
         </w:tc>
@@ -6169,7 +5148,7 @@
                 <w:vertAlign w:val="baseline"/>
                 <w:lang w:val="en-GB"/>
               </w:rPr>
-              <w:t>Equal physical draws</w:t>
+              <w:t>Pure state-space</w:t>
             </w:r>
           </w:p>
         </w:tc>
@@ -6201,7 +5180,7 @@
                 <w:vertAlign w:val="baseline"/>
                 <w:lang w:val="en-GB"/>
               </w:rPr>
-              <w:t>10 preassigned samples per model-task, all distinct correct candidates implemented</w:t>
+              <w:t>Mamba-Codestral-7B-v0.1</w:t>
             </w:r>
           </w:p>
         </w:tc>
@@ -6233,7 +5212,7 @@
                 <w:vertAlign w:val="baseline"/>
                 <w:lang w:val="en-GB"/>
               </w:rPr>
-              <w:t>5 and 10 draws</w:t>
+              <w:t>Open code model based on Mamba-2, approximately 7B parameters, no attention KV cache [11]</w:t>
             </w:r>
           </w:p>
         </w:tc>
@@ -6284,7 +5263,7 @@
                 <w:vertAlign w:val="baseline"/>
                 <w:lang w:val="en-GB"/>
               </w:rPr>
-              <w:t>Equal generation time</w:t>
+              <w:t>Hybrid attention-SSM</w:t>
             </w:r>
           </w:p>
         </w:tc>
@@ -6316,7 +5295,7 @@
                 <w:vertAlign w:val="baseline"/>
                 <w:lang w:val="en-GB"/>
               </w:rPr>
-              <w:t>T0 per task, where T0 is frozen as the slowest eligible model's pilot time for 20 common-condition samples</w:t>
+              <w:t>Falcon-H1-7B-Base</w:t>
             </w:r>
           </w:p>
         </w:tc>
@@ -6348,352 +5327,7 @@
                 <w:vertAlign w:val="baseline"/>
                 <w:lang w:val="en-GB"/>
               </w:rPr>
-              <w:t>0.5T0, T0, and 2T0</w:t>
-            </w:r>
-          </w:p>
-        </w:tc>
-      </w:tr>
-      <w:tr>
-        <w:tblPrEx>
-          <w:tblBorders>
-            <w:top w:val="single" w:color="auto" w:sz="4" w:space="0"/>
-            <w:left w:val="single" w:color="auto" w:sz="4" w:space="0"/>
-            <w:bottom w:val="single" w:color="auto" w:sz="4" w:space="0"/>
-            <w:right w:val="single" w:color="auto" w:sz="4" w:space="0"/>
-            <w:insideH w:val="single" w:color="auto" w:sz="4" w:space="0"/>
-            <w:insideV w:val="single" w:color="auto" w:sz="4" w:space="0"/>
-          </w:tblBorders>
-          <w:tblCellMar>
-            <w:left w:w="108" w:type="dxa"/>
-            <w:right w:w="108" w:type="dxa"/>
-          </w:tblCellMar>
-        </w:tblPrEx>
-        <w:trPr>
-          <w:cantSplit/>
-        </w:trPr>
-        <w:tc>
-          <w:tcPr>
-            <w:tcW w:w="1666" w:type="pct"/>
-          </w:tcPr>
-          <w:p>
-            <w:pPr>
-              <w:pStyle w:val="15"/>
-              <w:adjustRightInd w:val="0"/>
-              <w:snapToGrid w:val="0"/>
-              <w:spacing w:line="240" w:lineRule="auto"/>
-              <w:rPr>
-                <w:rFonts w:hint="default" w:ascii="Times New Roman" w:hAnsi="Times New Roman" w:cs="Times New Roman"/>
-                <w:color w:val="auto"/>
-                <w:sz w:val="18"/>
-                <w:szCs w:val="24"/>
-                <w:vertAlign w:val="baseline"/>
-                <w:lang w:val="en-GB"/>
-              </w:rPr>
-            </w:pPr>
-            <w:r>
-              <w:rPr>
-                <w:rFonts w:hint="default" w:ascii="Times New Roman" w:hAnsi="Times New Roman" w:cs="Times New Roman"/>
-                <w:color w:val="auto"/>
-                <w:sz w:val="18"/>
-                <w:szCs w:val="24"/>
-                <w:vertAlign w:val="baseline"/>
-                <w:lang w:val="en-GB"/>
-              </w:rPr>
-              <w:t>Equal GPU energy</w:t>
-            </w:r>
-          </w:p>
-        </w:tc>
-        <w:tc>
-          <w:tcPr>
-            <w:tcW w:w="1666" w:type="pct"/>
-          </w:tcPr>
-          <w:p>
-            <w:pPr>
-              <w:pStyle w:val="15"/>
-              <w:adjustRightInd w:val="0"/>
-              <w:snapToGrid w:val="0"/>
-              <w:spacing w:line="240" w:lineRule="auto"/>
-              <w:rPr>
-                <w:rFonts w:hint="default" w:ascii="Times New Roman" w:hAnsi="Times New Roman" w:cs="Times New Roman"/>
-                <w:color w:val="auto"/>
-                <w:sz w:val="18"/>
-                <w:szCs w:val="24"/>
-                <w:vertAlign w:val="baseline"/>
-                <w:lang w:val="en-GB"/>
-              </w:rPr>
-            </w:pPr>
-            <w:r>
-              <w:rPr>
-                <w:rFonts w:hint="default" w:ascii="Times New Roman" w:hAnsi="Times New Roman" w:cs="Times New Roman"/>
-                <w:color w:val="auto"/>
-                <w:sz w:val="18"/>
-                <w:szCs w:val="24"/>
-                <w:vertAlign w:val="baseline"/>
-                <w:lang w:val="en-GB"/>
-              </w:rPr>
-              <w:t>E0 defined analogously from the frozen pilot only if the telemetry gate passes</w:t>
-            </w:r>
-          </w:p>
-        </w:tc>
-        <w:tc>
-          <w:tcPr>
-            <w:tcW w:w="1667" w:type="pct"/>
-          </w:tcPr>
-          <w:p>
-            <w:pPr>
-              <w:pStyle w:val="15"/>
-              <w:adjustRightInd w:val="0"/>
-              <w:snapToGrid w:val="0"/>
-              <w:spacing w:line="240" w:lineRule="auto"/>
-              <w:rPr>
-                <w:rFonts w:hint="default" w:ascii="Times New Roman" w:hAnsi="Times New Roman" w:cs="Times New Roman"/>
-                <w:color w:val="auto"/>
-                <w:sz w:val="18"/>
-                <w:szCs w:val="24"/>
-                <w:vertAlign w:val="baseline"/>
-                <w:lang w:val="en-GB"/>
-              </w:rPr>
-            </w:pPr>
-            <w:r>
-              <w:rPr>
-                <w:rFonts w:hint="default" w:ascii="Times New Roman" w:hAnsi="Times New Roman" w:cs="Times New Roman"/>
-                <w:color w:val="auto"/>
-                <w:sz w:val="18"/>
-                <w:szCs w:val="24"/>
-                <w:vertAlign w:val="baseline"/>
-                <w:lang w:val="en-GB"/>
-              </w:rPr>
-              <w:t>0.5E0, E0, and 2E0</w:t>
-            </w:r>
-          </w:p>
-        </w:tc>
-      </w:tr>
-      <w:tr>
-        <w:tblPrEx>
-          <w:tblBorders>
-            <w:top w:val="single" w:color="auto" w:sz="4" w:space="0"/>
-            <w:left w:val="single" w:color="auto" w:sz="4" w:space="0"/>
-            <w:bottom w:val="single" w:color="auto" w:sz="4" w:space="0"/>
-            <w:right w:val="single" w:color="auto" w:sz="4" w:space="0"/>
-            <w:insideH w:val="single" w:color="auto" w:sz="4" w:space="0"/>
-            <w:insideV w:val="single" w:color="auto" w:sz="4" w:space="0"/>
-          </w:tblBorders>
-          <w:tblCellMar>
-            <w:left w:w="108" w:type="dxa"/>
-            <w:right w:w="108" w:type="dxa"/>
-          </w:tblCellMar>
-        </w:tblPrEx>
-        <w:trPr>
-          <w:cantSplit/>
-        </w:trPr>
-        <w:tc>
-          <w:tcPr>
-            <w:tcW w:w="1666" w:type="pct"/>
-          </w:tcPr>
-          <w:p>
-            <w:pPr>
-              <w:pStyle w:val="15"/>
-              <w:adjustRightInd w:val="0"/>
-              <w:snapToGrid w:val="0"/>
-              <w:spacing w:line="240" w:lineRule="auto"/>
-              <w:rPr>
-                <w:rFonts w:hint="default" w:ascii="Times New Roman" w:hAnsi="Times New Roman" w:cs="Times New Roman"/>
-                <w:color w:val="auto"/>
-                <w:sz w:val="18"/>
-                <w:szCs w:val="24"/>
-                <w:vertAlign w:val="baseline"/>
-                <w:lang w:val="en-GB"/>
-              </w:rPr>
-            </w:pPr>
-            <w:r>
-              <w:rPr>
-                <w:rFonts w:hint="default" w:ascii="Times New Roman" w:hAnsi="Times New Roman" w:cs="Times New Roman"/>
-                <w:color w:val="auto"/>
-                <w:sz w:val="18"/>
-                <w:szCs w:val="24"/>
-                <w:vertAlign w:val="baseline"/>
-                <w:lang w:val="en-GB"/>
-              </w:rPr>
-              <w:t>Equal EDA budget</w:t>
-            </w:r>
-          </w:p>
-        </w:tc>
-        <w:tc>
-          <w:tcPr>
-            <w:tcW w:w="1666" w:type="pct"/>
-          </w:tcPr>
-          <w:p>
-            <w:pPr>
-              <w:pStyle w:val="15"/>
-              <w:adjustRightInd w:val="0"/>
-              <w:snapToGrid w:val="0"/>
-              <w:spacing w:line="240" w:lineRule="auto"/>
-              <w:rPr>
-                <w:rFonts w:hint="default" w:ascii="Times New Roman" w:hAnsi="Times New Roman" w:cs="Times New Roman"/>
-                <w:color w:val="auto"/>
-                <w:sz w:val="18"/>
-                <w:szCs w:val="24"/>
-                <w:vertAlign w:val="baseline"/>
-                <w:lang w:val="en-GB"/>
-              </w:rPr>
-            </w:pPr>
-            <w:r>
-              <w:rPr>
-                <w:rFonts w:hint="default" w:ascii="Times New Roman" w:hAnsi="Times New Roman" w:cs="Times New Roman"/>
-                <w:color w:val="auto"/>
-                <w:sz w:val="18"/>
-                <w:szCs w:val="24"/>
-                <w:vertAlign w:val="baseline"/>
-                <w:lang w:val="en-GB"/>
-              </w:rPr>
-              <w:t>First K distinct correct candidates in frozen hash order, K=3 per model-task</w:t>
-            </w:r>
-          </w:p>
-        </w:tc>
-        <w:tc>
-          <w:tcPr>
-            <w:tcW w:w="1667" w:type="pct"/>
-          </w:tcPr>
-          <w:p>
-            <w:pPr>
-              <w:pStyle w:val="15"/>
-              <w:adjustRightInd w:val="0"/>
-              <w:snapToGrid w:val="0"/>
-              <w:spacing w:line="240" w:lineRule="auto"/>
-              <w:rPr>
-                <w:rFonts w:hint="default" w:ascii="Times New Roman" w:hAnsi="Times New Roman" w:cs="Times New Roman"/>
-                <w:color w:val="auto"/>
-                <w:sz w:val="18"/>
-                <w:szCs w:val="24"/>
-                <w:vertAlign w:val="baseline"/>
-                <w:lang w:val="en-GB"/>
-              </w:rPr>
-            </w:pPr>
-            <w:r>
-              <w:rPr>
-                <w:rFonts w:hint="default" w:ascii="Times New Roman" w:hAnsi="Times New Roman" w:cs="Times New Roman"/>
-                <w:color w:val="auto"/>
-                <w:sz w:val="18"/>
-                <w:szCs w:val="24"/>
-                <w:vertAlign w:val="baseline"/>
-                <w:lang w:val="en-GB"/>
-              </w:rPr>
-              <w:t>K=1, 3, and 5</w:t>
-            </w:r>
-          </w:p>
-        </w:tc>
-      </w:tr>
-      <w:tr>
-        <w:tblPrEx>
-          <w:tblBorders>
-            <w:top w:val="single" w:color="auto" w:sz="4" w:space="0"/>
-            <w:left w:val="single" w:color="auto" w:sz="4" w:space="0"/>
-            <w:bottom w:val="single" w:color="auto" w:sz="4" w:space="0"/>
-            <w:right w:val="single" w:color="auto" w:sz="4" w:space="0"/>
-            <w:insideH w:val="single" w:color="auto" w:sz="4" w:space="0"/>
-            <w:insideV w:val="single" w:color="auto" w:sz="4" w:space="0"/>
-          </w:tblBorders>
-          <w:tblCellMar>
-            <w:left w:w="108" w:type="dxa"/>
-            <w:right w:w="108" w:type="dxa"/>
-          </w:tblCellMar>
-        </w:tblPrEx>
-        <w:trPr>
-          <w:cantSplit/>
-        </w:trPr>
-        <w:tc>
-          <w:tcPr>
-            <w:tcW w:w="1666" w:type="pct"/>
-          </w:tcPr>
-          <w:p>
-            <w:pPr>
-              <w:pStyle w:val="15"/>
-              <w:adjustRightInd w:val="0"/>
-              <w:snapToGrid w:val="0"/>
-              <w:spacing w:line="240" w:lineRule="auto"/>
-              <w:rPr>
-                <w:rFonts w:hint="default" w:ascii="Times New Roman" w:hAnsi="Times New Roman" w:cs="Times New Roman"/>
-                <w:color w:val="auto"/>
-                <w:sz w:val="18"/>
-                <w:szCs w:val="24"/>
-                <w:vertAlign w:val="baseline"/>
-                <w:lang w:val="en-GB"/>
-              </w:rPr>
-            </w:pPr>
-            <w:r>
-              <w:rPr>
-                <w:rFonts w:hint="default" w:ascii="Times New Roman" w:hAnsi="Times New Roman" w:cs="Times New Roman"/>
-                <w:color w:val="auto"/>
-                <w:sz w:val="18"/>
-                <w:szCs w:val="24"/>
-                <w:vertAlign w:val="baseline"/>
-                <w:lang w:val="en-GB"/>
-              </w:rPr>
-              <w:t>Academic workflow scenario</w:t>
-            </w:r>
-          </w:p>
-        </w:tc>
-        <w:tc>
-          <w:tcPr>
-            <w:tcW w:w="1666" w:type="pct"/>
-          </w:tcPr>
-          <w:p>
-            <w:pPr>
-              <w:pStyle w:val="15"/>
-              <w:adjustRightInd w:val="0"/>
-              <w:snapToGrid w:val="0"/>
-              <w:spacing w:line="240" w:lineRule="auto"/>
-              <w:rPr>
-                <w:rFonts w:hint="default" w:ascii="Times New Roman" w:hAnsi="Times New Roman" w:cs="Times New Roman"/>
-                <w:color w:val="auto"/>
-                <w:sz w:val="18"/>
-                <w:szCs w:val="24"/>
-                <w:vertAlign w:val="baseline"/>
-                <w:lang w:val="en-GB"/>
-              </w:rPr>
-            </w:pPr>
-            <w:r>
-              <w:rPr>
-                <w:rFonts w:hint="default" w:ascii="Times New Roman" w:hAnsi="Times New Roman" w:cs="Times New Roman"/>
-                <w:color w:val="auto"/>
-                <w:sz w:val="18"/>
-                <w:szCs w:val="24"/>
-                <w:vertAlign w:val="baseline"/>
-                <w:lang w:val="en-GB"/>
-              </w:rPr>
-              <w:t>10 L40S GPU-hours and 50 Vivado implementations allocated by frozen round-robin task order</w:t>
-            </w:r>
-          </w:p>
-        </w:tc>
-        <w:tc>
-          <w:tcPr>
-            <w:tcW w:w="1667" w:type="pct"/>
-          </w:tcPr>
-          <w:p>
-            <w:pPr>
-              <w:pStyle w:val="15"/>
-              <w:adjustRightInd w:val="0"/>
-              <w:snapToGrid w:val="0"/>
-              <w:spacing w:line="240" w:lineRule="auto"/>
-              <w:rPr>
-                <w:rFonts w:hint="default" w:ascii="Times New Roman" w:hAnsi="Times New Roman" w:cs="Times New Roman"/>
-                <w:color w:val="auto"/>
-                <w:sz w:val="18"/>
-                <w:szCs w:val="24"/>
-                <w:vertAlign w:val="baseline"/>
-                <w:lang w:val="en-GB"/>
-              </w:rPr>
-            </w:pPr>
-            <w:r>
-              <w:rPr>
-                <w:rFonts w:hint="default" w:ascii="Times New Roman" w:hAnsi="Times New Roman" w:cs="Times New Roman"/>
-                <w:color w:val="auto"/>
-                <w:sz w:val="18"/>
-                <w:szCs w:val="24"/>
-                <w:vertAlign w:val="baseline"/>
-                <w:lang w:val="en-GB"/>
-              </w:rPr>
-              <w:t>5/20 GPU-hours and 25/100 implementations</w:t>
+              <w:t>Public hybrid checkpoint supported by current frameworks; the host reports approximately 8B parameters despite the 7B family name [12]</w:t>
             </w:r>
           </w:p>
         </w:tc>
@@ -6733,7 +5367,7 @@
           <w:sz w:val="22"/>
           <w:lang w:val="en-GB"/>
         </w:rPr>
-        <w:t>Fixed-time and fixed-energy analysis allows faster systems to generate more candidates. Fixed-EDA analysis prevents unlimited synthesis or implementation from hiding the cost of candidate selection. Generation and EDA order will be determined by frozen identifiers, not observed frequency.</w:t>
+        <w:t>The full-size comparison is an end-to-end system comparison. Different pretraining corpora and tokenizers will be treated as properties of the deployable systems, not controlled variables. Model identities, licenses, parameter counts, tokenizer revisions, training provenance stated by the provider, and inference-engine versions will be recorded.</w:t>
       </w:r>
     </w:p>
     <w:p>
@@ -6754,7 +5388,7 @@
           <w:sz w:val="22"/>
           <w:lang w:val="en-GB"/>
         </w:rPr>
-        <w:t>Quality-constrained comparisons use the dense GQA system as the reference. For the accelerator split, the primary non-inferiority margin is 5 absolute percentage points in pass@1; for VerilogEvalV2 it is 3 points. A candidate system is non-inferior only if the lower bound of the paired 95% interval for its difference from the reference exceeds the negative margin. Sensitivity at 2, 5, and 10 points will be shown. The two planned comparisons against the reference will use Holm adjustment.</w:t>
+        <w:t>The common inference condition will use one NVIDIA V100 GPU per timed run, FP16 weights and activations, batch sizes 1 and 4, identical semantic prompts, identical stopping rules, and the same sampling parameters. A common PyTorch/Transformers execution path will be used only if all three models pass output-correctness and performance sanity checks. If one model requires its native engine, the native-engine result will be labelled as a system result and will not be used to claim a pure architectural effect. The two available V100 GPUs may execute independent runs in parallel, but no timed result will combine measurements from different devices.</w:t>
       </w:r>
     </w:p>
     <w:p>
@@ -6775,7 +5409,7 @@
           <w:sz w:val="22"/>
           <w:lang w:val="en-GB"/>
         </w:rPr>
-        <w:t>Primary uncertainty will use paired task-level bootstrap intervals with 10,000 resamples. The interval quantifies variation across the declared tasks and samples; it does not represent all possible pretraining corpora or model families. With only two adaptation seeds, seed-specific effects are directional robustness points rather than a precise estimate of training-seed variance. Family and interpolation/extrapolation summaries are descriptive unless their cell sizes support a declared interval.</w:t>
+        <w:t>Tokenizers make raw tokens per second non-equivalent across models. The thesis will therefore report native token throughput together with wall-clock time per prompt, input and output UTF-8 bytes, characters per second, generated RTL length, and time/energy per verified result. No model will receive repeated filler text merely to reach a context target.</w:t>
       </w:r>
     </w:p>
     <w:p>
@@ -6796,7 +5430,28 @@
           <w:sz w:val="22"/>
           <w:lang w:val="en-GB"/>
         </w:rPr>
-        <w:t>The analysis will report Pareto frontiers instead of a single universal efficiency score. In addition to q, μ_F, U_F, and V_F, outputs include correct RTL per GPU-hour, usable implementations per GPU-hour, usable implementations per measured GPU joule when valid, and best verified timing within an EDA budget. Canonical structural-feature distance, output length, and entropy will be used as secondary distribution-shift diagnostics, not as correctness evidence.</w:t>
+        <w:t>Comparable adaptation will use the same oracle-verified corpus, data split, examples, token-update budget, maximum sequence length, and two random seeds per architecture. LoRA target modules may differ because the layer structures differ; the exact modules and trainable-parameter fraction will be reported and kept as close as technically possible. Hyperparameter selection is restricted to a small development split and will be frozen before final evaluation.</w:t>
+      </w:r>
+    </w:p>
+    <w:p>
+      <w:pPr>
+        <w:pStyle w:val="9"/>
+        <w:bidi w:val="0"/>
+        <w:spacing w:after="120" w:line="360" w:lineRule="auto"/>
+        <w:jc w:val="both"/>
+        <w:rPr>
+          <w:rFonts w:hint="default" w:ascii="Times New Roman" w:hAnsi="Times New Roman" w:cs="Times New Roman"/>
+          <w:sz w:val="22"/>
+          <w:lang w:val="en-GB"/>
+        </w:rPr>
+      </w:pPr>
+      <w:r>
+        <w:rPr>
+          <w:rFonts w:hint="default" w:ascii="Times New Roman" w:hAnsi="Times New Roman" w:cs="Times New Roman"/>
+          <w:sz w:val="22"/>
+          <w:lang w:val="en-GB"/>
+        </w:rPr>
+        <w:t>A model passes the competence gate if, on five development tasks excluded from the final split, it achieves at least 80% extraction-plus-compilation, at least 30% functional pass@1, and at least one correct sample on four of five tasks using twenty samples. One predeclared adaptation retry is permitted. A model that still fails remains in RQ1 and the functional failure report but does not consume the physical-evaluation budget. It will not be silently replaced after final outcomes are seen.</w:t>
       </w:r>
     </w:p>
     <w:p>
@@ -6811,7 +5466,7 @@
           <w:lang w:val="en-GB"/>
         </w:rPr>
       </w:pPr>
-      <w:bookmarkStart w:id="18" w:name="_Toc7068"/>
+      <w:bookmarkStart w:id="14" w:name="_Toc23304"/>
       <w:r>
         <w:rPr>
           <w:rFonts w:hint="default" w:ascii="Times New Roman" w:hAnsi="Times New Roman" w:cs="Times New Roman"/>
@@ -6819,9 +5474,375 @@
           <w:sz w:val="24"/>
           <w:lang w:val="en-GB"/>
         </w:rPr>
-        <w:t>3.7 Research Workflow</w:t>
-      </w:r>
-      <w:bookmarkEnd w:id="18"/>
+        <w:t>3.3 Inference and Roofline Measurement</w:t>
+      </w:r>
+      <w:bookmarkEnd w:id="14"/>
+    </w:p>
+    <w:p>
+      <w:pPr>
+        <w:pStyle w:val="9"/>
+        <w:bidi w:val="0"/>
+        <w:spacing w:after="120" w:line="360" w:lineRule="auto"/>
+        <w:jc w:val="both"/>
+        <w:rPr>
+          <w:rFonts w:hint="default" w:ascii="Times New Roman" w:hAnsi="Times New Roman" w:cs="Times New Roman"/>
+          <w:sz w:val="22"/>
+          <w:lang w:val="en-GB"/>
+        </w:rPr>
+      </w:pPr>
+      <w:r>
+        <w:rPr>
+          <w:rFonts w:hint="default" w:ascii="Times New Roman" w:hAnsi="Times New Roman" w:cs="Times New Roman"/>
+          <w:sz w:val="22"/>
+          <w:lang w:val="en-GB"/>
+        </w:rPr>
+        <w:t>The core context bands are approximately 512, 2,048, and 8,192 native tokens, constructed from meaningful hardware-project material: specifications, interface definitions, verification requirements, and related modules. Exact native-token and byte counts will be reported for every model. A 32,768-token condition is an extension and proceeds only if all eligible models fit memory and finish the repeatability pilot.</w:t>
+      </w:r>
+    </w:p>
+    <w:p>
+      <w:pPr>
+        <w:pStyle w:val="9"/>
+        <w:bidi w:val="0"/>
+        <w:spacing w:after="120" w:line="360" w:lineRule="auto"/>
+        <w:jc w:val="both"/>
+        <w:rPr>
+          <w:rFonts w:hint="default" w:ascii="Times New Roman" w:hAnsi="Times New Roman" w:cs="Times New Roman"/>
+          <w:sz w:val="22"/>
+          <w:lang w:val="en-GB"/>
+        </w:rPr>
+      </w:pPr>
+      <w:r>
+        <w:rPr>
+          <w:rFonts w:hint="default" w:ascii="Times New Roman" w:hAnsi="Times New Roman" w:cs="Times New Roman"/>
+          <w:sz w:val="22"/>
+          <w:lang w:val="en-GB"/>
+        </w:rPr>
+        <w:t>Prefill and decoding will be measured separately. Each condition will use at least five warm-up iterations and twenty timed repetitions with explicit GPU synchronization. If the coefficient of variation of wall-clock latency exceeds 5%, measurement will extend to fifty repetitions and the instability will be reported. GPU clocks, temperature, driver, CUDA, framework, kernel, and engine versions will be recorded.</w:t>
+      </w:r>
+    </w:p>
+    <w:p>
+      <w:pPr>
+        <w:pStyle w:val="9"/>
+        <w:bidi w:val="0"/>
+        <w:spacing w:after="120" w:line="360" w:lineRule="auto"/>
+        <w:jc w:val="both"/>
+        <w:rPr>
+          <w:rFonts w:hint="default" w:ascii="Times New Roman" w:hAnsi="Times New Roman" w:cs="Times New Roman"/>
+          <w:sz w:val="22"/>
+          <w:lang w:val="en-GB"/>
+        </w:rPr>
+      </w:pPr>
+      <w:r>
+        <w:rPr>
+          <w:rFonts w:hint="default" w:ascii="Times New Roman" w:hAnsi="Times New Roman" w:cs="Times New Roman"/>
+          <w:sz w:val="22"/>
+          <w:lang w:val="en-GB"/>
+        </w:rPr>
+        <w:t>Primary model-side metrics are time to first token, prefill latency, inter-token latency, end-to-end completion latency, native tokens per second, bytes per second, peak allocated and reserved memory, cache or recurrent-state bytes, and maximum feasible batch size. NVML will collect GPU power and total-energy counters where supported [33]. Energy runs will last at least sixty seconds after warm-up to reduce telemetry quantization and averaging error. Gross GPU energy and idle-adjusted dynamic energy will be reported separately; neither is system-wall energy.</w:t>
+      </w:r>
+    </w:p>
+    <w:p>
+      <w:pPr>
+        <w:pStyle w:val="9"/>
+        <w:bidi w:val="0"/>
+        <w:spacing w:after="120" w:line="360" w:lineRule="auto"/>
+        <w:jc w:val="both"/>
+        <w:rPr>
+          <w:rFonts w:hint="default" w:ascii="Times New Roman" w:hAnsi="Times New Roman" w:cs="Times New Roman"/>
+          <w:sz w:val="22"/>
+          <w:lang w:val="en-GB"/>
+        </w:rPr>
+      </w:pPr>
+      <w:r>
+        <w:rPr>
+          <w:rFonts w:hint="default" w:ascii="Times New Roman" w:hAnsi="Times New Roman" w:cs="Times New Roman"/>
+          <w:sz w:val="22"/>
+          <w:lang w:val="en-GB"/>
+        </w:rPr>
+        <w:t>Energy becomes a fixed-budget result only if five repeated measurements have a coefficient of variation no greater than 5% and the device reports a supported counter. Otherwise it is a descriptive secondary metric. Board energy is outside the core scope.</w:t>
+      </w:r>
+    </w:p>
+    <w:p>
+      <w:pPr>
+        <w:pStyle w:val="9"/>
+        <w:bidi w:val="0"/>
+        <w:spacing w:after="120" w:line="360" w:lineRule="auto"/>
+        <w:jc w:val="both"/>
+        <w:rPr>
+          <w:rFonts w:hint="default" w:ascii="Times New Roman" w:hAnsi="Times New Roman" w:cs="Times New Roman"/>
+          <w:sz w:val="22"/>
+          <w:lang w:val="en-GB"/>
+        </w:rPr>
+      </w:pPr>
+      <w:r>
+        <w:rPr>
+          <w:rFonts w:hint="default" w:ascii="Times New Roman" w:hAnsi="Times New Roman" w:cs="Times New Roman"/>
+          <w:sz w:val="22"/>
+          <w:lang w:val="en-GB"/>
+        </w:rPr>
+        <w:t>Nsight Compute will profile representative prefill and decode conditions and provide measured DRAM traffic, achieved operations per second, arithmetic intensity, Tensor Core use, occupancy, and major stalls [34]. The Roofline interpretation will be tied to those measured kernels rather than inferred from asymptotic complexity alone [32]. Graph capture, graph breaks, kernel count, fallbacks, and failed operator fusion will be preserved as results.</w:t>
+      </w:r>
+    </w:p>
+    <w:p>
+      <w:pPr>
+        <w:pStyle w:val="3"/>
+        <w:bidi w:val="0"/>
+        <w:spacing w:after="120"/>
+        <w:rPr>
+          <w:rFonts w:hint="default" w:ascii="Times New Roman" w:hAnsi="Times New Roman" w:cs="Times New Roman"/>
+          <w:b/>
+          <w:sz w:val="24"/>
+          <w:lang w:val="en-GB"/>
+        </w:rPr>
+      </w:pPr>
+      <w:bookmarkStart w:id="15" w:name="_Toc24598"/>
+      <w:r>
+        <w:rPr>
+          <w:rFonts w:hint="default" w:ascii="Times New Roman" w:hAnsi="Times New Roman" w:cs="Times New Roman"/>
+          <w:b/>
+          <w:sz w:val="24"/>
+          <w:lang w:val="en-GB"/>
+        </w:rPr>
+        <w:t>3.4 Functional RTL Evaluation</w:t>
+      </w:r>
+      <w:bookmarkEnd w:id="15"/>
+    </w:p>
+    <w:p>
+      <w:pPr>
+        <w:pStyle w:val="9"/>
+        <w:bidi w:val="0"/>
+        <w:spacing w:after="120" w:line="360" w:lineRule="auto"/>
+        <w:jc w:val="both"/>
+        <w:rPr>
+          <w:rFonts w:hint="default" w:ascii="Times New Roman" w:hAnsi="Times New Roman" w:cs="Times New Roman"/>
+          <w:sz w:val="22"/>
+          <w:lang w:val="en-GB"/>
+        </w:rPr>
+      </w:pPr>
+      <w:r>
+        <w:rPr>
+          <w:rFonts w:hint="default" w:ascii="Times New Roman" w:hAnsi="Times New Roman" w:cs="Times New Roman"/>
+          <w:sz w:val="22"/>
+          <w:lang w:val="en-GB"/>
+        </w:rPr>
+        <w:t>A new twenty-design accelerator split will be frozen before final model outputs are generated. It will contain four designs from each of the five existing families: FIR, reverse FIR, polynomial, IIR, and median filter. The split will balance interpolation and extrapolation within each family where the generator contract permits. Every final task will be excluded from the adaptation corpus and development gate, and a contamination report will be generated before inference.</w:t>
+      </w:r>
+    </w:p>
+    <w:p>
+      <w:pPr>
+        <w:pStyle w:val="9"/>
+        <w:bidi w:val="0"/>
+        <w:spacing w:after="120" w:line="360" w:lineRule="auto"/>
+        <w:jc w:val="both"/>
+        <w:rPr>
+          <w:rFonts w:hint="default" w:ascii="Times New Roman" w:hAnsi="Times New Roman" w:cs="Times New Roman"/>
+          <w:sz w:val="22"/>
+          <w:lang w:val="en-GB"/>
+        </w:rPr>
+      </w:pPr>
+      <w:r>
+        <w:rPr>
+          <w:rFonts w:hint="default" w:ascii="Times New Roman" w:hAnsi="Times New Roman" w:cs="Times New Roman"/>
+          <w:sz w:val="22"/>
+          <w:lang w:val="en-GB"/>
+        </w:rPr>
+        <w:t>For each model and task, two adapted seeds will each generate ten samples, giving N=20 samples per model-task. The decoding seed, temperature, top-p, maximum length, prompt, and stopping rule will be fixed. On VerilogEvalV2's 156 tasks [16], each adapted seed will generate five samples, giving ten samples per model-task. Functional pass@1, pass@5, and pass@10 will use the unbiased estimator [23]. Seed-specific point estimates will also be shown.</w:t>
+      </w:r>
+    </w:p>
+    <w:p>
+      <w:pPr>
+        <w:pStyle w:val="9"/>
+        <w:bidi w:val="0"/>
+        <w:spacing w:after="120" w:line="360" w:lineRule="auto"/>
+        <w:jc w:val="both"/>
+        <w:rPr>
+          <w:rFonts w:hint="default" w:ascii="Times New Roman" w:hAnsi="Times New Roman" w:cs="Times New Roman"/>
+          <w:sz w:val="22"/>
+          <w:lang w:val="en-GB"/>
+        </w:rPr>
+      </w:pPr>
+      <w:r>
+        <w:rPr>
+          <w:rFonts w:hint="default" w:ascii="Times New Roman" w:hAnsi="Times New Roman" w:cs="Times New Roman"/>
+          <w:sz w:val="22"/>
+          <w:lang w:val="en-GB"/>
+        </w:rPr>
+        <w:t>Extraction failure, syntax failure, simulator failure, functional mismatch, unknown-value contamination, timeout, and successful verification will remain separate outcomes. The final accelerator oracle will use directed corner cases plus two independent 1,024-vector randomized streams. It will search only a frozen, specification-permitted latency window. Exact post-alignment equality will be the confirmatory rule; the older 0.999 trace threshold belongs only to the preliminary study. Known-correct reference implementations and mutation tests will be used to audit the oracle before the split is opened.</w:t>
+      </w:r>
+    </w:p>
+    <w:p>
+      <w:pPr>
+        <w:pStyle w:val="9"/>
+        <w:bidi w:val="0"/>
+        <w:spacing w:after="120" w:line="360" w:lineRule="auto"/>
+        <w:jc w:val="both"/>
+        <w:rPr>
+          <w:rFonts w:hint="default" w:ascii="Times New Roman" w:hAnsi="Times New Roman" w:cs="Times New Roman"/>
+          <w:sz w:val="22"/>
+          <w:lang w:val="en-GB"/>
+        </w:rPr>
+      </w:pPr>
+      <w:r>
+        <w:rPr>
+          <w:rFonts w:hint="default" w:ascii="Times New Roman" w:hAnsi="Times New Roman" w:cs="Times New Roman"/>
+          <w:sz w:val="22"/>
+          <w:lang w:val="en-GB"/>
+        </w:rPr>
+        <w:t>The oracle is sampled evidence, not formal equivalence. This residual risk will be stated. Formal checking of a small subset is an extension if suitable properties and tools are available.</w:t>
+      </w:r>
+    </w:p>
+    <w:p>
+      <w:pPr>
+        <w:pStyle w:val="3"/>
+        <w:bidi w:val="0"/>
+        <w:spacing w:after="120"/>
+        <w:rPr>
+          <w:rFonts w:hint="default" w:ascii="Times New Roman" w:hAnsi="Times New Roman" w:cs="Times New Roman"/>
+          <w:b/>
+          <w:sz w:val="24"/>
+          <w:lang w:val="en-GB"/>
+        </w:rPr>
+      </w:pPr>
+      <w:bookmarkStart w:id="16" w:name="_Toc20620"/>
+      <w:r>
+        <w:rPr>
+          <w:rFonts w:hint="default" w:ascii="Times New Roman" w:hAnsi="Times New Roman" w:cs="Times New Roman"/>
+          <w:b/>
+          <w:sz w:val="24"/>
+          <w:lang w:val="en-GB"/>
+        </w:rPr>
+        <w:t>3.5 FPGA Physical Evaluation</w:t>
+      </w:r>
+      <w:bookmarkEnd w:id="16"/>
+    </w:p>
+    <w:p>
+      <w:pPr>
+        <w:pStyle w:val="9"/>
+        <w:bidi w:val="0"/>
+        <w:spacing w:after="120" w:line="360" w:lineRule="auto"/>
+        <w:jc w:val="both"/>
+        <w:rPr>
+          <w:rFonts w:hint="default" w:ascii="Times New Roman" w:hAnsi="Times New Roman" w:cs="Times New Roman"/>
+          <w:sz w:val="22"/>
+          <w:lang w:val="en-GB"/>
+        </w:rPr>
+      </w:pPr>
+      <w:r>
+        <w:rPr>
+          <w:rFonts w:hint="default" w:ascii="Times New Roman" w:hAnsi="Times New Roman" w:cs="Times New Roman"/>
+          <w:sz w:val="22"/>
+          <w:lang w:val="en-GB"/>
+        </w:rPr>
+        <w:t>Before generation, ten of the twenty final accelerator tasks will be selected by a reproducible hash rule, with two tasks per family and interpolation/extrapolation balance where possible. For each selected task, the first five frozen sample identifiers from each adaptation seed will enter the physical phase. This gives ten draws per model-task and a hard maximum of 300 candidate draws across three models and ten tasks.</w:t>
+      </w:r>
+    </w:p>
+    <w:p>
+      <w:pPr>
+        <w:pStyle w:val="9"/>
+        <w:bidi w:val="0"/>
+        <w:spacing w:after="120" w:line="360" w:lineRule="auto"/>
+        <w:jc w:val="both"/>
+        <w:rPr>
+          <w:rFonts w:hint="default" w:ascii="Times New Roman" w:hAnsi="Times New Roman" w:cs="Times New Roman"/>
+          <w:sz w:val="22"/>
+          <w:lang w:val="en-GB"/>
+        </w:rPr>
+      </w:pPr>
+      <w:r>
+        <w:rPr>
+          <w:rFonts w:hint="default" w:ascii="Times New Roman" w:hAnsi="Times New Roman" w:cs="Times New Roman"/>
+          <w:sz w:val="22"/>
+          <w:lang w:val="en-GB"/>
+        </w:rPr>
+        <w:t>Every distinct oracle-correct candidate among those draws will be implemented once in AMD Vivado 2026.1 for the Xilinx Zynq-7020 target. Original multiplicity will then be restored for q, μ_F, and U_F. Incorrect and implementation-failed draws remain zero in U_F. The maximum campaign size is therefore known before outcomes: no more than 300 unique Vivado implementations. Planning assumes at most fifty completed implementations per week, giving six weeks of schedule capacity; lower observed throughput triggers schedule reduction of optional work, not outcome-dependent candidate removal.</w:t>
+      </w:r>
+    </w:p>
+    <w:p>
+      <w:pPr>
+        <w:pStyle w:val="9"/>
+        <w:bidi w:val="0"/>
+        <w:spacing w:after="120" w:line="360" w:lineRule="auto"/>
+        <w:jc w:val="both"/>
+        <w:rPr>
+          <w:rFonts w:hint="default" w:ascii="Times New Roman" w:hAnsi="Times New Roman" w:cs="Times New Roman"/>
+          <w:sz w:val="22"/>
+          <w:lang w:val="en-GB"/>
+        </w:rPr>
+      </w:pPr>
+      <w:r>
+        <w:rPr>
+          <w:rFonts w:hint="default" w:ascii="Times New Roman" w:hAnsi="Times New Roman" w:cs="Times New Roman"/>
+          <w:sz w:val="22"/>
+          <w:lang w:val="en-GB"/>
+        </w:rPr>
+        <w:t>The all-candidate metric will be labelled post-route WNS-derived frequency, not true timing closure. A preregistered subset of thirty candidates spanning low, middle, and high WNS-derived values across model classes and families will undergo the already validated bounded timing-closure search. Correlation, rank stability, relative error, and paired sign reversals will be reported. This subset bounds the approximation; it does not retrospectively convert all historical values into timing-closed measurements.</w:t>
+      </w:r>
+    </w:p>
+    <w:p>
+      <w:pPr>
+        <w:pStyle w:val="9"/>
+        <w:bidi w:val="0"/>
+        <w:spacing w:after="120" w:line="360" w:lineRule="auto"/>
+        <w:jc w:val="both"/>
+        <w:rPr>
+          <w:rFonts w:hint="default" w:ascii="Times New Roman" w:hAnsi="Times New Roman" w:cs="Times New Roman"/>
+          <w:sz w:val="22"/>
+          <w:lang w:val="en-GB"/>
+        </w:rPr>
+      </w:pPr>
+      <w:r>
+        <w:rPr>
+          <w:rFonts w:hint="default" w:ascii="Times New Roman" w:hAnsi="Times New Roman" w:cs="Times New Roman"/>
+          <w:sz w:val="22"/>
+          <w:lang w:val="en-GB"/>
+        </w:rPr>
+        <w:t>The physical report will include LUTs, flip-flops, DSPs, BRAMs, implementation success, WNS, the timing metric, and Vivado vectorless estimated power. Vectorless power will be labelled as a tool estimate with its activity assumptions and will not be presented as measured board power. Conditional PPA is reported only on comparable usable support, alongside the failure-aware primary quantities.</w:t>
+      </w:r>
+    </w:p>
+    <w:p>
+      <w:pPr>
+        <w:pStyle w:val="3"/>
+        <w:bidi w:val="0"/>
+        <w:spacing w:after="120"/>
+        <w:rPr>
+          <w:rFonts w:hint="default" w:ascii="Times New Roman" w:hAnsi="Times New Roman" w:cs="Times New Roman"/>
+          <w:b/>
+          <w:sz w:val="24"/>
+          <w:lang w:val="en-GB"/>
+        </w:rPr>
+      </w:pPr>
+      <w:bookmarkStart w:id="17" w:name="_Toc5432"/>
+      <w:r>
+        <w:rPr>
+          <w:rFonts w:hint="default" w:ascii="Times New Roman" w:hAnsi="Times New Roman" w:cs="Times New Roman"/>
+          <w:b/>
+          <w:sz w:val="24"/>
+          <w:lang w:val="en-GB"/>
+        </w:rPr>
+        <w:t>3.6 Fixed-Budget and Statistical Analysis</w:t>
+      </w:r>
+      <w:bookmarkEnd w:id="17"/>
+    </w:p>
+    <w:p>
+      <w:pPr>
+        <w:pStyle w:val="9"/>
+        <w:bidi w:val="0"/>
+        <w:spacing w:after="120" w:line="360" w:lineRule="auto"/>
+        <w:jc w:val="both"/>
+        <w:rPr>
+          <w:rFonts w:hint="default" w:ascii="Times New Roman" w:hAnsi="Times New Roman" w:cs="Times New Roman"/>
+          <w:sz w:val="22"/>
+          <w:lang w:val="en-GB"/>
+        </w:rPr>
+      </w:pPr>
+      <w:r>
+        <w:rPr>
+          <w:rFonts w:hint="default" w:ascii="Times New Roman" w:hAnsi="Times New Roman" w:cs="Times New Roman"/>
+          <w:sz w:val="22"/>
+          <w:lang w:val="en-GB"/>
+        </w:rPr>
+        <w:t>The principal budgets are fixed before final evaluation as follows.</w:t>
+      </w:r>
     </w:p>
     <w:p>
       <w:pPr>
@@ -6842,7 +5863,7 @@
           <w:sz w:val="22"/>
           <w:lang w:val="en-GB"/>
         </w:rPr>
-        <w:t>Table 4  Research workflow and decision gates</w:t>
+        <w:t>Table 3  Core budgets and sensitivity levels</w:t>
       </w:r>
     </w:p>
     <w:tbl>
@@ -6918,7 +5939,7 @@
                 <w:vertAlign w:val="baseline"/>
                 <w:lang w:val="en-GB"/>
               </w:rPr>
-              <w:t>Stage</w:t>
+              <w:t>View</w:t>
             </w:r>
           </w:p>
         </w:tc>
@@ -6952,7 +5973,7 @@
                 <w:vertAlign w:val="baseline"/>
                 <w:lang w:val="en-GB"/>
               </w:rPr>
-              <w:t>Main operation</w:t>
+              <w:t>Primary budget</w:t>
             </w:r>
           </w:p>
         </w:tc>
@@ -6986,7 +6007,7 @@
                 <w:vertAlign w:val="baseline"/>
                 <w:lang w:val="en-GB"/>
               </w:rPr>
-              <w:t>Frozen output or gate</w:t>
+              <w:t>Sensitivity analysis</w:t>
             </w:r>
           </w:p>
         </w:tc>
@@ -7037,7 +6058,7 @@
                 <w:vertAlign w:val="baseline"/>
                 <w:lang w:val="en-GB"/>
               </w:rPr>
-              <w:t>1</w:t>
+              <w:t>Equal functional draws</w:t>
             </w:r>
           </w:p>
         </w:tc>
@@ -7069,7 +6090,7 @@
                 <w:vertAlign w:val="baseline"/>
                 <w:lang w:val="en-GB"/>
               </w:rPr>
-              <w:t>Finalize scope, model candidates, metrics, budgets, and reference audit</w:t>
+              <w:t>20 samples per model-task, 10 per adaptation seed</w:t>
             </w:r>
           </w:p>
         </w:tc>
@@ -7101,7 +6122,7 @@
                 <w:vertAlign w:val="baseline"/>
                 <w:lang w:val="en-GB"/>
               </w:rPr>
-              <w:t>Versioned protocol and proposal</w:t>
+              <w:t>10 and 20 draws</w:t>
             </w:r>
           </w:p>
         </w:tc>
@@ -7152,7 +6173,7 @@
                 <w:vertAlign w:val="baseline"/>
                 <w:lang w:val="en-GB"/>
               </w:rPr>
-              <w:t>2</w:t>
+              <w:t>Equal physical draws</w:t>
             </w:r>
           </w:p>
         </w:tc>
@@ -7184,7 +6205,7 @@
                 <w:vertAlign w:val="baseline"/>
                 <w:lang w:val="en-GB"/>
               </w:rPr>
-              <w:t>Load models and test common BF16 inference on L40S</w:t>
+              <w:t>10 preassigned samples per model-task, all distinct correct candidates implemented</w:t>
             </w:r>
           </w:p>
         </w:tc>
@@ -7216,7 +6237,7 @@
                 <w:vertAlign w:val="baseline"/>
                 <w:lang w:val="en-GB"/>
               </w:rPr>
-              <w:t>Frozen checkpoint hashes, engines, and feasible context bands</w:t>
+              <w:t>5 and 10 draws</w:t>
             </w:r>
           </w:p>
         </w:tc>
@@ -7267,7 +6288,7 @@
                 <w:vertAlign w:val="baseline"/>
                 <w:lang w:val="en-GB"/>
               </w:rPr>
-              <w:t>3</w:t>
+              <w:t>Equal generation time</w:t>
             </w:r>
           </w:p>
         </w:tc>
@@ -7299,7 +6320,7 @@
                 <w:vertAlign w:val="baseline"/>
                 <w:lang w:val="en-GB"/>
               </w:rPr>
-              <w:t>Run inference and telemetry pilot</w:t>
+              <w:t>T0 per task, where T0 is frozen as the slowest eligible model's pilot time for 20 common-condition samples</w:t>
             </w:r>
           </w:p>
         </w:tc>
@@ -7331,7 +6352,7 @@
                 <w:vertAlign w:val="baseline"/>
                 <w:lang w:val="en-GB"/>
               </w:rPr>
-              <w:t>Repeatability gate, T0, and conditional E0</w:t>
+              <w:t>0.5T0, T0, and 2T0</w:t>
             </w:r>
           </w:p>
         </w:tc>
@@ -7382,7 +6403,7 @@
                 <w:vertAlign w:val="baseline"/>
                 <w:lang w:val="en-GB"/>
               </w:rPr>
-              <w:t>4</w:t>
+              <w:t>Equal GPU energy</w:t>
             </w:r>
           </w:p>
         </w:tc>
@@ -7414,7 +6435,7 @@
                 <w:vertAlign w:val="baseline"/>
                 <w:lang w:val="en-GB"/>
               </w:rPr>
-              <w:t>Adapt two seeds per architecture using the same corpus and token budget</w:t>
+              <w:t>E0 defined analogously from the frozen pilot only if the telemetry gate passes</w:t>
             </w:r>
           </w:p>
         </w:tc>
@@ -7446,7 +6467,7 @@
                 <w:vertAlign w:val="baseline"/>
                 <w:lang w:val="en-GB"/>
               </w:rPr>
-              <w:t>Competence-gated adapters and full provenance</w:t>
+              <w:t>0.5E0, E0, and 2E0</w:t>
             </w:r>
           </w:p>
         </w:tc>
@@ -7497,7 +6518,7 @@
                 <w:vertAlign w:val="baseline"/>
                 <w:lang w:val="en-GB"/>
               </w:rPr>
-              <w:t>5</w:t>
+              <w:t>Equal EDA budget</w:t>
             </w:r>
           </w:p>
         </w:tc>
@@ -7529,7 +6550,7 @@
                 <w:vertAlign w:val="baseline"/>
                 <w:lang w:val="en-GB"/>
               </w:rPr>
-              <w:t>Freeze new tasks and complete contamination/oracle audits</w:t>
+              <w:t>First K distinct correct candidates in frozen hash order, K=3 per model-task</w:t>
             </w:r>
           </w:p>
         </w:tc>
@@ -7561,7 +6582,7 @@
                 <w:vertAlign w:val="baseline"/>
                 <w:lang w:val="en-GB"/>
               </w:rPr>
-              <w:t>Unopened final split and oracle audit</w:t>
+              <w:t>K=1, 3, and 5</w:t>
             </w:r>
           </w:p>
         </w:tc>
@@ -7612,7 +6633,7 @@
                 <w:vertAlign w:val="baseline"/>
                 <w:lang w:val="en-GB"/>
               </w:rPr>
-              <w:t>6</w:t>
+              <w:t>Academic workflow scenario</w:t>
             </w:r>
           </w:p>
         </w:tc>
@@ -7644,7 +6665,7 @@
                 <w:vertAlign w:val="baseline"/>
                 <w:lang w:val="en-GB"/>
               </w:rPr>
-              <w:t>Generate all samples and run functional evaluation</w:t>
+              <w:t>10 V100 GPU-hours and 50 Vivado implementations allocated by frozen round-robin task order</w:t>
             </w:r>
           </w:p>
         </w:tc>
@@ -7676,352 +6697,7 @@
                 <w:vertAlign w:val="baseline"/>
                 <w:lang w:val="en-GB"/>
               </w:rPr>
-              <w:t>Failure-complete functional dataset and pass@k results</w:t>
-            </w:r>
-          </w:p>
-        </w:tc>
-      </w:tr>
-      <w:tr>
-        <w:tblPrEx>
-          <w:tblBorders>
-            <w:top w:val="single" w:color="auto" w:sz="4" w:space="0"/>
-            <w:left w:val="single" w:color="auto" w:sz="4" w:space="0"/>
-            <w:bottom w:val="single" w:color="auto" w:sz="4" w:space="0"/>
-            <w:right w:val="single" w:color="auto" w:sz="4" w:space="0"/>
-            <w:insideH w:val="single" w:color="auto" w:sz="4" w:space="0"/>
-            <w:insideV w:val="single" w:color="auto" w:sz="4" w:space="0"/>
-          </w:tblBorders>
-          <w:tblCellMar>
-            <w:left w:w="108" w:type="dxa"/>
-            <w:right w:w="108" w:type="dxa"/>
-          </w:tblCellMar>
-        </w:tblPrEx>
-        <w:trPr>
-          <w:cantSplit/>
-        </w:trPr>
-        <w:tc>
-          <w:tcPr>
-            <w:tcW w:w="1666" w:type="pct"/>
-          </w:tcPr>
-          <w:p>
-            <w:pPr>
-              <w:pStyle w:val="15"/>
-              <w:adjustRightInd w:val="0"/>
-              <w:snapToGrid w:val="0"/>
-              <w:spacing w:line="240" w:lineRule="auto"/>
-              <w:rPr>
-                <w:rFonts w:hint="default" w:ascii="Times New Roman" w:hAnsi="Times New Roman" w:cs="Times New Roman"/>
-                <w:color w:val="auto"/>
-                <w:sz w:val="18"/>
-                <w:szCs w:val="24"/>
-                <w:vertAlign w:val="baseline"/>
-                <w:lang w:val="en-GB"/>
-              </w:rPr>
-            </w:pPr>
-            <w:r>
-              <w:rPr>
-                <w:rFonts w:hint="default" w:ascii="Times New Roman" w:hAnsi="Times New Roman" w:cs="Times New Roman"/>
-                <w:color w:val="auto"/>
-                <w:sz w:val="18"/>
-                <w:szCs w:val="24"/>
-                <w:vertAlign w:val="baseline"/>
-                <w:lang w:val="en-GB"/>
-              </w:rPr>
-              <w:t>7</w:t>
-            </w:r>
-          </w:p>
-        </w:tc>
-        <w:tc>
-          <w:tcPr>
-            <w:tcW w:w="1666" w:type="pct"/>
-          </w:tcPr>
-          <w:p>
-            <w:pPr>
-              <w:pStyle w:val="15"/>
-              <w:adjustRightInd w:val="0"/>
-              <w:snapToGrid w:val="0"/>
-              <w:spacing w:line="240" w:lineRule="auto"/>
-              <w:rPr>
-                <w:rFonts w:hint="default" w:ascii="Times New Roman" w:hAnsi="Times New Roman" w:cs="Times New Roman"/>
-                <w:color w:val="auto"/>
-                <w:sz w:val="18"/>
-                <w:szCs w:val="24"/>
-                <w:vertAlign w:val="baseline"/>
-                <w:lang w:val="en-GB"/>
-              </w:rPr>
-            </w:pPr>
-            <w:r>
-              <w:rPr>
-                <w:rFonts w:hint="default" w:ascii="Times New Roman" w:hAnsi="Times New Roman" w:cs="Times New Roman"/>
-                <w:color w:val="auto"/>
-                <w:sz w:val="18"/>
-                <w:szCs w:val="24"/>
-                <w:vertAlign w:val="baseline"/>
-                <w:lang w:val="en-GB"/>
-              </w:rPr>
-              <w:t>Implement the preassigned ten-task physical subset</w:t>
-            </w:r>
-          </w:p>
-        </w:tc>
-        <w:tc>
-          <w:tcPr>
-            <w:tcW w:w="1667" w:type="pct"/>
-          </w:tcPr>
-          <w:p>
-            <w:pPr>
-              <w:pStyle w:val="15"/>
-              <w:adjustRightInd w:val="0"/>
-              <w:snapToGrid w:val="0"/>
-              <w:spacing w:line="240" w:lineRule="auto"/>
-              <w:rPr>
-                <w:rFonts w:hint="default" w:ascii="Times New Roman" w:hAnsi="Times New Roman" w:cs="Times New Roman"/>
-                <w:color w:val="auto"/>
-                <w:sz w:val="18"/>
-                <w:szCs w:val="24"/>
-                <w:vertAlign w:val="baseline"/>
-                <w:lang w:val="en-GB"/>
-              </w:rPr>
-            </w:pPr>
-            <w:r>
-              <w:rPr>
-                <w:rFonts w:hint="default" w:ascii="Times New Roman" w:hAnsi="Times New Roman" w:cs="Times New Roman"/>
-                <w:color w:val="auto"/>
-                <w:sz w:val="18"/>
-                <w:szCs w:val="24"/>
-                <w:vertAlign w:val="baseline"/>
-                <w:lang w:val="en-GB"/>
-              </w:rPr>
-              <w:t>Post-route dataset, timing-closure sensitivity subset, and PPA report</w:t>
-            </w:r>
-          </w:p>
-        </w:tc>
-      </w:tr>
-      <w:tr>
-        <w:tblPrEx>
-          <w:tblBorders>
-            <w:top w:val="single" w:color="auto" w:sz="4" w:space="0"/>
-            <w:left w:val="single" w:color="auto" w:sz="4" w:space="0"/>
-            <w:bottom w:val="single" w:color="auto" w:sz="4" w:space="0"/>
-            <w:right w:val="single" w:color="auto" w:sz="4" w:space="0"/>
-            <w:insideH w:val="single" w:color="auto" w:sz="4" w:space="0"/>
-            <w:insideV w:val="single" w:color="auto" w:sz="4" w:space="0"/>
-          </w:tblBorders>
-          <w:tblCellMar>
-            <w:left w:w="108" w:type="dxa"/>
-            <w:right w:w="108" w:type="dxa"/>
-          </w:tblCellMar>
-        </w:tblPrEx>
-        <w:trPr>
-          <w:cantSplit/>
-        </w:trPr>
-        <w:tc>
-          <w:tcPr>
-            <w:tcW w:w="1666" w:type="pct"/>
-          </w:tcPr>
-          <w:p>
-            <w:pPr>
-              <w:pStyle w:val="15"/>
-              <w:adjustRightInd w:val="0"/>
-              <w:snapToGrid w:val="0"/>
-              <w:spacing w:line="240" w:lineRule="auto"/>
-              <w:rPr>
-                <w:rFonts w:hint="default" w:ascii="Times New Roman" w:hAnsi="Times New Roman" w:cs="Times New Roman"/>
-                <w:color w:val="auto"/>
-                <w:sz w:val="18"/>
-                <w:szCs w:val="24"/>
-                <w:vertAlign w:val="baseline"/>
-                <w:lang w:val="en-GB"/>
-              </w:rPr>
-            </w:pPr>
-            <w:r>
-              <w:rPr>
-                <w:rFonts w:hint="default" w:ascii="Times New Roman" w:hAnsi="Times New Roman" w:cs="Times New Roman"/>
-                <w:color w:val="auto"/>
-                <w:sz w:val="18"/>
-                <w:szCs w:val="24"/>
-                <w:vertAlign w:val="baseline"/>
-                <w:lang w:val="en-GB"/>
-              </w:rPr>
-              <w:t>8</w:t>
-            </w:r>
-          </w:p>
-        </w:tc>
-        <w:tc>
-          <w:tcPr>
-            <w:tcW w:w="1666" w:type="pct"/>
-          </w:tcPr>
-          <w:p>
-            <w:pPr>
-              <w:pStyle w:val="15"/>
-              <w:adjustRightInd w:val="0"/>
-              <w:snapToGrid w:val="0"/>
-              <w:spacing w:line="240" w:lineRule="auto"/>
-              <w:rPr>
-                <w:rFonts w:hint="default" w:ascii="Times New Roman" w:hAnsi="Times New Roman" w:cs="Times New Roman"/>
-                <w:color w:val="auto"/>
-                <w:sz w:val="18"/>
-                <w:szCs w:val="24"/>
-                <w:vertAlign w:val="baseline"/>
-                <w:lang w:val="en-GB"/>
-              </w:rPr>
-            </w:pPr>
-            <w:r>
-              <w:rPr>
-                <w:rFonts w:hint="default" w:ascii="Times New Roman" w:hAnsi="Times New Roman" w:cs="Times New Roman"/>
-                <w:color w:val="auto"/>
-                <w:sz w:val="18"/>
-                <w:szCs w:val="24"/>
-                <w:vertAlign w:val="baseline"/>
-                <w:lang w:val="en-GB"/>
-              </w:rPr>
-              <w:t>Compute equal-draw and fixed-budget comparisons</w:t>
-            </w:r>
-          </w:p>
-        </w:tc>
-        <w:tc>
-          <w:tcPr>
-            <w:tcW w:w="1667" w:type="pct"/>
-          </w:tcPr>
-          <w:p>
-            <w:pPr>
-              <w:pStyle w:val="15"/>
-              <w:adjustRightInd w:val="0"/>
-              <w:snapToGrid w:val="0"/>
-              <w:spacing w:line="240" w:lineRule="auto"/>
-              <w:rPr>
-                <w:rFonts w:hint="default" w:ascii="Times New Roman" w:hAnsi="Times New Roman" w:cs="Times New Roman"/>
-                <w:color w:val="auto"/>
-                <w:sz w:val="18"/>
-                <w:szCs w:val="24"/>
-                <w:vertAlign w:val="baseline"/>
-                <w:lang w:val="en-GB"/>
-              </w:rPr>
-            </w:pPr>
-            <w:r>
-              <w:rPr>
-                <w:rFonts w:hint="default" w:ascii="Times New Roman" w:hAnsi="Times New Roman" w:cs="Times New Roman"/>
-                <w:color w:val="auto"/>
-                <w:sz w:val="18"/>
-                <w:szCs w:val="24"/>
-                <w:vertAlign w:val="baseline"/>
-                <w:lang w:val="en-GB"/>
-              </w:rPr>
-              <w:t>Paired intervals, Pareto plots, and deployment regime map</w:t>
-            </w:r>
-          </w:p>
-        </w:tc>
-      </w:tr>
-      <w:tr>
-        <w:tblPrEx>
-          <w:tblBorders>
-            <w:top w:val="single" w:color="auto" w:sz="4" w:space="0"/>
-            <w:left w:val="single" w:color="auto" w:sz="4" w:space="0"/>
-            <w:bottom w:val="single" w:color="auto" w:sz="4" w:space="0"/>
-            <w:right w:val="single" w:color="auto" w:sz="4" w:space="0"/>
-            <w:insideH w:val="single" w:color="auto" w:sz="4" w:space="0"/>
-            <w:insideV w:val="single" w:color="auto" w:sz="4" w:space="0"/>
-          </w:tblBorders>
-          <w:tblCellMar>
-            <w:left w:w="108" w:type="dxa"/>
-            <w:right w:w="108" w:type="dxa"/>
-          </w:tblCellMar>
-        </w:tblPrEx>
-        <w:trPr>
-          <w:cantSplit/>
-        </w:trPr>
-        <w:tc>
-          <w:tcPr>
-            <w:tcW w:w="1666" w:type="pct"/>
-          </w:tcPr>
-          <w:p>
-            <w:pPr>
-              <w:pStyle w:val="15"/>
-              <w:adjustRightInd w:val="0"/>
-              <w:snapToGrid w:val="0"/>
-              <w:spacing w:line="240" w:lineRule="auto"/>
-              <w:rPr>
-                <w:rFonts w:hint="default" w:ascii="Times New Roman" w:hAnsi="Times New Roman" w:cs="Times New Roman"/>
-                <w:color w:val="auto"/>
-                <w:sz w:val="18"/>
-                <w:szCs w:val="24"/>
-                <w:vertAlign w:val="baseline"/>
-                <w:lang w:val="en-GB"/>
-              </w:rPr>
-            </w:pPr>
-            <w:r>
-              <w:rPr>
-                <w:rFonts w:hint="default" w:ascii="Times New Roman" w:hAnsi="Times New Roman" w:cs="Times New Roman"/>
-                <w:color w:val="auto"/>
-                <w:sz w:val="18"/>
-                <w:szCs w:val="24"/>
-                <w:vertAlign w:val="baseline"/>
-                <w:lang w:val="en-GB"/>
-              </w:rPr>
-              <w:t>9</w:t>
-            </w:r>
-          </w:p>
-        </w:tc>
-        <w:tc>
-          <w:tcPr>
-            <w:tcW w:w="1666" w:type="pct"/>
-          </w:tcPr>
-          <w:p>
-            <w:pPr>
-              <w:pStyle w:val="15"/>
-              <w:adjustRightInd w:val="0"/>
-              <w:snapToGrid w:val="0"/>
-              <w:spacing w:line="240" w:lineRule="auto"/>
-              <w:rPr>
-                <w:rFonts w:hint="default" w:ascii="Times New Roman" w:hAnsi="Times New Roman" w:cs="Times New Roman"/>
-                <w:color w:val="auto"/>
-                <w:sz w:val="18"/>
-                <w:szCs w:val="24"/>
-                <w:vertAlign w:val="baseline"/>
-                <w:lang w:val="en-GB"/>
-              </w:rPr>
-            </w:pPr>
-            <w:r>
-              <w:rPr>
-                <w:rFonts w:hint="default" w:ascii="Times New Roman" w:hAnsi="Times New Roman" w:cs="Times New Roman"/>
-                <w:color w:val="auto"/>
-                <w:sz w:val="18"/>
-                <w:szCs w:val="24"/>
-                <w:vertAlign w:val="baseline"/>
-                <w:lang w:val="en-GB"/>
-              </w:rPr>
-              <w:t>Complete thesis, claim ledger, artifact, and defense</w:t>
-            </w:r>
-          </w:p>
-        </w:tc>
-        <w:tc>
-          <w:tcPr>
-            <w:tcW w:w="1667" w:type="pct"/>
-          </w:tcPr>
-          <w:p>
-            <w:pPr>
-              <w:pStyle w:val="15"/>
-              <w:adjustRightInd w:val="0"/>
-              <w:snapToGrid w:val="0"/>
-              <w:spacing w:line="240" w:lineRule="auto"/>
-              <w:rPr>
-                <w:rFonts w:hint="default" w:ascii="Times New Roman" w:hAnsi="Times New Roman" w:cs="Times New Roman"/>
-                <w:color w:val="auto"/>
-                <w:sz w:val="18"/>
-                <w:szCs w:val="24"/>
-                <w:vertAlign w:val="baseline"/>
-                <w:lang w:val="en-GB"/>
-              </w:rPr>
-            </w:pPr>
-            <w:r>
-              <w:rPr>
-                <w:rFonts w:hint="default" w:ascii="Times New Roman" w:hAnsi="Times New Roman" w:cs="Times New Roman"/>
-                <w:color w:val="auto"/>
-                <w:sz w:val="18"/>
-                <w:szCs w:val="24"/>
-                <w:vertAlign w:val="baseline"/>
-                <w:lang w:val="en-GB"/>
-              </w:rPr>
-              <w:t>Reproducible thesis package</w:t>
+              <w:t>5/20 GPU-hours and 25/100 implementations</w:t>
             </w:r>
           </w:p>
         </w:tc>
@@ -8045,48 +6721,87 @@
     </w:p>
     <w:p>
       <w:pPr>
-        <w:rPr>
-          <w:rFonts w:hint="default" w:ascii="Times New Roman" w:hAnsi="Times New Roman"/>
-          <w:color w:val="FF0000"/>
-          <w:sz w:val="24"/>
-          <w:szCs w:val="24"/>
-          <w:lang w:val="en-GB"/>
-        </w:rPr>
-      </w:pPr>
-      <w:r>
-        <w:rPr>
-          <w:rFonts w:hint="default" w:ascii="Times New Roman" w:hAnsi="Times New Roman"/>
-          <w:color w:val="FF0000"/>
-          <w:sz w:val="24"/>
-          <w:szCs w:val="24"/>
-          <w:lang w:val="en-GB"/>
-        </w:rPr>
-        <w:br w:type="page"/>
-      </w:r>
-    </w:p>
-    <w:p>
-      <w:pPr>
-        <w:pStyle w:val="2"/>
-        <w:bidi w:val="0"/>
-        <w:spacing w:after="120"/>
-        <w:rPr>
-          <w:rFonts w:hint="default" w:ascii="Times New Roman" w:hAnsi="Times New Roman" w:cs="Times New Roman"/>
-          <w:b/>
-          <w:sz w:val="28"/>
-          <w:lang w:val="en-GB"/>
-        </w:rPr>
-      </w:pPr>
-      <w:bookmarkStart w:id="19" w:name="_Toc6825"/>
-      <w:r>
-        <w:rPr>
-          <w:rFonts w:hint="default" w:ascii="Times New Roman" w:hAnsi="Times New Roman" w:cs="Times New Roman"/>
-          <w:b/>
-          <w:sz w:val="28"/>
-          <w:lang w:val="en-GB"/>
-        </w:rPr>
-        <w:t>4  Expected Objectives</w:t>
-      </w:r>
-      <w:bookmarkEnd w:id="19"/>
+        <w:pStyle w:val="9"/>
+        <w:bidi w:val="0"/>
+        <w:spacing w:after="120" w:line="360" w:lineRule="auto"/>
+        <w:jc w:val="both"/>
+        <w:rPr>
+          <w:rFonts w:hint="default" w:ascii="Times New Roman" w:hAnsi="Times New Roman" w:cs="Times New Roman"/>
+          <w:sz w:val="22"/>
+          <w:lang w:val="en-GB"/>
+        </w:rPr>
+      </w:pPr>
+      <w:r>
+        <w:rPr>
+          <w:rFonts w:hint="default" w:ascii="Times New Roman" w:hAnsi="Times New Roman" w:cs="Times New Roman"/>
+          <w:sz w:val="22"/>
+          <w:lang w:val="en-GB"/>
+        </w:rPr>
+        <w:t>Fixed-time and fixed-energy analysis allows faster systems to generate more candidates. Fixed-EDA analysis prevents unlimited synthesis or implementation from hiding the cost of candidate selection. Generation and EDA order will be determined by frozen identifiers, not observed frequency.</w:t>
+      </w:r>
+    </w:p>
+    <w:p>
+      <w:pPr>
+        <w:pStyle w:val="9"/>
+        <w:bidi w:val="0"/>
+        <w:spacing w:after="120" w:line="360" w:lineRule="auto"/>
+        <w:jc w:val="both"/>
+        <w:rPr>
+          <w:rFonts w:hint="default" w:ascii="Times New Roman" w:hAnsi="Times New Roman" w:cs="Times New Roman"/>
+          <w:sz w:val="22"/>
+          <w:lang w:val="en-GB"/>
+        </w:rPr>
+      </w:pPr>
+      <w:r>
+        <w:rPr>
+          <w:rFonts w:hint="default" w:ascii="Times New Roman" w:hAnsi="Times New Roman" w:cs="Times New Roman"/>
+          <w:sz w:val="22"/>
+          <w:lang w:val="en-GB"/>
+        </w:rPr>
+        <w:t>Quality-constrained comparisons use the dense GQA system as the reference. For the accelerator split, the primary non-inferiority margin is 5 absolute percentage points in pass@1; for VerilogEvalV2 it is 3 points. A candidate system is non-inferior only if the lower bound of the paired 95% interval for its difference from the reference exceeds the negative margin. Sensitivity at 2, 5, and 10 points will be shown. The two planned comparisons against the reference will use Holm adjustment.</w:t>
+      </w:r>
+    </w:p>
+    <w:p>
+      <w:pPr>
+        <w:pStyle w:val="9"/>
+        <w:bidi w:val="0"/>
+        <w:spacing w:after="120" w:line="360" w:lineRule="auto"/>
+        <w:jc w:val="both"/>
+        <w:rPr>
+          <w:rFonts w:hint="default" w:ascii="Times New Roman" w:hAnsi="Times New Roman" w:cs="Times New Roman"/>
+          <w:sz w:val="22"/>
+          <w:lang w:val="en-GB"/>
+        </w:rPr>
+      </w:pPr>
+      <w:r>
+        <w:rPr>
+          <w:rFonts w:hint="default" w:ascii="Times New Roman" w:hAnsi="Times New Roman" w:cs="Times New Roman"/>
+          <w:sz w:val="22"/>
+          <w:lang w:val="en-GB"/>
+        </w:rPr>
+        <w:t>Primary uncertainty will use paired task-level bootstrap intervals with 10,000 resamples. The interval quantifies variation across the declared tasks and samples; it does not represent all possible pretraining corpora or model families. With only two adaptation seeds, seed-specific effects are directional robustness points rather than a precise estimate of training-seed variance. Family and interpolation/extrapolation summaries are descriptive unless their cell sizes support a declared interval.</w:t>
+      </w:r>
+    </w:p>
+    <w:p>
+      <w:pPr>
+        <w:pStyle w:val="9"/>
+        <w:bidi w:val="0"/>
+        <w:spacing w:after="120" w:line="360" w:lineRule="auto"/>
+        <w:jc w:val="both"/>
+        <w:rPr>
+          <w:rFonts w:hint="default" w:ascii="Times New Roman" w:hAnsi="Times New Roman" w:cs="Times New Roman"/>
+          <w:sz w:val="22"/>
+          <w:lang w:val="en-GB"/>
+        </w:rPr>
+      </w:pPr>
+      <w:r>
+        <w:rPr>
+          <w:rFonts w:hint="default" w:ascii="Times New Roman" w:hAnsi="Times New Roman" w:cs="Times New Roman"/>
+          <w:sz w:val="22"/>
+          <w:lang w:val="en-GB"/>
+        </w:rPr>
+        <w:t>The analysis will report Pareto frontiers instead of a single universal efficiency score. In addition to q, μ_F, U_F, and V_F, outputs include correct RTL per GPU-hour, usable implementations per GPU-hour, usable implementations per measured GPU joule when valid, and best verified timing within an EDA budget. Canonical structural-feature distance, output length, and entropy will be used as secondary distribution-shift diagnostics, not as correctness evidence.</w:t>
+      </w:r>
     </w:p>
     <w:p>
       <w:pPr>
@@ -8100,7 +6815,7 @@
           <w:lang w:val="en-GB"/>
         </w:rPr>
       </w:pPr>
-      <w:bookmarkStart w:id="20" w:name="_Toc8226"/>
+      <w:bookmarkStart w:id="18" w:name="_Toc1593"/>
       <w:r>
         <w:rPr>
           <w:rFonts w:hint="default" w:ascii="Times New Roman" w:hAnsi="Times New Roman" w:cs="Times New Roman"/>
@@ -8108,581 +6823,30 @@
           <w:sz w:val="24"/>
           <w:lang w:val="en-GB"/>
         </w:rPr>
-        <w:t>4.1 Minimum Success Criteria</w:t>
-      </w:r>
-      <w:bookmarkEnd w:id="20"/>
-    </w:p>
-    <w:p>
-      <w:pPr>
-        <w:pStyle w:val="9"/>
-        <w:bidi w:val="0"/>
-        <w:spacing w:after="120" w:line="360" w:lineRule="auto"/>
-        <w:jc w:val="both"/>
-        <w:rPr>
-          <w:rFonts w:hint="default" w:ascii="Times New Roman" w:hAnsi="Times New Roman" w:cs="Times New Roman"/>
-          <w:sz w:val="22"/>
-          <w:lang w:val="en-GB"/>
-        </w:rPr>
-      </w:pPr>
-      <w:r>
-        <w:rPr>
-          <w:rFonts w:hint="default" w:ascii="Times New Roman" w:hAnsi="Times New Roman" w:cs="Times New Roman"/>
-          <w:sz w:val="22"/>
-          <w:lang w:val="en-GB"/>
-        </w:rPr>
-        <w:t>The thesis will be considered successfully completed when it delivers all of the following, regardless of which architecture ranks first:</w:t>
-      </w:r>
-    </w:p>
-    <w:p>
-      <w:pPr>
-        <w:pStyle w:val="9"/>
-        <w:numPr>
-          <w:ilvl w:val="0"/>
-          <w:numId w:val="11"/>
-        </w:numPr>
-        <w:bidi w:val="0"/>
-        <w:spacing w:after="120" w:line="360" w:lineRule="auto"/>
-        <w:ind w:left="420" w:leftChars="0" w:hanging="420" w:firstLineChars="0"/>
-        <w:jc w:val="both"/>
-        <w:rPr>
-          <w:rFonts w:hint="default" w:ascii="Times New Roman" w:hAnsi="Times New Roman" w:cs="Times New Roman"/>
-          <w:sz w:val="22"/>
-          <w:lang w:val="en-GB"/>
-        </w:rPr>
-      </w:pPr>
-      <w:r>
-        <w:rPr>
-          <w:rFonts w:hint="default" w:ascii="Times New Roman" w:hAnsi="Times New Roman" w:cs="Times New Roman"/>
-          <w:sz w:val="22"/>
-          <w:lang w:val="en-GB"/>
-        </w:rPr>
-        <w:t>A frozen, reproducible inference benchmark for three eligible dense, state-space, and hybrid model systems on one L40S GPU at the three core context bands.</w:t>
-      </w:r>
-    </w:p>
-    <w:p>
-      <w:pPr>
-        <w:pStyle w:val="9"/>
-        <w:numPr>
-          <w:ilvl w:val="0"/>
-          <w:numId w:val="12"/>
-        </w:numPr>
-        <w:bidi w:val="0"/>
-        <w:spacing w:after="120" w:line="360" w:lineRule="auto"/>
-        <w:ind w:left="420" w:leftChars="0" w:hanging="420" w:firstLineChars="0"/>
-        <w:jc w:val="both"/>
-        <w:rPr>
-          <w:rFonts w:hint="default" w:ascii="Times New Roman" w:hAnsi="Times New Roman" w:cs="Times New Roman"/>
-          <w:sz w:val="22"/>
-          <w:lang w:val="en-GB"/>
-        </w:rPr>
-      </w:pPr>
-      <w:r>
-        <w:rPr>
-          <w:rFonts w:hint="default" w:ascii="Times New Roman" w:hAnsi="Times New Roman" w:cs="Times New Roman"/>
-          <w:sz w:val="22"/>
-          <w:lang w:val="en-GB"/>
-        </w:rPr>
-        <w:t>A transparent model manifest containing checkpoint revisions, tokenizers, licenses, engines, precision, trainable parameters, and adaptation seeds.</w:t>
-      </w:r>
-    </w:p>
-    <w:p>
-      <w:pPr>
-        <w:pStyle w:val="9"/>
-        <w:numPr>
-          <w:ilvl w:val="0"/>
-          <w:numId w:val="13"/>
-        </w:numPr>
-        <w:bidi w:val="0"/>
-        <w:spacing w:after="120" w:line="360" w:lineRule="auto"/>
-        <w:ind w:left="420" w:leftChars="0" w:hanging="420" w:firstLineChars="0"/>
-        <w:jc w:val="both"/>
-        <w:rPr>
-          <w:rFonts w:hint="default" w:ascii="Times New Roman" w:hAnsi="Times New Roman" w:cs="Times New Roman"/>
-          <w:sz w:val="22"/>
-          <w:lang w:val="en-GB"/>
-        </w:rPr>
-      </w:pPr>
-      <w:r>
-        <w:rPr>
-          <w:rFonts w:hint="default" w:ascii="Times New Roman" w:hAnsi="Times New Roman" w:cs="Times New Roman"/>
-          <w:sz w:val="22"/>
-          <w:lang w:val="en-GB"/>
-        </w:rPr>
-        <w:t>Functional results on a new unopened five-family accelerator split and VerilogEvalV2 with all failures retained.</w:t>
-      </w:r>
-    </w:p>
-    <w:p>
-      <w:pPr>
-        <w:pStyle w:val="9"/>
-        <w:numPr>
-          <w:ilvl w:val="0"/>
-          <w:numId w:val="14"/>
-        </w:numPr>
-        <w:bidi w:val="0"/>
-        <w:spacing w:after="120" w:line="360" w:lineRule="auto"/>
-        <w:ind w:left="420" w:leftChars="0" w:hanging="420" w:firstLineChars="0"/>
-        <w:jc w:val="both"/>
-        <w:rPr>
-          <w:rFonts w:hint="default" w:ascii="Times New Roman" w:hAnsi="Times New Roman" w:cs="Times New Roman"/>
-          <w:sz w:val="22"/>
-          <w:lang w:val="en-GB"/>
-        </w:rPr>
-      </w:pPr>
-      <w:r>
-        <w:rPr>
-          <w:rFonts w:hint="default" w:ascii="Times New Roman" w:hAnsi="Times New Roman" w:cs="Times New Roman"/>
-          <w:sz w:val="22"/>
-          <w:lang w:val="en-GB"/>
-        </w:rPr>
-        <w:t>Post-route results for the preassigned ten-task FPGA subset within the 300-run ceiling, plus a bounded timing-closure sensitivity study.</w:t>
-      </w:r>
-    </w:p>
-    <w:p>
-      <w:pPr>
-        <w:pStyle w:val="9"/>
-        <w:numPr>
-          <w:ilvl w:val="0"/>
-          <w:numId w:val="15"/>
-        </w:numPr>
-        <w:bidi w:val="0"/>
-        <w:spacing w:after="120" w:line="360" w:lineRule="auto"/>
-        <w:ind w:left="420" w:leftChars="0" w:hanging="420" w:firstLineChars="0"/>
-        <w:jc w:val="both"/>
-        <w:rPr>
-          <w:rFonts w:hint="default" w:ascii="Times New Roman" w:hAnsi="Times New Roman" w:cs="Times New Roman"/>
-          <w:sz w:val="22"/>
-          <w:lang w:val="en-GB"/>
-        </w:rPr>
-      </w:pPr>
-      <w:r>
-        <w:rPr>
-          <w:rFonts w:hint="default" w:ascii="Times New Roman" w:hAnsi="Times New Roman" w:cs="Times New Roman"/>
-          <w:sz w:val="22"/>
-          <w:lang w:val="en-GB"/>
-        </w:rPr>
-        <w:t>Separate usable-yield, conditional-frequency, failure-penalized, and budgeted-best results rather than one ambiguous score.</w:t>
-      </w:r>
-    </w:p>
-    <w:p>
-      <w:pPr>
-        <w:pStyle w:val="9"/>
-        <w:numPr>
-          <w:ilvl w:val="0"/>
-          <w:numId w:val="16"/>
-        </w:numPr>
-        <w:bidi w:val="0"/>
-        <w:spacing w:after="120" w:line="360" w:lineRule="auto"/>
-        <w:ind w:left="420" w:leftChars="0" w:hanging="420" w:firstLineChars="0"/>
-        <w:jc w:val="both"/>
-        <w:rPr>
-          <w:rFonts w:hint="default" w:ascii="Times New Roman" w:hAnsi="Times New Roman" w:cs="Times New Roman"/>
-          <w:sz w:val="22"/>
-          <w:lang w:val="en-GB"/>
-        </w:rPr>
-      </w:pPr>
-      <w:r>
-        <w:rPr>
-          <w:rFonts w:hint="default" w:ascii="Times New Roman" w:hAnsi="Times New Roman" w:cs="Times New Roman"/>
-          <w:sz w:val="22"/>
-          <w:lang w:val="en-GB"/>
-        </w:rPr>
-        <w:t>A fixed-budget regime map showing when inference, functional verification, or EDA is the limiting resource.</w:t>
-      </w:r>
-    </w:p>
-    <w:p>
-      <w:pPr>
-        <w:pStyle w:val="9"/>
-        <w:numPr>
-          <w:ilvl w:val="0"/>
-          <w:numId w:val="17"/>
-        </w:numPr>
-        <w:bidi w:val="0"/>
-        <w:spacing w:after="120" w:line="360" w:lineRule="auto"/>
-        <w:ind w:left="420" w:leftChars="0" w:hanging="420" w:firstLineChars="0"/>
-        <w:jc w:val="both"/>
-        <w:rPr>
-          <w:rFonts w:hint="default" w:ascii="Times New Roman" w:hAnsi="Times New Roman" w:cs="Times New Roman"/>
-          <w:sz w:val="22"/>
-          <w:lang w:val="en-GB"/>
-        </w:rPr>
-      </w:pPr>
-      <w:r>
-        <w:rPr>
-          <w:rFonts w:hint="default" w:ascii="Times New Roman" w:hAnsi="Times New Roman" w:cs="Times New Roman"/>
-          <w:sz w:val="22"/>
-          <w:lang w:val="en-GB"/>
-        </w:rPr>
-        <w:t>A versioned artifact with prompts, manifests, hashes, raw measurements, analysis scripts, stopped-run records, and claim-to-artifact provenance.</w:t>
-      </w:r>
-    </w:p>
-    <w:p>
-      <w:pPr>
-        <w:pStyle w:val="9"/>
-        <w:bidi w:val="0"/>
-        <w:spacing w:after="120" w:line="360" w:lineRule="auto"/>
-        <w:jc w:val="both"/>
-        <w:rPr>
-          <w:rFonts w:hint="default" w:ascii="Times New Roman" w:hAnsi="Times New Roman" w:cs="Times New Roman"/>
-          <w:sz w:val="22"/>
-          <w:lang w:val="en-GB"/>
-        </w:rPr>
-      </w:pPr>
-      <w:r>
-        <w:rPr>
-          <w:rFonts w:hint="default" w:ascii="Times New Roman" w:hAnsi="Times New Roman" w:cs="Times New Roman"/>
-          <w:sz w:val="22"/>
-          <w:lang w:val="en-GB"/>
-        </w:rPr>
-        <w:t>No unsupported numerical target is imposed on the hybrid or state-space models. A negative result—for example, faster decoding accompanied by inadequate RTL quality—is a valid thesis finding if obtained under the frozen protocol.</w:t>
-      </w:r>
-    </w:p>
-    <w:p>
-      <w:pPr>
-        <w:pStyle w:val="3"/>
-        <w:bidi w:val="0"/>
-        <w:spacing w:after="120"/>
+        <w:t>3.7 Research Workflow</w:t>
+      </w:r>
+      <w:bookmarkEnd w:id="18"/>
+    </w:p>
+    <w:p>
+      <w:pPr>
+        <w:bidi w:val="0"/>
+        <w:spacing w:after="120" w:line="360" w:lineRule="auto"/>
+        <w:jc w:val="center"/>
         <w:rPr>
           <w:rFonts w:hint="default" w:ascii="Times New Roman" w:hAnsi="Times New Roman" w:cs="Times New Roman"/>
           <w:b/>
-          <w:sz w:val="24"/>
-          <w:lang w:val="en-GB"/>
-        </w:rPr>
-      </w:pPr>
-      <w:bookmarkStart w:id="21" w:name="_Toc19400"/>
+          <w:sz w:val="22"/>
+          <w:lang w:val="en-GB"/>
+        </w:rPr>
+      </w:pPr>
       <w:r>
         <w:rPr>
           <w:rFonts w:hint="default" w:ascii="Times New Roman" w:hAnsi="Times New Roman" w:cs="Times New Roman"/>
           <w:b/>
-          <w:sz w:val="24"/>
-          <w:lang w:val="en-GB"/>
-        </w:rPr>
-        <w:t>4.2 Expected Academic and Engineering Outputs</w:t>
-      </w:r>
-      <w:bookmarkEnd w:id="21"/>
-    </w:p>
-    <w:p>
-      <w:pPr>
-        <w:pStyle w:val="9"/>
-        <w:bidi w:val="0"/>
-        <w:spacing w:after="120" w:line="360" w:lineRule="auto"/>
-        <w:jc w:val="both"/>
-        <w:rPr>
-          <w:rFonts w:hint="default" w:ascii="Times New Roman" w:hAnsi="Times New Roman" w:cs="Times New Roman"/>
-          <w:sz w:val="22"/>
-          <w:lang w:val="en-GB"/>
-        </w:rPr>
-      </w:pPr>
-      <w:r>
-        <w:rPr>
-          <w:rFonts w:hint="default" w:ascii="Times New Roman" w:hAnsi="Times New Roman" w:cs="Times New Roman"/>
-          <w:sz w:val="22"/>
-          <w:lang w:val="en-GB"/>
-        </w:rPr>
-        <w:t>The academic output will be a master's thesis that contributes an operational framework, a reproducible benchmark protocol, and empirical evidence for hardware-aware LLM system selection in FPGA RTL generation. The engineering output will be a practical decision procedure for choosing a model and candidate budget under limited GPU and EDA resources.</w:t>
-      </w:r>
-    </w:p>
-    <w:p>
-      <w:pPr>
-        <w:pStyle w:val="9"/>
-        <w:bidi w:val="0"/>
-        <w:spacing w:after="120" w:line="360" w:lineRule="auto"/>
-        <w:jc w:val="both"/>
-        <w:rPr>
-          <w:rFonts w:hint="default" w:ascii="Times New Roman" w:hAnsi="Times New Roman" w:cs="Times New Roman"/>
-          <w:sz w:val="22"/>
-          <w:lang w:val="en-GB"/>
-        </w:rPr>
-      </w:pPr>
-      <w:r>
-        <w:rPr>
-          <w:rFonts w:hint="default" w:ascii="Times New Roman" w:hAnsi="Times New Roman" w:cs="Times New Roman"/>
-          <w:sz w:val="22"/>
-          <w:lang w:val="en-GB"/>
-        </w:rPr>
-        <w:t>The completed policy-optimization study is currently being prepared as a separate research manuscript. It will be cited in the thesis as preliminary or related author work only after its status is stated accurately. The proposed cross-architecture results may support another manuscript submission if the evidence is sufficiently strong. Preparation or submission may be listed as dissemination, but paper acceptance is not promised and is not a condition for successful thesis completion.</w:t>
-      </w:r>
-    </w:p>
-    <w:p>
-      <w:pPr>
-        <w:rPr>
-          <w:rFonts w:hint="default" w:ascii="Times New Roman" w:hAnsi="Times New Roman"/>
-          <w:color w:val="FF0000"/>
-          <w:sz w:val="24"/>
-          <w:szCs w:val="24"/>
-          <w:lang w:val="en-GB"/>
-        </w:rPr>
-      </w:pPr>
-      <w:r>
-        <w:rPr>
-          <w:rFonts w:hint="default" w:ascii="Times New Roman" w:hAnsi="Times New Roman"/>
-          <w:color w:val="FF0000"/>
-          <w:sz w:val="24"/>
-          <w:szCs w:val="24"/>
-          <w:lang w:val="en-GB"/>
-        </w:rPr>
-        <w:br w:type="page"/>
-      </w:r>
-    </w:p>
-    <w:p>
-      <w:pPr>
-        <w:pStyle w:val="2"/>
-        <w:bidi w:val="0"/>
-        <w:spacing w:after="120"/>
-        <w:rPr>
-          <w:rFonts w:hint="default" w:ascii="Times New Roman" w:hAnsi="Times New Roman" w:cs="Times New Roman"/>
-          <w:b/>
-          <w:sz w:val="28"/>
-          <w:lang w:val="en-GB"/>
-        </w:rPr>
-      </w:pPr>
-      <w:bookmarkStart w:id="22" w:name="_Toc2263"/>
-      <w:r>
-        <w:rPr>
-          <w:rFonts w:hint="default" w:ascii="Times New Roman" w:hAnsi="Times New Roman" w:cs="Times New Roman"/>
-          <w:b/>
-          <w:sz w:val="28"/>
-          <w:lang w:val="en-GB"/>
-        </w:rPr>
-        <w:t>5  Completed Research Work and Schedule</w:t>
-      </w:r>
-      <w:bookmarkEnd w:id="22"/>
-    </w:p>
-    <w:p>
-      <w:pPr>
-        <w:pStyle w:val="3"/>
-        <w:bidi w:val="0"/>
-        <w:spacing w:after="120"/>
-        <w:rPr>
-          <w:rFonts w:hint="default" w:ascii="Times New Roman" w:hAnsi="Times New Roman" w:cs="Times New Roman"/>
-          <w:b/>
-          <w:sz w:val="24"/>
-          <w:lang w:val="en-GB"/>
-        </w:rPr>
-      </w:pPr>
-      <w:bookmarkStart w:id="23" w:name="_Toc29973"/>
-      <w:r>
-        <w:rPr>
-          <w:rFonts w:hint="default" w:ascii="Times New Roman" w:hAnsi="Times New Roman" w:cs="Times New Roman"/>
-          <w:b/>
-          <w:sz w:val="24"/>
-          <w:lang w:val="en-GB"/>
-        </w:rPr>
-        <w:t>5.1 Completed Research Work</w:t>
-      </w:r>
-      <w:bookmarkEnd w:id="23"/>
-    </w:p>
-    <w:p>
-      <w:pPr>
-        <w:pStyle w:val="9"/>
-        <w:bidi w:val="0"/>
-        <w:spacing w:after="120" w:line="360" w:lineRule="auto"/>
-        <w:jc w:val="both"/>
-        <w:rPr>
-          <w:rFonts w:hint="default" w:ascii="Times New Roman" w:hAnsi="Times New Roman" w:cs="Times New Roman"/>
-          <w:sz w:val="22"/>
-          <w:lang w:val="en-GB"/>
-        </w:rPr>
-      </w:pPr>
-      <w:r>
-        <w:rPr>
-          <w:rFonts w:hint="default" w:ascii="Times New Roman" w:hAnsi="Times New Roman" w:cs="Times New Roman"/>
-          <w:sz w:val="22"/>
-          <w:lang w:val="en-GB"/>
-        </w:rPr>
-        <w:t>The core RTL evaluation infrastructure already exists. It includes prompt and design generators for five streaming-accelerator families, LoRA-based supervised fine-tuning, group-relative policy optimization, candidate extraction, Icarus Verilog compilation, a deterministic multi-seed functional oracle, content deduplication, Vivado synthesis and routing, resource extraction, bounded timing-closure search, and PYNQ-Z2 clock sweeps. Provenance controls include frozen manifests, hashes, completion audits, and fail-closed claim ledgers.</w:t>
-      </w:r>
-    </w:p>
-    <w:p>
-      <w:pPr>
-        <w:pStyle w:val="9"/>
-        <w:bidi w:val="0"/>
-        <w:spacing w:after="120" w:line="360" w:lineRule="auto"/>
-        <w:jc w:val="both"/>
-        <w:rPr>
-          <w:rFonts w:hint="default" w:ascii="Times New Roman" w:hAnsi="Times New Roman" w:cs="Times New Roman"/>
-          <w:sz w:val="22"/>
-          <w:lang w:val="en-GB"/>
-        </w:rPr>
-      </w:pPr>
-      <w:r>
-        <w:rPr>
-          <w:rFonts w:hint="default" w:ascii="Times New Roman" w:hAnsi="Times New Roman" w:cs="Times New Roman"/>
-          <w:sz w:val="22"/>
-          <w:lang w:val="en-GB"/>
-        </w:rPr>
-        <w:t>In a previously frozen twenty-design study, two policy-optimization runs with distinct RL seeds from one shared SFT checkpoint were compared with the SFT distribution. The seed-averaged failure-penalized post-route WNS-derived endpoint increased from 35.38 MHz to 93.01 MHz. The paired task-level gain was 57.64 MHz with a design-bootstrap 95% interval of [37.69, 77.20] MHz. This interval reflects task variation, not complete training-seed uncertainty. Correctness changed from 56.25% for SFT to 53.85% for the combined RF policies, so the endpoint did not obtain its gain by discarding failures.</w:t>
-      </w:r>
-    </w:p>
-    <w:p>
-      <w:pPr>
-        <w:pStyle w:val="9"/>
-        <w:bidi w:val="0"/>
-        <w:spacing w:after="120" w:line="360" w:lineRule="auto"/>
-        <w:jc w:val="both"/>
-        <w:rPr>
-          <w:rFonts w:hint="default" w:ascii="Times New Roman" w:hAnsi="Times New Roman" w:cs="Times New Roman"/>
-          <w:sz w:val="22"/>
-          <w:lang w:val="en-GB"/>
-        </w:rPr>
-      </w:pPr>
-      <w:r>
-        <w:rPr>
-          <w:rFonts w:hint="default" w:ascii="Times New Roman" w:hAnsi="Times New Roman" w:cs="Times New Roman"/>
-          <w:sz w:val="22"/>
-          <w:lang w:val="en-GB"/>
-        </w:rPr>
-        <w:t>System-level controls provide useful but bounded evidence. A repaired reward package using canonical structural features and a random forest outperformed the earlier uncanonicalized MLP package; because model class, features, and canonicalization changed together, the contrast does not identify a single causal component. A correctness-only run raised functional yield but lowered physical utility, but that control currently has only one completed seed. These limitations will be stated rather than hidden.</w:t>
-      </w:r>
-    </w:p>
-    <w:p>
-      <w:pPr>
-        <w:pStyle w:val="9"/>
-        <w:bidi w:val="0"/>
-        <w:spacing w:after="120" w:line="360" w:lineRule="auto"/>
-        <w:jc w:val="both"/>
-        <w:rPr>
-          <w:rFonts w:hint="default" w:ascii="Times New Roman" w:hAnsi="Times New Roman" w:cs="Times New Roman"/>
-          <w:sz w:val="22"/>
-          <w:lang w:val="en-GB"/>
-        </w:rPr>
-      </w:pPr>
-      <w:r>
-        <w:rPr>
-          <w:rFonts w:hint="default" w:ascii="Times New Roman" w:hAnsi="Times New Roman" w:cs="Times New Roman"/>
-          <w:sz w:val="22"/>
-          <w:lang w:val="en-GB"/>
-        </w:rPr>
-        <w:t>Conditional PPA showed that the timing improvement was not free: the optimized policy used more LUTs and flip-flops, fewer DSPs, and slightly higher Vivado vectorless power on common usable support. A five-pair PYNQ-Z2 experiment was amended for feasibility and produced two wins, two resolution-limited ties, and one loss. It is descriptive and non-confirmatory.</w:t>
-      </w:r>
-    </w:p>
-    <w:p>
-      <w:pPr>
-        <w:pStyle w:val="9"/>
-        <w:bidi w:val="0"/>
-        <w:spacing w:after="120" w:line="360" w:lineRule="auto"/>
-        <w:jc w:val="both"/>
-        <w:rPr>
-          <w:rFonts w:hint="default" w:ascii="Times New Roman" w:hAnsi="Times New Roman" w:cs="Times New Roman"/>
-          <w:sz w:val="22"/>
-          <w:lang w:val="en-GB"/>
-        </w:rPr>
-      </w:pPr>
-      <w:r>
-        <w:rPr>
-          <w:rFonts w:hint="default" w:ascii="Times New Roman" w:hAnsi="Times New Roman" w:cs="Times New Roman"/>
-          <w:sz w:val="22"/>
-          <w:lang w:val="en-GB"/>
-        </w:rPr>
-        <w:t>A later ten-candidate timing-closure pilot using Vivado 2026.1 completed all candidates. WNS-derived frequency and bounded closure frequency had pooled Spearman correlation 0.963 and median symmetric absolute percentage error about 3.5%; the five SFT/RF pairs had no non-tied sign reversal. This supports the planned closure-sensitivity design but does not replace a full twenty-design timing-closure evaluation.</w:t>
-      </w:r>
-    </w:p>
-    <w:p>
-      <w:pPr>
-        <w:pStyle w:val="9"/>
-        <w:bidi w:val="0"/>
-        <w:spacing w:after="120" w:line="360" w:lineRule="auto"/>
-        <w:jc w:val="both"/>
-        <w:rPr>
-          <w:rFonts w:hint="default" w:ascii="Times New Roman" w:hAnsi="Times New Roman" w:cs="Times New Roman"/>
-          <w:sz w:val="22"/>
-          <w:lang w:val="en-GB"/>
-        </w:rPr>
-      </w:pPr>
-      <w:r>
-        <w:rPr>
-          <w:rFonts w:hint="default" w:ascii="Times New Roman" w:hAnsi="Times New Roman" w:cs="Times New Roman"/>
-          <w:sz w:val="22"/>
-          <w:lang w:val="en-GB"/>
-        </w:rPr>
-        <w:t>A matched VerilogEvalV2 extension used 156 problems and twenty samples per problem. SFT pass@1 was 22.34%; the two RF policies obtained 21.12% and 20.77%. The seed-averaged difference was -1.39 percentage points with a paired interval [-2.69, -0.10]. The result is a small detectable general-RTL specialization cost and motivates explicit quality constraints in the new thesis.</w:t>
-      </w:r>
-    </w:p>
-    <w:p>
-      <w:pPr>
-        <w:pStyle w:val="9"/>
-        <w:bidi w:val="0"/>
-        <w:spacing w:after="120" w:line="360" w:lineRule="auto"/>
-        <w:jc w:val="both"/>
-        <w:rPr>
-          <w:rFonts w:hint="default" w:ascii="Times New Roman" w:hAnsi="Times New Roman" w:cs="Times New Roman"/>
-          <w:sz w:val="22"/>
-          <w:lang w:val="en-GB"/>
-        </w:rPr>
-      </w:pPr>
-      <w:r>
-        <w:rPr>
-          <w:rFonts w:hint="default" w:ascii="Times New Roman" w:hAnsi="Times New Roman" w:cs="Times New Roman"/>
-          <w:sz w:val="22"/>
-          <w:lang w:val="en-GB"/>
-        </w:rPr>
-        <w:t>A working manuscript, “Correctness-Gated Policy Optimization for FPGA Accelerator RTL: A Controlled Post-Route Study,” is in preparation. It is not an accepted publication and its title and claims may change after the ongoing replication and review work.</w:t>
-      </w:r>
-    </w:p>
-    <w:p>
-      <w:pPr>
-        <w:pStyle w:val="3"/>
-        <w:bidi w:val="0"/>
-        <w:spacing w:after="120"/>
-        <w:rPr>
-          <w:rFonts w:hint="default" w:ascii="Times New Roman" w:hAnsi="Times New Roman" w:cs="Times New Roman"/>
-          <w:b/>
-          <w:sz w:val="24"/>
-          <w:lang w:val="en-GB"/>
-        </w:rPr>
-      </w:pPr>
-      <w:bookmarkStart w:id="24" w:name="_Toc23502"/>
-      <w:r>
-        <w:rPr>
-          <w:rFonts w:hint="default" w:ascii="Times New Roman" w:hAnsi="Times New Roman" w:cs="Times New Roman"/>
-          <w:b/>
-          <w:sz w:val="24"/>
-          <w:lang w:val="en-GB"/>
-        </w:rPr>
-        <w:t>5.2 Research Schedule and Contingency</w:t>
-      </w:r>
-      <w:bookmarkEnd w:id="24"/>
-    </w:p>
-    <w:p>
-      <w:pPr>
-        <w:pStyle w:val="9"/>
-        <w:bidi w:val="0"/>
-        <w:spacing w:after="120" w:line="360" w:lineRule="auto"/>
-        <w:jc w:val="both"/>
-        <w:rPr>
-          <w:rFonts w:hint="default" w:ascii="Times New Roman" w:hAnsi="Times New Roman" w:cs="Times New Roman"/>
-          <w:sz w:val="22"/>
-          <w:lang w:val="en-GB"/>
-        </w:rPr>
-      </w:pPr>
-      <w:r>
-        <w:rPr>
-          <w:rFonts w:hint="default" w:ascii="Times New Roman" w:hAnsi="Times New Roman" w:cs="Times New Roman"/>
-          <w:sz w:val="22"/>
-          <w:lang w:val="en-GB"/>
-        </w:rPr>
-        <w:t>The schedule assumes proposal approval in September 2026 and a defense around June 2027. Official university dates will take precedence.</w:t>
-      </w:r>
-    </w:p>
-    <w:p>
-      <w:pPr>
-        <w:bidi w:val="0"/>
-        <w:spacing w:after="120" w:line="360" w:lineRule="auto"/>
-        <w:jc w:val="center"/>
-        <w:rPr>
-          <w:rFonts w:hint="default" w:ascii="Times New Roman" w:hAnsi="Times New Roman" w:cs="Times New Roman"/>
-          <w:b/>
-          <w:sz w:val="22"/>
-          <w:lang w:val="en-GB"/>
-        </w:rPr>
-      </w:pPr>
-      <w:r>
-        <w:rPr>
-          <w:rFonts w:hint="default" w:ascii="Times New Roman" w:hAnsi="Times New Roman" w:cs="Times New Roman"/>
-          <w:b/>
-          <w:sz w:val="22"/>
-          <w:lang w:val="en-GB"/>
-        </w:rPr>
-        <w:t>Table 5  Monthly schedule</w:t>
+          <w:sz w:val="22"/>
+          <w:lang w:val="en-GB"/>
+        </w:rPr>
+        <w:t>Table 4  Research workflow and decision gates</w:t>
       </w:r>
     </w:p>
     <w:tbl>
@@ -8758,6 +6922,1846 @@
                 <w:vertAlign w:val="baseline"/>
                 <w:lang w:val="en-GB"/>
               </w:rPr>
+              <w:t>Stage</w:t>
+            </w:r>
+          </w:p>
+        </w:tc>
+        <w:tc>
+          <w:tcPr>
+            <w:tcW w:w="1666" w:type="pct"/>
+          </w:tcPr>
+          <w:p>
+            <w:pPr>
+              <w:pStyle w:val="15"/>
+              <w:adjustRightInd w:val="0"/>
+              <w:snapToGrid w:val="0"/>
+              <w:spacing w:line="240" w:lineRule="auto"/>
+              <w:rPr>
+                <w:rFonts w:hint="default" w:ascii="Times New Roman" w:hAnsi="Times New Roman" w:cs="Times New Roman"/>
+                <w:b/>
+                <w:color w:val="auto"/>
+                <w:sz w:val="18"/>
+                <w:szCs w:val="24"/>
+                <w:vertAlign w:val="baseline"/>
+                <w:lang w:val="en-GB"/>
+              </w:rPr>
+            </w:pPr>
+            <w:r>
+              <w:rPr>
+                <w:rFonts w:hint="default" w:ascii="Times New Roman" w:hAnsi="Times New Roman" w:cs="Times New Roman"/>
+                <w:b/>
+                <w:color w:val="auto"/>
+                <w:sz w:val="18"/>
+                <w:szCs w:val="24"/>
+                <w:vertAlign w:val="baseline"/>
+                <w:lang w:val="en-GB"/>
+              </w:rPr>
+              <w:t>Main operation</w:t>
+            </w:r>
+          </w:p>
+        </w:tc>
+        <w:tc>
+          <w:tcPr>
+            <w:tcW w:w="1667" w:type="pct"/>
+          </w:tcPr>
+          <w:p>
+            <w:pPr>
+              <w:pStyle w:val="15"/>
+              <w:adjustRightInd w:val="0"/>
+              <w:snapToGrid w:val="0"/>
+              <w:spacing w:line="240" w:lineRule="auto"/>
+              <w:rPr>
+                <w:rFonts w:hint="default" w:ascii="Times New Roman" w:hAnsi="Times New Roman" w:cs="Times New Roman"/>
+                <w:b/>
+                <w:color w:val="auto"/>
+                <w:sz w:val="18"/>
+                <w:szCs w:val="24"/>
+                <w:vertAlign w:val="baseline"/>
+                <w:lang w:val="en-GB"/>
+              </w:rPr>
+            </w:pPr>
+            <w:r>
+              <w:rPr>
+                <w:rFonts w:hint="default" w:ascii="Times New Roman" w:hAnsi="Times New Roman" w:cs="Times New Roman"/>
+                <w:b/>
+                <w:color w:val="auto"/>
+                <w:sz w:val="18"/>
+                <w:szCs w:val="24"/>
+                <w:vertAlign w:val="baseline"/>
+                <w:lang w:val="en-GB"/>
+              </w:rPr>
+              <w:t>Frozen output or gate</w:t>
+            </w:r>
+          </w:p>
+        </w:tc>
+      </w:tr>
+      <w:tr>
+        <w:tblPrEx>
+          <w:tblBorders>
+            <w:top w:val="single" w:color="auto" w:sz="4" w:space="0"/>
+            <w:left w:val="single" w:color="auto" w:sz="4" w:space="0"/>
+            <w:bottom w:val="single" w:color="auto" w:sz="4" w:space="0"/>
+            <w:right w:val="single" w:color="auto" w:sz="4" w:space="0"/>
+            <w:insideH w:val="single" w:color="auto" w:sz="4" w:space="0"/>
+            <w:insideV w:val="single" w:color="auto" w:sz="4" w:space="0"/>
+          </w:tblBorders>
+          <w:tblCellMar>
+            <w:left w:w="108" w:type="dxa"/>
+            <w:right w:w="108" w:type="dxa"/>
+          </w:tblCellMar>
+        </w:tblPrEx>
+        <w:trPr>
+          <w:cantSplit/>
+        </w:trPr>
+        <w:tc>
+          <w:tcPr>
+            <w:tcW w:w="1666" w:type="pct"/>
+          </w:tcPr>
+          <w:p>
+            <w:pPr>
+              <w:pStyle w:val="15"/>
+              <w:adjustRightInd w:val="0"/>
+              <w:snapToGrid w:val="0"/>
+              <w:spacing w:line="240" w:lineRule="auto"/>
+              <w:rPr>
+                <w:rFonts w:hint="default" w:ascii="Times New Roman" w:hAnsi="Times New Roman" w:cs="Times New Roman"/>
+                <w:color w:val="auto"/>
+                <w:sz w:val="18"/>
+                <w:szCs w:val="24"/>
+                <w:vertAlign w:val="baseline"/>
+                <w:lang w:val="en-GB"/>
+              </w:rPr>
+            </w:pPr>
+            <w:r>
+              <w:rPr>
+                <w:rFonts w:hint="default" w:ascii="Times New Roman" w:hAnsi="Times New Roman" w:cs="Times New Roman"/>
+                <w:color w:val="auto"/>
+                <w:sz w:val="18"/>
+                <w:szCs w:val="24"/>
+                <w:vertAlign w:val="baseline"/>
+                <w:lang w:val="en-GB"/>
+              </w:rPr>
+              <w:t>1</w:t>
+            </w:r>
+          </w:p>
+        </w:tc>
+        <w:tc>
+          <w:tcPr>
+            <w:tcW w:w="1666" w:type="pct"/>
+          </w:tcPr>
+          <w:p>
+            <w:pPr>
+              <w:pStyle w:val="15"/>
+              <w:adjustRightInd w:val="0"/>
+              <w:snapToGrid w:val="0"/>
+              <w:spacing w:line="240" w:lineRule="auto"/>
+              <w:rPr>
+                <w:rFonts w:hint="default" w:ascii="Times New Roman" w:hAnsi="Times New Roman" w:cs="Times New Roman"/>
+                <w:color w:val="auto"/>
+                <w:sz w:val="18"/>
+                <w:szCs w:val="24"/>
+                <w:vertAlign w:val="baseline"/>
+                <w:lang w:val="en-GB"/>
+              </w:rPr>
+            </w:pPr>
+            <w:r>
+              <w:rPr>
+                <w:rFonts w:hint="default" w:ascii="Times New Roman" w:hAnsi="Times New Roman" w:cs="Times New Roman"/>
+                <w:color w:val="auto"/>
+                <w:sz w:val="18"/>
+                <w:szCs w:val="24"/>
+                <w:vertAlign w:val="baseline"/>
+                <w:lang w:val="en-GB"/>
+              </w:rPr>
+              <w:t>Finalize scope, model candidates, metrics, budgets, and reference audit</w:t>
+            </w:r>
+          </w:p>
+        </w:tc>
+        <w:tc>
+          <w:tcPr>
+            <w:tcW w:w="1667" w:type="pct"/>
+          </w:tcPr>
+          <w:p>
+            <w:pPr>
+              <w:pStyle w:val="15"/>
+              <w:adjustRightInd w:val="0"/>
+              <w:snapToGrid w:val="0"/>
+              <w:spacing w:line="240" w:lineRule="auto"/>
+              <w:rPr>
+                <w:rFonts w:hint="default" w:ascii="Times New Roman" w:hAnsi="Times New Roman" w:cs="Times New Roman"/>
+                <w:color w:val="auto"/>
+                <w:sz w:val="18"/>
+                <w:szCs w:val="24"/>
+                <w:vertAlign w:val="baseline"/>
+                <w:lang w:val="en-GB"/>
+              </w:rPr>
+            </w:pPr>
+            <w:r>
+              <w:rPr>
+                <w:rFonts w:hint="default" w:ascii="Times New Roman" w:hAnsi="Times New Roman" w:cs="Times New Roman"/>
+                <w:color w:val="auto"/>
+                <w:sz w:val="18"/>
+                <w:szCs w:val="24"/>
+                <w:vertAlign w:val="baseline"/>
+                <w:lang w:val="en-GB"/>
+              </w:rPr>
+              <w:t>Versioned protocol and proposal</w:t>
+            </w:r>
+          </w:p>
+        </w:tc>
+      </w:tr>
+      <w:tr>
+        <w:tblPrEx>
+          <w:tblBorders>
+            <w:top w:val="single" w:color="auto" w:sz="4" w:space="0"/>
+            <w:left w:val="single" w:color="auto" w:sz="4" w:space="0"/>
+            <w:bottom w:val="single" w:color="auto" w:sz="4" w:space="0"/>
+            <w:right w:val="single" w:color="auto" w:sz="4" w:space="0"/>
+            <w:insideH w:val="single" w:color="auto" w:sz="4" w:space="0"/>
+            <w:insideV w:val="single" w:color="auto" w:sz="4" w:space="0"/>
+          </w:tblBorders>
+          <w:tblCellMar>
+            <w:left w:w="108" w:type="dxa"/>
+            <w:right w:w="108" w:type="dxa"/>
+          </w:tblCellMar>
+        </w:tblPrEx>
+        <w:trPr>
+          <w:cantSplit/>
+        </w:trPr>
+        <w:tc>
+          <w:tcPr>
+            <w:tcW w:w="1666" w:type="pct"/>
+          </w:tcPr>
+          <w:p>
+            <w:pPr>
+              <w:pStyle w:val="15"/>
+              <w:adjustRightInd w:val="0"/>
+              <w:snapToGrid w:val="0"/>
+              <w:spacing w:line="240" w:lineRule="auto"/>
+              <w:rPr>
+                <w:rFonts w:hint="default" w:ascii="Times New Roman" w:hAnsi="Times New Roman" w:cs="Times New Roman"/>
+                <w:color w:val="auto"/>
+                <w:sz w:val="18"/>
+                <w:szCs w:val="24"/>
+                <w:vertAlign w:val="baseline"/>
+                <w:lang w:val="en-GB"/>
+              </w:rPr>
+            </w:pPr>
+            <w:r>
+              <w:rPr>
+                <w:rFonts w:hint="default" w:ascii="Times New Roman" w:hAnsi="Times New Roman" w:cs="Times New Roman"/>
+                <w:color w:val="auto"/>
+                <w:sz w:val="18"/>
+                <w:szCs w:val="24"/>
+                <w:vertAlign w:val="baseline"/>
+                <w:lang w:val="en-GB"/>
+              </w:rPr>
+              <w:t>2</w:t>
+            </w:r>
+          </w:p>
+        </w:tc>
+        <w:tc>
+          <w:tcPr>
+            <w:tcW w:w="1666" w:type="pct"/>
+          </w:tcPr>
+          <w:p>
+            <w:pPr>
+              <w:pStyle w:val="15"/>
+              <w:adjustRightInd w:val="0"/>
+              <w:snapToGrid w:val="0"/>
+              <w:spacing w:line="240" w:lineRule="auto"/>
+              <w:rPr>
+                <w:rFonts w:hint="default" w:ascii="Times New Roman" w:hAnsi="Times New Roman" w:cs="Times New Roman"/>
+                <w:color w:val="auto"/>
+                <w:sz w:val="18"/>
+                <w:szCs w:val="24"/>
+                <w:vertAlign w:val="baseline"/>
+                <w:lang w:val="en-GB"/>
+              </w:rPr>
+            </w:pPr>
+            <w:r>
+              <w:rPr>
+                <w:rFonts w:hint="default" w:ascii="Times New Roman" w:hAnsi="Times New Roman" w:cs="Times New Roman"/>
+                <w:color w:val="auto"/>
+                <w:sz w:val="18"/>
+                <w:szCs w:val="24"/>
+                <w:vertAlign w:val="baseline"/>
+                <w:lang w:val="en-GB"/>
+              </w:rPr>
+              <w:t>Load models and test common FP16 inference on a V100</w:t>
+            </w:r>
+          </w:p>
+        </w:tc>
+        <w:tc>
+          <w:tcPr>
+            <w:tcW w:w="1667" w:type="pct"/>
+          </w:tcPr>
+          <w:p>
+            <w:pPr>
+              <w:pStyle w:val="15"/>
+              <w:adjustRightInd w:val="0"/>
+              <w:snapToGrid w:val="0"/>
+              <w:spacing w:line="240" w:lineRule="auto"/>
+              <w:rPr>
+                <w:rFonts w:hint="default" w:ascii="Times New Roman" w:hAnsi="Times New Roman" w:cs="Times New Roman"/>
+                <w:color w:val="auto"/>
+                <w:sz w:val="18"/>
+                <w:szCs w:val="24"/>
+                <w:vertAlign w:val="baseline"/>
+                <w:lang w:val="en-GB"/>
+              </w:rPr>
+            </w:pPr>
+            <w:r>
+              <w:rPr>
+                <w:rFonts w:hint="default" w:ascii="Times New Roman" w:hAnsi="Times New Roman" w:cs="Times New Roman"/>
+                <w:color w:val="auto"/>
+                <w:sz w:val="18"/>
+                <w:szCs w:val="24"/>
+                <w:vertAlign w:val="baseline"/>
+                <w:lang w:val="en-GB"/>
+              </w:rPr>
+              <w:t>Frozen checkpoint hashes, engines, and feasible context bands</w:t>
+            </w:r>
+          </w:p>
+        </w:tc>
+      </w:tr>
+      <w:tr>
+        <w:tblPrEx>
+          <w:tblBorders>
+            <w:top w:val="single" w:color="auto" w:sz="4" w:space="0"/>
+            <w:left w:val="single" w:color="auto" w:sz="4" w:space="0"/>
+            <w:bottom w:val="single" w:color="auto" w:sz="4" w:space="0"/>
+            <w:right w:val="single" w:color="auto" w:sz="4" w:space="0"/>
+            <w:insideH w:val="single" w:color="auto" w:sz="4" w:space="0"/>
+            <w:insideV w:val="single" w:color="auto" w:sz="4" w:space="0"/>
+          </w:tblBorders>
+          <w:tblCellMar>
+            <w:left w:w="108" w:type="dxa"/>
+            <w:right w:w="108" w:type="dxa"/>
+          </w:tblCellMar>
+        </w:tblPrEx>
+        <w:trPr>
+          <w:cantSplit/>
+        </w:trPr>
+        <w:tc>
+          <w:tcPr>
+            <w:tcW w:w="1666" w:type="pct"/>
+          </w:tcPr>
+          <w:p>
+            <w:pPr>
+              <w:pStyle w:val="15"/>
+              <w:adjustRightInd w:val="0"/>
+              <w:snapToGrid w:val="0"/>
+              <w:spacing w:line="240" w:lineRule="auto"/>
+              <w:rPr>
+                <w:rFonts w:hint="default" w:ascii="Times New Roman" w:hAnsi="Times New Roman" w:cs="Times New Roman"/>
+                <w:color w:val="auto"/>
+                <w:sz w:val="18"/>
+                <w:szCs w:val="24"/>
+                <w:vertAlign w:val="baseline"/>
+                <w:lang w:val="en-GB"/>
+              </w:rPr>
+            </w:pPr>
+            <w:r>
+              <w:rPr>
+                <w:rFonts w:hint="default" w:ascii="Times New Roman" w:hAnsi="Times New Roman" w:cs="Times New Roman"/>
+                <w:color w:val="auto"/>
+                <w:sz w:val="18"/>
+                <w:szCs w:val="24"/>
+                <w:vertAlign w:val="baseline"/>
+                <w:lang w:val="en-GB"/>
+              </w:rPr>
+              <w:t>3</w:t>
+            </w:r>
+          </w:p>
+        </w:tc>
+        <w:tc>
+          <w:tcPr>
+            <w:tcW w:w="1666" w:type="pct"/>
+          </w:tcPr>
+          <w:p>
+            <w:pPr>
+              <w:pStyle w:val="15"/>
+              <w:adjustRightInd w:val="0"/>
+              <w:snapToGrid w:val="0"/>
+              <w:spacing w:line="240" w:lineRule="auto"/>
+              <w:rPr>
+                <w:rFonts w:hint="default" w:ascii="Times New Roman" w:hAnsi="Times New Roman" w:cs="Times New Roman"/>
+                <w:color w:val="auto"/>
+                <w:sz w:val="18"/>
+                <w:szCs w:val="24"/>
+                <w:vertAlign w:val="baseline"/>
+                <w:lang w:val="en-GB"/>
+              </w:rPr>
+            </w:pPr>
+            <w:r>
+              <w:rPr>
+                <w:rFonts w:hint="default" w:ascii="Times New Roman" w:hAnsi="Times New Roman" w:cs="Times New Roman"/>
+                <w:color w:val="auto"/>
+                <w:sz w:val="18"/>
+                <w:szCs w:val="24"/>
+                <w:vertAlign w:val="baseline"/>
+                <w:lang w:val="en-GB"/>
+              </w:rPr>
+              <w:t>Run inference and telemetry pilot</w:t>
+            </w:r>
+          </w:p>
+        </w:tc>
+        <w:tc>
+          <w:tcPr>
+            <w:tcW w:w="1667" w:type="pct"/>
+          </w:tcPr>
+          <w:p>
+            <w:pPr>
+              <w:pStyle w:val="15"/>
+              <w:adjustRightInd w:val="0"/>
+              <w:snapToGrid w:val="0"/>
+              <w:spacing w:line="240" w:lineRule="auto"/>
+              <w:rPr>
+                <w:rFonts w:hint="default" w:ascii="Times New Roman" w:hAnsi="Times New Roman" w:cs="Times New Roman"/>
+                <w:color w:val="auto"/>
+                <w:sz w:val="18"/>
+                <w:szCs w:val="24"/>
+                <w:vertAlign w:val="baseline"/>
+                <w:lang w:val="en-GB"/>
+              </w:rPr>
+            </w:pPr>
+            <w:r>
+              <w:rPr>
+                <w:rFonts w:hint="default" w:ascii="Times New Roman" w:hAnsi="Times New Roman" w:cs="Times New Roman"/>
+                <w:color w:val="auto"/>
+                <w:sz w:val="18"/>
+                <w:szCs w:val="24"/>
+                <w:vertAlign w:val="baseline"/>
+                <w:lang w:val="en-GB"/>
+              </w:rPr>
+              <w:t>Repeatability gate, T0, and conditional E0</w:t>
+            </w:r>
+          </w:p>
+        </w:tc>
+      </w:tr>
+      <w:tr>
+        <w:tblPrEx>
+          <w:tblBorders>
+            <w:top w:val="single" w:color="auto" w:sz="4" w:space="0"/>
+            <w:left w:val="single" w:color="auto" w:sz="4" w:space="0"/>
+            <w:bottom w:val="single" w:color="auto" w:sz="4" w:space="0"/>
+            <w:right w:val="single" w:color="auto" w:sz="4" w:space="0"/>
+            <w:insideH w:val="single" w:color="auto" w:sz="4" w:space="0"/>
+            <w:insideV w:val="single" w:color="auto" w:sz="4" w:space="0"/>
+          </w:tblBorders>
+          <w:tblCellMar>
+            <w:left w:w="108" w:type="dxa"/>
+            <w:right w:w="108" w:type="dxa"/>
+          </w:tblCellMar>
+        </w:tblPrEx>
+        <w:trPr>
+          <w:cantSplit/>
+        </w:trPr>
+        <w:tc>
+          <w:tcPr>
+            <w:tcW w:w="1666" w:type="pct"/>
+          </w:tcPr>
+          <w:p>
+            <w:pPr>
+              <w:pStyle w:val="15"/>
+              <w:adjustRightInd w:val="0"/>
+              <w:snapToGrid w:val="0"/>
+              <w:spacing w:line="240" w:lineRule="auto"/>
+              <w:rPr>
+                <w:rFonts w:hint="default" w:ascii="Times New Roman" w:hAnsi="Times New Roman" w:cs="Times New Roman"/>
+                <w:color w:val="auto"/>
+                <w:sz w:val="18"/>
+                <w:szCs w:val="24"/>
+                <w:vertAlign w:val="baseline"/>
+                <w:lang w:val="en-GB"/>
+              </w:rPr>
+            </w:pPr>
+            <w:r>
+              <w:rPr>
+                <w:rFonts w:hint="default" w:ascii="Times New Roman" w:hAnsi="Times New Roman" w:cs="Times New Roman"/>
+                <w:color w:val="auto"/>
+                <w:sz w:val="18"/>
+                <w:szCs w:val="24"/>
+                <w:vertAlign w:val="baseline"/>
+                <w:lang w:val="en-GB"/>
+              </w:rPr>
+              <w:t>4</w:t>
+            </w:r>
+          </w:p>
+        </w:tc>
+        <w:tc>
+          <w:tcPr>
+            <w:tcW w:w="1666" w:type="pct"/>
+          </w:tcPr>
+          <w:p>
+            <w:pPr>
+              <w:pStyle w:val="15"/>
+              <w:adjustRightInd w:val="0"/>
+              <w:snapToGrid w:val="0"/>
+              <w:spacing w:line="240" w:lineRule="auto"/>
+              <w:rPr>
+                <w:rFonts w:hint="default" w:ascii="Times New Roman" w:hAnsi="Times New Roman" w:cs="Times New Roman"/>
+                <w:color w:val="auto"/>
+                <w:sz w:val="18"/>
+                <w:szCs w:val="24"/>
+                <w:vertAlign w:val="baseline"/>
+                <w:lang w:val="en-GB"/>
+              </w:rPr>
+            </w:pPr>
+            <w:r>
+              <w:rPr>
+                <w:rFonts w:hint="default" w:ascii="Times New Roman" w:hAnsi="Times New Roman" w:cs="Times New Roman"/>
+                <w:color w:val="auto"/>
+                <w:sz w:val="18"/>
+                <w:szCs w:val="24"/>
+                <w:vertAlign w:val="baseline"/>
+                <w:lang w:val="en-GB"/>
+              </w:rPr>
+              <w:t>Adapt two seeds per architecture using the same corpus and token budget</w:t>
+            </w:r>
+          </w:p>
+        </w:tc>
+        <w:tc>
+          <w:tcPr>
+            <w:tcW w:w="1667" w:type="pct"/>
+          </w:tcPr>
+          <w:p>
+            <w:pPr>
+              <w:pStyle w:val="15"/>
+              <w:adjustRightInd w:val="0"/>
+              <w:snapToGrid w:val="0"/>
+              <w:spacing w:line="240" w:lineRule="auto"/>
+              <w:rPr>
+                <w:rFonts w:hint="default" w:ascii="Times New Roman" w:hAnsi="Times New Roman" w:cs="Times New Roman"/>
+                <w:color w:val="auto"/>
+                <w:sz w:val="18"/>
+                <w:szCs w:val="24"/>
+                <w:vertAlign w:val="baseline"/>
+                <w:lang w:val="en-GB"/>
+              </w:rPr>
+            </w:pPr>
+            <w:r>
+              <w:rPr>
+                <w:rFonts w:hint="default" w:ascii="Times New Roman" w:hAnsi="Times New Roman" w:cs="Times New Roman"/>
+                <w:color w:val="auto"/>
+                <w:sz w:val="18"/>
+                <w:szCs w:val="24"/>
+                <w:vertAlign w:val="baseline"/>
+                <w:lang w:val="en-GB"/>
+              </w:rPr>
+              <w:t>Competence-gated adapters and full provenance</w:t>
+            </w:r>
+          </w:p>
+        </w:tc>
+      </w:tr>
+      <w:tr>
+        <w:tblPrEx>
+          <w:tblBorders>
+            <w:top w:val="single" w:color="auto" w:sz="4" w:space="0"/>
+            <w:left w:val="single" w:color="auto" w:sz="4" w:space="0"/>
+            <w:bottom w:val="single" w:color="auto" w:sz="4" w:space="0"/>
+            <w:right w:val="single" w:color="auto" w:sz="4" w:space="0"/>
+            <w:insideH w:val="single" w:color="auto" w:sz="4" w:space="0"/>
+            <w:insideV w:val="single" w:color="auto" w:sz="4" w:space="0"/>
+          </w:tblBorders>
+          <w:tblCellMar>
+            <w:left w:w="108" w:type="dxa"/>
+            <w:right w:w="108" w:type="dxa"/>
+          </w:tblCellMar>
+        </w:tblPrEx>
+        <w:trPr>
+          <w:cantSplit/>
+        </w:trPr>
+        <w:tc>
+          <w:tcPr>
+            <w:tcW w:w="1666" w:type="pct"/>
+          </w:tcPr>
+          <w:p>
+            <w:pPr>
+              <w:pStyle w:val="15"/>
+              <w:adjustRightInd w:val="0"/>
+              <w:snapToGrid w:val="0"/>
+              <w:spacing w:line="240" w:lineRule="auto"/>
+              <w:rPr>
+                <w:rFonts w:hint="default" w:ascii="Times New Roman" w:hAnsi="Times New Roman" w:cs="Times New Roman"/>
+                <w:color w:val="auto"/>
+                <w:sz w:val="18"/>
+                <w:szCs w:val="24"/>
+                <w:vertAlign w:val="baseline"/>
+                <w:lang w:val="en-GB"/>
+              </w:rPr>
+            </w:pPr>
+            <w:r>
+              <w:rPr>
+                <w:rFonts w:hint="default" w:ascii="Times New Roman" w:hAnsi="Times New Roman" w:cs="Times New Roman"/>
+                <w:color w:val="auto"/>
+                <w:sz w:val="18"/>
+                <w:szCs w:val="24"/>
+                <w:vertAlign w:val="baseline"/>
+                <w:lang w:val="en-GB"/>
+              </w:rPr>
+              <w:t>5</w:t>
+            </w:r>
+          </w:p>
+        </w:tc>
+        <w:tc>
+          <w:tcPr>
+            <w:tcW w:w="1666" w:type="pct"/>
+          </w:tcPr>
+          <w:p>
+            <w:pPr>
+              <w:pStyle w:val="15"/>
+              <w:adjustRightInd w:val="0"/>
+              <w:snapToGrid w:val="0"/>
+              <w:spacing w:line="240" w:lineRule="auto"/>
+              <w:rPr>
+                <w:rFonts w:hint="default" w:ascii="Times New Roman" w:hAnsi="Times New Roman" w:cs="Times New Roman"/>
+                <w:color w:val="auto"/>
+                <w:sz w:val="18"/>
+                <w:szCs w:val="24"/>
+                <w:vertAlign w:val="baseline"/>
+                <w:lang w:val="en-GB"/>
+              </w:rPr>
+            </w:pPr>
+            <w:r>
+              <w:rPr>
+                <w:rFonts w:hint="default" w:ascii="Times New Roman" w:hAnsi="Times New Roman" w:cs="Times New Roman"/>
+                <w:color w:val="auto"/>
+                <w:sz w:val="18"/>
+                <w:szCs w:val="24"/>
+                <w:vertAlign w:val="baseline"/>
+                <w:lang w:val="en-GB"/>
+              </w:rPr>
+              <w:t>Freeze new tasks and complete contamination/oracle audits</w:t>
+            </w:r>
+          </w:p>
+        </w:tc>
+        <w:tc>
+          <w:tcPr>
+            <w:tcW w:w="1667" w:type="pct"/>
+          </w:tcPr>
+          <w:p>
+            <w:pPr>
+              <w:pStyle w:val="15"/>
+              <w:adjustRightInd w:val="0"/>
+              <w:snapToGrid w:val="0"/>
+              <w:spacing w:line="240" w:lineRule="auto"/>
+              <w:rPr>
+                <w:rFonts w:hint="default" w:ascii="Times New Roman" w:hAnsi="Times New Roman" w:cs="Times New Roman"/>
+                <w:color w:val="auto"/>
+                <w:sz w:val="18"/>
+                <w:szCs w:val="24"/>
+                <w:vertAlign w:val="baseline"/>
+                <w:lang w:val="en-GB"/>
+              </w:rPr>
+            </w:pPr>
+            <w:r>
+              <w:rPr>
+                <w:rFonts w:hint="default" w:ascii="Times New Roman" w:hAnsi="Times New Roman" w:cs="Times New Roman"/>
+                <w:color w:val="auto"/>
+                <w:sz w:val="18"/>
+                <w:szCs w:val="24"/>
+                <w:vertAlign w:val="baseline"/>
+                <w:lang w:val="en-GB"/>
+              </w:rPr>
+              <w:t>Unopened final split and oracle audit</w:t>
+            </w:r>
+          </w:p>
+        </w:tc>
+      </w:tr>
+      <w:tr>
+        <w:tblPrEx>
+          <w:tblBorders>
+            <w:top w:val="single" w:color="auto" w:sz="4" w:space="0"/>
+            <w:left w:val="single" w:color="auto" w:sz="4" w:space="0"/>
+            <w:bottom w:val="single" w:color="auto" w:sz="4" w:space="0"/>
+            <w:right w:val="single" w:color="auto" w:sz="4" w:space="0"/>
+            <w:insideH w:val="single" w:color="auto" w:sz="4" w:space="0"/>
+            <w:insideV w:val="single" w:color="auto" w:sz="4" w:space="0"/>
+          </w:tblBorders>
+          <w:tblCellMar>
+            <w:left w:w="108" w:type="dxa"/>
+            <w:right w:w="108" w:type="dxa"/>
+          </w:tblCellMar>
+        </w:tblPrEx>
+        <w:trPr>
+          <w:cantSplit/>
+        </w:trPr>
+        <w:tc>
+          <w:tcPr>
+            <w:tcW w:w="1666" w:type="pct"/>
+          </w:tcPr>
+          <w:p>
+            <w:pPr>
+              <w:pStyle w:val="15"/>
+              <w:adjustRightInd w:val="0"/>
+              <w:snapToGrid w:val="0"/>
+              <w:spacing w:line="240" w:lineRule="auto"/>
+              <w:rPr>
+                <w:rFonts w:hint="default" w:ascii="Times New Roman" w:hAnsi="Times New Roman" w:cs="Times New Roman"/>
+                <w:color w:val="auto"/>
+                <w:sz w:val="18"/>
+                <w:szCs w:val="24"/>
+                <w:vertAlign w:val="baseline"/>
+                <w:lang w:val="en-GB"/>
+              </w:rPr>
+            </w:pPr>
+            <w:r>
+              <w:rPr>
+                <w:rFonts w:hint="default" w:ascii="Times New Roman" w:hAnsi="Times New Roman" w:cs="Times New Roman"/>
+                <w:color w:val="auto"/>
+                <w:sz w:val="18"/>
+                <w:szCs w:val="24"/>
+                <w:vertAlign w:val="baseline"/>
+                <w:lang w:val="en-GB"/>
+              </w:rPr>
+              <w:t>6</w:t>
+            </w:r>
+          </w:p>
+        </w:tc>
+        <w:tc>
+          <w:tcPr>
+            <w:tcW w:w="1666" w:type="pct"/>
+          </w:tcPr>
+          <w:p>
+            <w:pPr>
+              <w:pStyle w:val="15"/>
+              <w:adjustRightInd w:val="0"/>
+              <w:snapToGrid w:val="0"/>
+              <w:spacing w:line="240" w:lineRule="auto"/>
+              <w:rPr>
+                <w:rFonts w:hint="default" w:ascii="Times New Roman" w:hAnsi="Times New Roman" w:cs="Times New Roman"/>
+                <w:color w:val="auto"/>
+                <w:sz w:val="18"/>
+                <w:szCs w:val="24"/>
+                <w:vertAlign w:val="baseline"/>
+                <w:lang w:val="en-GB"/>
+              </w:rPr>
+            </w:pPr>
+            <w:r>
+              <w:rPr>
+                <w:rFonts w:hint="default" w:ascii="Times New Roman" w:hAnsi="Times New Roman" w:cs="Times New Roman"/>
+                <w:color w:val="auto"/>
+                <w:sz w:val="18"/>
+                <w:szCs w:val="24"/>
+                <w:vertAlign w:val="baseline"/>
+                <w:lang w:val="en-GB"/>
+              </w:rPr>
+              <w:t>Generate all samples and run functional evaluation</w:t>
+            </w:r>
+          </w:p>
+        </w:tc>
+        <w:tc>
+          <w:tcPr>
+            <w:tcW w:w="1667" w:type="pct"/>
+          </w:tcPr>
+          <w:p>
+            <w:pPr>
+              <w:pStyle w:val="15"/>
+              <w:adjustRightInd w:val="0"/>
+              <w:snapToGrid w:val="0"/>
+              <w:spacing w:line="240" w:lineRule="auto"/>
+              <w:rPr>
+                <w:rFonts w:hint="default" w:ascii="Times New Roman" w:hAnsi="Times New Roman" w:cs="Times New Roman"/>
+                <w:color w:val="auto"/>
+                <w:sz w:val="18"/>
+                <w:szCs w:val="24"/>
+                <w:vertAlign w:val="baseline"/>
+                <w:lang w:val="en-GB"/>
+              </w:rPr>
+            </w:pPr>
+            <w:r>
+              <w:rPr>
+                <w:rFonts w:hint="default" w:ascii="Times New Roman" w:hAnsi="Times New Roman" w:cs="Times New Roman"/>
+                <w:color w:val="auto"/>
+                <w:sz w:val="18"/>
+                <w:szCs w:val="24"/>
+                <w:vertAlign w:val="baseline"/>
+                <w:lang w:val="en-GB"/>
+              </w:rPr>
+              <w:t>Failure-complete functional dataset and pass@k results</w:t>
+            </w:r>
+          </w:p>
+        </w:tc>
+      </w:tr>
+      <w:tr>
+        <w:tblPrEx>
+          <w:tblBorders>
+            <w:top w:val="single" w:color="auto" w:sz="4" w:space="0"/>
+            <w:left w:val="single" w:color="auto" w:sz="4" w:space="0"/>
+            <w:bottom w:val="single" w:color="auto" w:sz="4" w:space="0"/>
+            <w:right w:val="single" w:color="auto" w:sz="4" w:space="0"/>
+            <w:insideH w:val="single" w:color="auto" w:sz="4" w:space="0"/>
+            <w:insideV w:val="single" w:color="auto" w:sz="4" w:space="0"/>
+          </w:tblBorders>
+          <w:tblCellMar>
+            <w:left w:w="108" w:type="dxa"/>
+            <w:right w:w="108" w:type="dxa"/>
+          </w:tblCellMar>
+        </w:tblPrEx>
+        <w:trPr>
+          <w:cantSplit/>
+        </w:trPr>
+        <w:tc>
+          <w:tcPr>
+            <w:tcW w:w="1666" w:type="pct"/>
+          </w:tcPr>
+          <w:p>
+            <w:pPr>
+              <w:pStyle w:val="15"/>
+              <w:adjustRightInd w:val="0"/>
+              <w:snapToGrid w:val="0"/>
+              <w:spacing w:line="240" w:lineRule="auto"/>
+              <w:rPr>
+                <w:rFonts w:hint="default" w:ascii="Times New Roman" w:hAnsi="Times New Roman" w:cs="Times New Roman"/>
+                <w:color w:val="auto"/>
+                <w:sz w:val="18"/>
+                <w:szCs w:val="24"/>
+                <w:vertAlign w:val="baseline"/>
+                <w:lang w:val="en-GB"/>
+              </w:rPr>
+            </w:pPr>
+            <w:r>
+              <w:rPr>
+                <w:rFonts w:hint="default" w:ascii="Times New Roman" w:hAnsi="Times New Roman" w:cs="Times New Roman"/>
+                <w:color w:val="auto"/>
+                <w:sz w:val="18"/>
+                <w:szCs w:val="24"/>
+                <w:vertAlign w:val="baseline"/>
+                <w:lang w:val="en-GB"/>
+              </w:rPr>
+              <w:t>7</w:t>
+            </w:r>
+          </w:p>
+        </w:tc>
+        <w:tc>
+          <w:tcPr>
+            <w:tcW w:w="1666" w:type="pct"/>
+          </w:tcPr>
+          <w:p>
+            <w:pPr>
+              <w:pStyle w:val="15"/>
+              <w:adjustRightInd w:val="0"/>
+              <w:snapToGrid w:val="0"/>
+              <w:spacing w:line="240" w:lineRule="auto"/>
+              <w:rPr>
+                <w:rFonts w:hint="default" w:ascii="Times New Roman" w:hAnsi="Times New Roman" w:cs="Times New Roman"/>
+                <w:color w:val="auto"/>
+                <w:sz w:val="18"/>
+                <w:szCs w:val="24"/>
+                <w:vertAlign w:val="baseline"/>
+                <w:lang w:val="en-GB"/>
+              </w:rPr>
+            </w:pPr>
+            <w:r>
+              <w:rPr>
+                <w:rFonts w:hint="default" w:ascii="Times New Roman" w:hAnsi="Times New Roman" w:cs="Times New Roman"/>
+                <w:color w:val="auto"/>
+                <w:sz w:val="18"/>
+                <w:szCs w:val="24"/>
+                <w:vertAlign w:val="baseline"/>
+                <w:lang w:val="en-GB"/>
+              </w:rPr>
+              <w:t>Implement the preassigned ten-task physical subset</w:t>
+            </w:r>
+          </w:p>
+        </w:tc>
+        <w:tc>
+          <w:tcPr>
+            <w:tcW w:w="1667" w:type="pct"/>
+          </w:tcPr>
+          <w:p>
+            <w:pPr>
+              <w:pStyle w:val="15"/>
+              <w:adjustRightInd w:val="0"/>
+              <w:snapToGrid w:val="0"/>
+              <w:spacing w:line="240" w:lineRule="auto"/>
+              <w:rPr>
+                <w:rFonts w:hint="default" w:ascii="Times New Roman" w:hAnsi="Times New Roman" w:cs="Times New Roman"/>
+                <w:color w:val="auto"/>
+                <w:sz w:val="18"/>
+                <w:szCs w:val="24"/>
+                <w:vertAlign w:val="baseline"/>
+                <w:lang w:val="en-GB"/>
+              </w:rPr>
+            </w:pPr>
+            <w:r>
+              <w:rPr>
+                <w:rFonts w:hint="default" w:ascii="Times New Roman" w:hAnsi="Times New Roman" w:cs="Times New Roman"/>
+                <w:color w:val="auto"/>
+                <w:sz w:val="18"/>
+                <w:szCs w:val="24"/>
+                <w:vertAlign w:val="baseline"/>
+                <w:lang w:val="en-GB"/>
+              </w:rPr>
+              <w:t>Post-route dataset, timing-closure sensitivity subset, and PPA report</w:t>
+            </w:r>
+          </w:p>
+        </w:tc>
+      </w:tr>
+      <w:tr>
+        <w:tblPrEx>
+          <w:tblBorders>
+            <w:top w:val="single" w:color="auto" w:sz="4" w:space="0"/>
+            <w:left w:val="single" w:color="auto" w:sz="4" w:space="0"/>
+            <w:bottom w:val="single" w:color="auto" w:sz="4" w:space="0"/>
+            <w:right w:val="single" w:color="auto" w:sz="4" w:space="0"/>
+            <w:insideH w:val="single" w:color="auto" w:sz="4" w:space="0"/>
+            <w:insideV w:val="single" w:color="auto" w:sz="4" w:space="0"/>
+          </w:tblBorders>
+          <w:tblCellMar>
+            <w:left w:w="108" w:type="dxa"/>
+            <w:right w:w="108" w:type="dxa"/>
+          </w:tblCellMar>
+        </w:tblPrEx>
+        <w:trPr>
+          <w:cantSplit/>
+        </w:trPr>
+        <w:tc>
+          <w:tcPr>
+            <w:tcW w:w="1666" w:type="pct"/>
+          </w:tcPr>
+          <w:p>
+            <w:pPr>
+              <w:pStyle w:val="15"/>
+              <w:adjustRightInd w:val="0"/>
+              <w:snapToGrid w:val="0"/>
+              <w:spacing w:line="240" w:lineRule="auto"/>
+              <w:rPr>
+                <w:rFonts w:hint="default" w:ascii="Times New Roman" w:hAnsi="Times New Roman" w:cs="Times New Roman"/>
+                <w:color w:val="auto"/>
+                <w:sz w:val="18"/>
+                <w:szCs w:val="24"/>
+                <w:vertAlign w:val="baseline"/>
+                <w:lang w:val="en-GB"/>
+              </w:rPr>
+            </w:pPr>
+            <w:r>
+              <w:rPr>
+                <w:rFonts w:hint="default" w:ascii="Times New Roman" w:hAnsi="Times New Roman" w:cs="Times New Roman"/>
+                <w:color w:val="auto"/>
+                <w:sz w:val="18"/>
+                <w:szCs w:val="24"/>
+                <w:vertAlign w:val="baseline"/>
+                <w:lang w:val="en-GB"/>
+              </w:rPr>
+              <w:t>8</w:t>
+            </w:r>
+          </w:p>
+        </w:tc>
+        <w:tc>
+          <w:tcPr>
+            <w:tcW w:w="1666" w:type="pct"/>
+          </w:tcPr>
+          <w:p>
+            <w:pPr>
+              <w:pStyle w:val="15"/>
+              <w:adjustRightInd w:val="0"/>
+              <w:snapToGrid w:val="0"/>
+              <w:spacing w:line="240" w:lineRule="auto"/>
+              <w:rPr>
+                <w:rFonts w:hint="default" w:ascii="Times New Roman" w:hAnsi="Times New Roman" w:cs="Times New Roman"/>
+                <w:color w:val="auto"/>
+                <w:sz w:val="18"/>
+                <w:szCs w:val="24"/>
+                <w:vertAlign w:val="baseline"/>
+                <w:lang w:val="en-GB"/>
+              </w:rPr>
+            </w:pPr>
+            <w:r>
+              <w:rPr>
+                <w:rFonts w:hint="default" w:ascii="Times New Roman" w:hAnsi="Times New Roman" w:cs="Times New Roman"/>
+                <w:color w:val="auto"/>
+                <w:sz w:val="18"/>
+                <w:szCs w:val="24"/>
+                <w:vertAlign w:val="baseline"/>
+                <w:lang w:val="en-GB"/>
+              </w:rPr>
+              <w:t>Compute equal-draw and fixed-budget comparisons</w:t>
+            </w:r>
+          </w:p>
+        </w:tc>
+        <w:tc>
+          <w:tcPr>
+            <w:tcW w:w="1667" w:type="pct"/>
+          </w:tcPr>
+          <w:p>
+            <w:pPr>
+              <w:pStyle w:val="15"/>
+              <w:adjustRightInd w:val="0"/>
+              <w:snapToGrid w:val="0"/>
+              <w:spacing w:line="240" w:lineRule="auto"/>
+              <w:rPr>
+                <w:rFonts w:hint="default" w:ascii="Times New Roman" w:hAnsi="Times New Roman" w:cs="Times New Roman"/>
+                <w:color w:val="auto"/>
+                <w:sz w:val="18"/>
+                <w:szCs w:val="24"/>
+                <w:vertAlign w:val="baseline"/>
+                <w:lang w:val="en-GB"/>
+              </w:rPr>
+            </w:pPr>
+            <w:r>
+              <w:rPr>
+                <w:rFonts w:hint="default" w:ascii="Times New Roman" w:hAnsi="Times New Roman" w:cs="Times New Roman"/>
+                <w:color w:val="auto"/>
+                <w:sz w:val="18"/>
+                <w:szCs w:val="24"/>
+                <w:vertAlign w:val="baseline"/>
+                <w:lang w:val="en-GB"/>
+              </w:rPr>
+              <w:t>Paired intervals, Pareto plots, and deployment regime map</w:t>
+            </w:r>
+          </w:p>
+        </w:tc>
+      </w:tr>
+      <w:tr>
+        <w:tblPrEx>
+          <w:tblBorders>
+            <w:top w:val="single" w:color="auto" w:sz="4" w:space="0"/>
+            <w:left w:val="single" w:color="auto" w:sz="4" w:space="0"/>
+            <w:bottom w:val="single" w:color="auto" w:sz="4" w:space="0"/>
+            <w:right w:val="single" w:color="auto" w:sz="4" w:space="0"/>
+            <w:insideH w:val="single" w:color="auto" w:sz="4" w:space="0"/>
+            <w:insideV w:val="single" w:color="auto" w:sz="4" w:space="0"/>
+          </w:tblBorders>
+          <w:tblCellMar>
+            <w:left w:w="108" w:type="dxa"/>
+            <w:right w:w="108" w:type="dxa"/>
+          </w:tblCellMar>
+        </w:tblPrEx>
+        <w:trPr>
+          <w:cantSplit/>
+        </w:trPr>
+        <w:tc>
+          <w:tcPr>
+            <w:tcW w:w="1666" w:type="pct"/>
+          </w:tcPr>
+          <w:p>
+            <w:pPr>
+              <w:pStyle w:val="15"/>
+              <w:adjustRightInd w:val="0"/>
+              <w:snapToGrid w:val="0"/>
+              <w:spacing w:line="240" w:lineRule="auto"/>
+              <w:rPr>
+                <w:rFonts w:hint="default" w:ascii="Times New Roman" w:hAnsi="Times New Roman" w:cs="Times New Roman"/>
+                <w:color w:val="auto"/>
+                <w:sz w:val="18"/>
+                <w:szCs w:val="24"/>
+                <w:vertAlign w:val="baseline"/>
+                <w:lang w:val="en-GB"/>
+              </w:rPr>
+            </w:pPr>
+            <w:r>
+              <w:rPr>
+                <w:rFonts w:hint="default" w:ascii="Times New Roman" w:hAnsi="Times New Roman" w:cs="Times New Roman"/>
+                <w:color w:val="auto"/>
+                <w:sz w:val="18"/>
+                <w:szCs w:val="24"/>
+                <w:vertAlign w:val="baseline"/>
+                <w:lang w:val="en-GB"/>
+              </w:rPr>
+              <w:t>9</w:t>
+            </w:r>
+          </w:p>
+        </w:tc>
+        <w:tc>
+          <w:tcPr>
+            <w:tcW w:w="1666" w:type="pct"/>
+          </w:tcPr>
+          <w:p>
+            <w:pPr>
+              <w:pStyle w:val="15"/>
+              <w:adjustRightInd w:val="0"/>
+              <w:snapToGrid w:val="0"/>
+              <w:spacing w:line="240" w:lineRule="auto"/>
+              <w:rPr>
+                <w:rFonts w:hint="default" w:ascii="Times New Roman" w:hAnsi="Times New Roman" w:cs="Times New Roman"/>
+                <w:color w:val="auto"/>
+                <w:sz w:val="18"/>
+                <w:szCs w:val="24"/>
+                <w:vertAlign w:val="baseline"/>
+                <w:lang w:val="en-GB"/>
+              </w:rPr>
+            </w:pPr>
+            <w:r>
+              <w:rPr>
+                <w:rFonts w:hint="default" w:ascii="Times New Roman" w:hAnsi="Times New Roman" w:cs="Times New Roman"/>
+                <w:color w:val="auto"/>
+                <w:sz w:val="18"/>
+                <w:szCs w:val="24"/>
+                <w:vertAlign w:val="baseline"/>
+                <w:lang w:val="en-GB"/>
+              </w:rPr>
+              <w:t>Complete thesis, claim ledger, artifact, and defense</w:t>
+            </w:r>
+          </w:p>
+        </w:tc>
+        <w:tc>
+          <w:tcPr>
+            <w:tcW w:w="1667" w:type="pct"/>
+          </w:tcPr>
+          <w:p>
+            <w:pPr>
+              <w:pStyle w:val="15"/>
+              <w:adjustRightInd w:val="0"/>
+              <w:snapToGrid w:val="0"/>
+              <w:spacing w:line="240" w:lineRule="auto"/>
+              <w:rPr>
+                <w:rFonts w:hint="default" w:ascii="Times New Roman" w:hAnsi="Times New Roman" w:cs="Times New Roman"/>
+                <w:color w:val="auto"/>
+                <w:sz w:val="18"/>
+                <w:szCs w:val="24"/>
+                <w:vertAlign w:val="baseline"/>
+                <w:lang w:val="en-GB"/>
+              </w:rPr>
+            </w:pPr>
+            <w:r>
+              <w:rPr>
+                <w:rFonts w:hint="default" w:ascii="Times New Roman" w:hAnsi="Times New Roman" w:cs="Times New Roman"/>
+                <w:color w:val="auto"/>
+                <w:sz w:val="18"/>
+                <w:szCs w:val="24"/>
+                <w:vertAlign w:val="baseline"/>
+                <w:lang w:val="en-GB"/>
+              </w:rPr>
+              <w:t>Reproducible thesis package</w:t>
+            </w:r>
+          </w:p>
+        </w:tc>
+      </w:tr>
+    </w:tbl>
+    <w:p>
+      <w:pPr>
+        <w:pStyle w:val="15"/>
+        <w:adjustRightInd w:val="0"/>
+        <w:snapToGrid w:val="0"/>
+        <w:spacing w:line="300" w:lineRule="auto"/>
+        <w:ind w:firstLine="378" w:firstLineChars="150"/>
+        <w:rPr>
+          <w:rFonts w:hint="default" w:ascii="Times New Roman" w:hAnsi="Times New Roman"/>
+          <w:color w:val="FF0000"/>
+          <w:sz w:val="24"/>
+          <w:szCs w:val="24"/>
+          <w:lang w:val="en-GB"/>
+        </w:rPr>
+      </w:pPr>
+    </w:p>
+    <w:p>
+      <w:pPr>
+        <w:rPr>
+          <w:rFonts w:hint="default" w:ascii="Times New Roman" w:hAnsi="Times New Roman"/>
+          <w:color w:val="FF0000"/>
+          <w:sz w:val="24"/>
+          <w:szCs w:val="24"/>
+          <w:lang w:val="en-GB"/>
+        </w:rPr>
+      </w:pPr>
+      <w:r>
+        <w:rPr>
+          <w:rFonts w:hint="default" w:ascii="Times New Roman" w:hAnsi="Times New Roman"/>
+          <w:color w:val="FF0000"/>
+          <w:sz w:val="24"/>
+          <w:szCs w:val="24"/>
+          <w:lang w:val="en-GB"/>
+        </w:rPr>
+        <w:br w:type="page"/>
+      </w:r>
+    </w:p>
+    <w:p>
+      <w:pPr>
+        <w:pStyle w:val="2"/>
+        <w:bidi w:val="0"/>
+        <w:spacing w:after="120"/>
+        <w:rPr>
+          <w:rFonts w:hint="default" w:ascii="Times New Roman" w:hAnsi="Times New Roman" w:cs="Times New Roman"/>
+          <w:b/>
+          <w:sz w:val="28"/>
+          <w:lang w:val="en-GB"/>
+        </w:rPr>
+      </w:pPr>
+      <w:bookmarkStart w:id="19" w:name="_Toc12953"/>
+      <w:r>
+        <w:rPr>
+          <w:rFonts w:hint="default" w:ascii="Times New Roman" w:hAnsi="Times New Roman" w:cs="Times New Roman"/>
+          <w:b/>
+          <w:sz w:val="28"/>
+          <w:lang w:val="en-GB"/>
+        </w:rPr>
+        <w:t>4  Expected Objectives</w:t>
+      </w:r>
+      <w:bookmarkEnd w:id="19"/>
+    </w:p>
+    <w:p>
+      <w:pPr>
+        <w:pStyle w:val="3"/>
+        <w:bidi w:val="0"/>
+        <w:spacing w:after="120"/>
+        <w:rPr>
+          <w:rFonts w:hint="default" w:ascii="Times New Roman" w:hAnsi="Times New Roman" w:cs="Times New Roman"/>
+          <w:b/>
+          <w:sz w:val="24"/>
+          <w:lang w:val="en-GB"/>
+        </w:rPr>
+      </w:pPr>
+      <w:bookmarkStart w:id="20" w:name="_Toc14847"/>
+      <w:r>
+        <w:rPr>
+          <w:rFonts w:hint="default" w:ascii="Times New Roman" w:hAnsi="Times New Roman" w:cs="Times New Roman"/>
+          <w:b/>
+          <w:sz w:val="24"/>
+          <w:lang w:val="en-GB"/>
+        </w:rPr>
+        <w:t>4.1 Minimum Success Criteria</w:t>
+      </w:r>
+      <w:bookmarkEnd w:id="20"/>
+    </w:p>
+    <w:p>
+      <w:pPr>
+        <w:pStyle w:val="9"/>
+        <w:bidi w:val="0"/>
+        <w:spacing w:after="120" w:line="360" w:lineRule="auto"/>
+        <w:jc w:val="both"/>
+        <w:rPr>
+          <w:rFonts w:hint="default" w:ascii="Times New Roman" w:hAnsi="Times New Roman" w:cs="Times New Roman"/>
+          <w:sz w:val="22"/>
+          <w:lang w:val="en-GB"/>
+        </w:rPr>
+      </w:pPr>
+      <w:r>
+        <w:rPr>
+          <w:rFonts w:hint="default" w:ascii="Times New Roman" w:hAnsi="Times New Roman" w:cs="Times New Roman"/>
+          <w:sz w:val="22"/>
+          <w:lang w:val="en-GB"/>
+        </w:rPr>
+        <w:t>The thesis will be considered successfully completed when it delivers all of the following, regardless of which architecture ranks first:</w:t>
+      </w:r>
+    </w:p>
+    <w:p>
+      <w:pPr>
+        <w:pStyle w:val="9"/>
+        <w:numPr>
+          <w:ilvl w:val="0"/>
+          <w:numId w:val="11"/>
+        </w:numPr>
+        <w:bidi w:val="0"/>
+        <w:spacing w:after="120" w:line="360" w:lineRule="auto"/>
+        <w:ind w:left="420" w:leftChars="0" w:hanging="420" w:firstLineChars="0"/>
+        <w:jc w:val="both"/>
+        <w:rPr>
+          <w:rFonts w:hint="default" w:ascii="Times New Roman" w:hAnsi="Times New Roman" w:cs="Times New Roman"/>
+          <w:sz w:val="22"/>
+          <w:lang w:val="en-GB"/>
+        </w:rPr>
+      </w:pPr>
+      <w:r>
+        <w:rPr>
+          <w:rFonts w:hint="default" w:ascii="Times New Roman" w:hAnsi="Times New Roman" w:cs="Times New Roman"/>
+          <w:sz w:val="22"/>
+          <w:lang w:val="en-GB"/>
+        </w:rPr>
+        <w:t>A frozen, reproducible inference benchmark for three eligible dense, state-space, and hybrid model systems on one V100 GPU at the three core context bands.</w:t>
+      </w:r>
+    </w:p>
+    <w:p>
+      <w:pPr>
+        <w:pStyle w:val="9"/>
+        <w:numPr>
+          <w:ilvl w:val="0"/>
+          <w:numId w:val="12"/>
+        </w:numPr>
+        <w:bidi w:val="0"/>
+        <w:spacing w:after="120" w:line="360" w:lineRule="auto"/>
+        <w:ind w:left="420" w:leftChars="0" w:hanging="420" w:firstLineChars="0"/>
+        <w:jc w:val="both"/>
+        <w:rPr>
+          <w:rFonts w:hint="default" w:ascii="Times New Roman" w:hAnsi="Times New Roman" w:cs="Times New Roman"/>
+          <w:sz w:val="22"/>
+          <w:lang w:val="en-GB"/>
+        </w:rPr>
+      </w:pPr>
+      <w:r>
+        <w:rPr>
+          <w:rFonts w:hint="default" w:ascii="Times New Roman" w:hAnsi="Times New Roman" w:cs="Times New Roman"/>
+          <w:sz w:val="22"/>
+          <w:lang w:val="en-GB"/>
+        </w:rPr>
+        <w:t>A transparent model manifest containing checkpoint revisions, tokenizers, licenses, engines, precision, trainable parameters, and adaptation seeds.</w:t>
+      </w:r>
+    </w:p>
+    <w:p>
+      <w:pPr>
+        <w:pStyle w:val="9"/>
+        <w:numPr>
+          <w:ilvl w:val="0"/>
+          <w:numId w:val="13"/>
+        </w:numPr>
+        <w:bidi w:val="0"/>
+        <w:spacing w:after="120" w:line="360" w:lineRule="auto"/>
+        <w:ind w:left="420" w:leftChars="0" w:hanging="420" w:firstLineChars="0"/>
+        <w:jc w:val="both"/>
+        <w:rPr>
+          <w:rFonts w:hint="default" w:ascii="Times New Roman" w:hAnsi="Times New Roman" w:cs="Times New Roman"/>
+          <w:sz w:val="22"/>
+          <w:lang w:val="en-GB"/>
+        </w:rPr>
+      </w:pPr>
+      <w:r>
+        <w:rPr>
+          <w:rFonts w:hint="default" w:ascii="Times New Roman" w:hAnsi="Times New Roman" w:cs="Times New Roman"/>
+          <w:sz w:val="22"/>
+          <w:lang w:val="en-GB"/>
+        </w:rPr>
+        <w:t>Functional results on a new unopened five-family accelerator split and VerilogEvalV2 with all failures retained.</w:t>
+      </w:r>
+    </w:p>
+    <w:p>
+      <w:pPr>
+        <w:pStyle w:val="9"/>
+        <w:numPr>
+          <w:ilvl w:val="0"/>
+          <w:numId w:val="14"/>
+        </w:numPr>
+        <w:bidi w:val="0"/>
+        <w:spacing w:after="120" w:line="360" w:lineRule="auto"/>
+        <w:ind w:left="420" w:leftChars="0" w:hanging="420" w:firstLineChars="0"/>
+        <w:jc w:val="both"/>
+        <w:rPr>
+          <w:rFonts w:hint="default" w:ascii="Times New Roman" w:hAnsi="Times New Roman" w:cs="Times New Roman"/>
+          <w:sz w:val="22"/>
+          <w:lang w:val="en-GB"/>
+        </w:rPr>
+      </w:pPr>
+      <w:r>
+        <w:rPr>
+          <w:rFonts w:hint="default" w:ascii="Times New Roman" w:hAnsi="Times New Roman" w:cs="Times New Roman"/>
+          <w:sz w:val="22"/>
+          <w:lang w:val="en-GB"/>
+        </w:rPr>
+        <w:t>Post-route results for the preassigned ten-task FPGA subset within the 300-run ceiling, plus a bounded timing-closure sensitivity study.</w:t>
+      </w:r>
+    </w:p>
+    <w:p>
+      <w:pPr>
+        <w:pStyle w:val="9"/>
+        <w:numPr>
+          <w:ilvl w:val="0"/>
+          <w:numId w:val="15"/>
+        </w:numPr>
+        <w:bidi w:val="0"/>
+        <w:spacing w:after="120" w:line="360" w:lineRule="auto"/>
+        <w:ind w:left="420" w:leftChars="0" w:hanging="420" w:firstLineChars="0"/>
+        <w:jc w:val="both"/>
+        <w:rPr>
+          <w:rFonts w:hint="default" w:ascii="Times New Roman" w:hAnsi="Times New Roman" w:cs="Times New Roman"/>
+          <w:sz w:val="22"/>
+          <w:lang w:val="en-GB"/>
+        </w:rPr>
+      </w:pPr>
+      <w:r>
+        <w:rPr>
+          <w:rFonts w:hint="default" w:ascii="Times New Roman" w:hAnsi="Times New Roman" w:cs="Times New Roman"/>
+          <w:sz w:val="22"/>
+          <w:lang w:val="en-GB"/>
+        </w:rPr>
+        <w:t>Separate usable-yield, conditional-frequency, failure-penalized, and budgeted-best results rather than one ambiguous score.</w:t>
+      </w:r>
+    </w:p>
+    <w:p>
+      <w:pPr>
+        <w:pStyle w:val="9"/>
+        <w:numPr>
+          <w:ilvl w:val="0"/>
+          <w:numId w:val="16"/>
+        </w:numPr>
+        <w:bidi w:val="0"/>
+        <w:spacing w:after="120" w:line="360" w:lineRule="auto"/>
+        <w:ind w:left="420" w:leftChars="0" w:hanging="420" w:firstLineChars="0"/>
+        <w:jc w:val="both"/>
+        <w:rPr>
+          <w:rFonts w:hint="default" w:ascii="Times New Roman" w:hAnsi="Times New Roman" w:cs="Times New Roman"/>
+          <w:sz w:val="22"/>
+          <w:lang w:val="en-GB"/>
+        </w:rPr>
+      </w:pPr>
+      <w:r>
+        <w:rPr>
+          <w:rFonts w:hint="default" w:ascii="Times New Roman" w:hAnsi="Times New Roman" w:cs="Times New Roman"/>
+          <w:sz w:val="22"/>
+          <w:lang w:val="en-GB"/>
+        </w:rPr>
+        <w:t>A fixed-budget regime map showing when inference, functional verification, or EDA is the limiting resource.</w:t>
+      </w:r>
+    </w:p>
+    <w:p>
+      <w:pPr>
+        <w:pStyle w:val="9"/>
+        <w:numPr>
+          <w:ilvl w:val="0"/>
+          <w:numId w:val="17"/>
+        </w:numPr>
+        <w:bidi w:val="0"/>
+        <w:spacing w:after="120" w:line="360" w:lineRule="auto"/>
+        <w:ind w:left="420" w:leftChars="0" w:hanging="420" w:firstLineChars="0"/>
+        <w:jc w:val="both"/>
+        <w:rPr>
+          <w:rFonts w:hint="default" w:ascii="Times New Roman" w:hAnsi="Times New Roman" w:cs="Times New Roman"/>
+          <w:sz w:val="22"/>
+          <w:lang w:val="en-GB"/>
+        </w:rPr>
+      </w:pPr>
+      <w:r>
+        <w:rPr>
+          <w:rFonts w:hint="default" w:ascii="Times New Roman" w:hAnsi="Times New Roman" w:cs="Times New Roman"/>
+          <w:sz w:val="22"/>
+          <w:lang w:val="en-GB"/>
+        </w:rPr>
+        <w:t>A versioned artifact with prompts, manifests, hashes, raw measurements, analysis scripts, stopped-run records, and claim-to-artifact provenance.</w:t>
+      </w:r>
+    </w:p>
+    <w:p>
+      <w:pPr>
+        <w:pStyle w:val="9"/>
+        <w:bidi w:val="0"/>
+        <w:spacing w:after="120" w:line="360" w:lineRule="auto"/>
+        <w:jc w:val="both"/>
+        <w:rPr>
+          <w:rFonts w:hint="default" w:ascii="Times New Roman" w:hAnsi="Times New Roman" w:cs="Times New Roman"/>
+          <w:sz w:val="22"/>
+          <w:lang w:val="en-GB"/>
+        </w:rPr>
+      </w:pPr>
+      <w:r>
+        <w:rPr>
+          <w:rFonts w:hint="default" w:ascii="Times New Roman" w:hAnsi="Times New Roman" w:cs="Times New Roman"/>
+          <w:sz w:val="22"/>
+          <w:lang w:val="en-GB"/>
+        </w:rPr>
+        <w:t>No unsupported numerical target is imposed on the hybrid or state-space models. A negative result—for example, faster decoding accompanied by inadequate RTL quality—is a valid thesis finding if obtained under the frozen protocol.</w:t>
+      </w:r>
+    </w:p>
+    <w:p>
+      <w:pPr>
+        <w:pStyle w:val="3"/>
+        <w:bidi w:val="0"/>
+        <w:spacing w:after="120"/>
+        <w:rPr>
+          <w:rFonts w:hint="default" w:ascii="Times New Roman" w:hAnsi="Times New Roman" w:cs="Times New Roman"/>
+          <w:b/>
+          <w:sz w:val="24"/>
+          <w:lang w:val="en-GB"/>
+        </w:rPr>
+      </w:pPr>
+      <w:bookmarkStart w:id="21" w:name="_Toc7721"/>
+      <w:r>
+        <w:rPr>
+          <w:rFonts w:hint="default" w:ascii="Times New Roman" w:hAnsi="Times New Roman" w:cs="Times New Roman"/>
+          <w:b/>
+          <w:sz w:val="24"/>
+          <w:lang w:val="en-GB"/>
+        </w:rPr>
+        <w:t>4.2 Expected Academic and Engineering Outputs</w:t>
+      </w:r>
+      <w:bookmarkEnd w:id="21"/>
+    </w:p>
+    <w:p>
+      <w:pPr>
+        <w:pStyle w:val="9"/>
+        <w:bidi w:val="0"/>
+        <w:spacing w:after="120" w:line="360" w:lineRule="auto"/>
+        <w:jc w:val="both"/>
+        <w:rPr>
+          <w:rFonts w:hint="default" w:ascii="Times New Roman" w:hAnsi="Times New Roman" w:cs="Times New Roman"/>
+          <w:sz w:val="22"/>
+          <w:lang w:val="en-GB"/>
+        </w:rPr>
+      </w:pPr>
+      <w:r>
+        <w:rPr>
+          <w:rFonts w:hint="default" w:ascii="Times New Roman" w:hAnsi="Times New Roman" w:cs="Times New Roman"/>
+          <w:sz w:val="22"/>
+          <w:lang w:val="en-GB"/>
+        </w:rPr>
+        <w:t>The academic output will be a master's thesis that contributes an operational framework, a reproducible benchmark protocol, and empirical evidence for hardware-aware LLM system selection in FPGA RTL generation. The engineering output will be a practical decision procedure for choosing a model and candidate budget under limited GPU and EDA resources.</w:t>
+      </w:r>
+    </w:p>
+    <w:p>
+      <w:pPr>
+        <w:pStyle w:val="9"/>
+        <w:bidi w:val="0"/>
+        <w:spacing w:after="120" w:line="360" w:lineRule="auto"/>
+        <w:jc w:val="both"/>
+        <w:rPr>
+          <w:rFonts w:hint="default" w:ascii="Times New Roman" w:hAnsi="Times New Roman" w:cs="Times New Roman"/>
+          <w:sz w:val="22"/>
+          <w:lang w:val="en-GB"/>
+        </w:rPr>
+      </w:pPr>
+      <w:r>
+        <w:rPr>
+          <w:rFonts w:hint="default" w:ascii="Times New Roman" w:hAnsi="Times New Roman" w:cs="Times New Roman"/>
+          <w:sz w:val="22"/>
+          <w:lang w:val="en-GB"/>
+        </w:rPr>
+        <w:t>The completed policy-optimization study is currently being prepared as a separate research manuscript. It will be cited in the thesis as preliminary or related author work only after its status is stated accurately. The proposed cross-architecture results may support another manuscript submission if the evidence is sufficiently strong. Preparation or submission may be listed as dissemination, but paper acceptance is not promised and is not a condition for successful thesis completion.</w:t>
+      </w:r>
+    </w:p>
+    <w:p>
+      <w:pPr>
+        <w:rPr>
+          <w:rFonts w:hint="default" w:ascii="Times New Roman" w:hAnsi="Times New Roman"/>
+          <w:color w:val="FF0000"/>
+          <w:sz w:val="24"/>
+          <w:szCs w:val="24"/>
+          <w:lang w:val="en-GB"/>
+        </w:rPr>
+      </w:pPr>
+      <w:r>
+        <w:rPr>
+          <w:rFonts w:hint="default" w:ascii="Times New Roman" w:hAnsi="Times New Roman"/>
+          <w:color w:val="FF0000"/>
+          <w:sz w:val="24"/>
+          <w:szCs w:val="24"/>
+          <w:lang w:val="en-GB"/>
+        </w:rPr>
+        <w:br w:type="page"/>
+      </w:r>
+    </w:p>
+    <w:p>
+      <w:pPr>
+        <w:pStyle w:val="2"/>
+        <w:bidi w:val="0"/>
+        <w:spacing w:after="120"/>
+        <w:rPr>
+          <w:rFonts w:hint="default" w:ascii="Times New Roman" w:hAnsi="Times New Roman" w:cs="Times New Roman"/>
+          <w:b/>
+          <w:sz w:val="28"/>
+          <w:lang w:val="en-GB"/>
+        </w:rPr>
+      </w:pPr>
+      <w:bookmarkStart w:id="22" w:name="_Toc25291"/>
+      <w:r>
+        <w:rPr>
+          <w:rFonts w:hint="default" w:ascii="Times New Roman" w:hAnsi="Times New Roman" w:cs="Times New Roman"/>
+          <w:b/>
+          <w:sz w:val="28"/>
+          <w:lang w:val="en-GB"/>
+        </w:rPr>
+        <w:t>5  Completed Research Work and Schedule</w:t>
+      </w:r>
+      <w:bookmarkEnd w:id="22"/>
+    </w:p>
+    <w:p>
+      <w:pPr>
+        <w:pStyle w:val="3"/>
+        <w:bidi w:val="0"/>
+        <w:spacing w:after="120"/>
+        <w:rPr>
+          <w:rFonts w:hint="default" w:ascii="Times New Roman" w:hAnsi="Times New Roman" w:cs="Times New Roman"/>
+          <w:b/>
+          <w:sz w:val="24"/>
+          <w:lang w:val="en-GB"/>
+        </w:rPr>
+      </w:pPr>
+      <w:bookmarkStart w:id="23" w:name="_Toc24817"/>
+      <w:r>
+        <w:rPr>
+          <w:rFonts w:hint="default" w:ascii="Times New Roman" w:hAnsi="Times New Roman" w:cs="Times New Roman"/>
+          <w:b/>
+          <w:sz w:val="24"/>
+          <w:lang w:val="en-GB"/>
+        </w:rPr>
+        <w:t>5.1 Completed Research Work</w:t>
+      </w:r>
+      <w:bookmarkEnd w:id="23"/>
+    </w:p>
+    <w:p>
+      <w:pPr>
+        <w:pStyle w:val="9"/>
+        <w:bidi w:val="0"/>
+        <w:spacing w:after="120" w:line="360" w:lineRule="auto"/>
+        <w:jc w:val="both"/>
+        <w:rPr>
+          <w:rFonts w:hint="default" w:ascii="Times New Roman" w:hAnsi="Times New Roman" w:cs="Times New Roman"/>
+          <w:sz w:val="22"/>
+          <w:lang w:val="en-GB"/>
+        </w:rPr>
+      </w:pPr>
+      <w:r>
+        <w:rPr>
+          <w:rFonts w:hint="default" w:ascii="Times New Roman" w:hAnsi="Times New Roman" w:cs="Times New Roman"/>
+          <w:sz w:val="22"/>
+          <w:lang w:val="en-GB"/>
+        </w:rPr>
+        <w:t>The core RTL evaluation infrastructure already exists. It includes prompt and design generators for five streaming-accelerator families, LoRA-based supervised fine-tuning, group-relative policy optimization, candidate extraction, Icarus Verilog compilation, a deterministic multi-seed functional oracle, content deduplication, Vivado synthesis and routing, resource extraction, bounded timing-closure search, and PYNQ-Z2 clock sweeps. Provenance controls include frozen manifests, hashes, completion audits, and fail-closed claim ledgers.</w:t>
+      </w:r>
+    </w:p>
+    <w:p>
+      <w:pPr>
+        <w:pStyle w:val="9"/>
+        <w:bidi w:val="0"/>
+        <w:spacing w:after="120" w:line="360" w:lineRule="auto"/>
+        <w:jc w:val="both"/>
+        <w:rPr>
+          <w:rFonts w:hint="default" w:ascii="Times New Roman" w:hAnsi="Times New Roman" w:cs="Times New Roman"/>
+          <w:sz w:val="22"/>
+          <w:lang w:val="en-GB"/>
+        </w:rPr>
+      </w:pPr>
+      <w:r>
+        <w:rPr>
+          <w:rFonts w:hint="default" w:ascii="Times New Roman" w:hAnsi="Times New Roman" w:cs="Times New Roman"/>
+          <w:sz w:val="22"/>
+          <w:lang w:val="en-GB"/>
+        </w:rPr>
+        <w:t>In a previously frozen twenty-design study, two policy-optimization runs with distinct RL seeds from one shared SFT checkpoint were compared with the SFT distribution. The seed-averaged failure-penalized post-route WNS-derived endpoint increased from 35.38 MHz to 93.01 MHz. The paired task-level gain was 57.64 MHz with a design-bootstrap 95% interval of [37.69, 77.20] MHz. This interval reflects task variation, not complete training-seed uncertainty. Correctness changed from 56.25% for SFT to 53.85% for the combined RF policies, so the endpoint did not obtain its gain by discarding failures.</w:t>
+      </w:r>
+    </w:p>
+    <w:p>
+      <w:pPr>
+        <w:pStyle w:val="9"/>
+        <w:bidi w:val="0"/>
+        <w:spacing w:after="120" w:line="360" w:lineRule="auto"/>
+        <w:jc w:val="both"/>
+        <w:rPr>
+          <w:rFonts w:hint="default" w:ascii="Times New Roman" w:hAnsi="Times New Roman" w:cs="Times New Roman"/>
+          <w:sz w:val="22"/>
+          <w:lang w:val="en-GB"/>
+        </w:rPr>
+      </w:pPr>
+      <w:r>
+        <w:rPr>
+          <w:rFonts w:hint="default" w:ascii="Times New Roman" w:hAnsi="Times New Roman" w:cs="Times New Roman"/>
+          <w:sz w:val="22"/>
+          <w:lang w:val="en-GB"/>
+        </w:rPr>
+        <w:t>System-level controls provide useful but bounded evidence. A repaired reward package using canonical structural features and a random forest outperformed the earlier uncanonicalized MLP package; because model class, features, and canonicalization changed together, the contrast does not identify a single causal component. A correctness-only run raised functional yield but lowered physical utility, but that control currently has only one completed seed. These limitations will be stated rather than hidden.</w:t>
+      </w:r>
+    </w:p>
+    <w:p>
+      <w:pPr>
+        <w:pStyle w:val="9"/>
+        <w:bidi w:val="0"/>
+        <w:spacing w:after="120" w:line="360" w:lineRule="auto"/>
+        <w:jc w:val="both"/>
+        <w:rPr>
+          <w:rFonts w:hint="default" w:ascii="Times New Roman" w:hAnsi="Times New Roman" w:cs="Times New Roman"/>
+          <w:sz w:val="22"/>
+          <w:lang w:val="en-GB"/>
+        </w:rPr>
+      </w:pPr>
+      <w:r>
+        <w:rPr>
+          <w:rFonts w:hint="default" w:ascii="Times New Roman" w:hAnsi="Times New Roman" w:cs="Times New Roman"/>
+          <w:sz w:val="22"/>
+          <w:lang w:val="en-GB"/>
+        </w:rPr>
+        <w:t>Conditional PPA showed that the timing improvement was not free: the optimized policy used more LUTs and flip-flops, fewer DSPs, and slightly higher Vivado vectorless power on common usable support. A five-pair PYNQ-Z2 experiment was amended for feasibility and produced two wins, two resolution-limited ties, and one loss. It is descriptive and non-confirmatory.</w:t>
+      </w:r>
+    </w:p>
+    <w:p>
+      <w:pPr>
+        <w:pStyle w:val="9"/>
+        <w:bidi w:val="0"/>
+        <w:spacing w:after="120" w:line="360" w:lineRule="auto"/>
+        <w:jc w:val="both"/>
+        <w:rPr>
+          <w:rFonts w:hint="default" w:ascii="Times New Roman" w:hAnsi="Times New Roman" w:cs="Times New Roman"/>
+          <w:sz w:val="22"/>
+          <w:lang w:val="en-GB"/>
+        </w:rPr>
+      </w:pPr>
+      <w:r>
+        <w:rPr>
+          <w:rFonts w:hint="default" w:ascii="Times New Roman" w:hAnsi="Times New Roman" w:cs="Times New Roman"/>
+          <w:sz w:val="22"/>
+          <w:lang w:val="en-GB"/>
+        </w:rPr>
+        <w:t>A later ten-candidate timing-closure pilot using Vivado 2026.1 completed all candidates. WNS-derived frequency and bounded closure frequency had pooled Spearman correlation 0.963 and median symmetric absolute percentage error about 3.5%; the five SFT/RF pairs had no non-tied sign reversal. This supports the planned closure-sensitivity design but does not replace a full twenty-design timing-closure evaluation.</w:t>
+      </w:r>
+    </w:p>
+    <w:p>
+      <w:pPr>
+        <w:pStyle w:val="9"/>
+        <w:bidi w:val="0"/>
+        <w:spacing w:after="120" w:line="360" w:lineRule="auto"/>
+        <w:jc w:val="both"/>
+        <w:rPr>
+          <w:rFonts w:hint="default" w:ascii="Times New Roman" w:hAnsi="Times New Roman" w:cs="Times New Roman"/>
+          <w:sz w:val="22"/>
+          <w:lang w:val="en-GB"/>
+        </w:rPr>
+      </w:pPr>
+      <w:r>
+        <w:rPr>
+          <w:rFonts w:hint="default" w:ascii="Times New Roman" w:hAnsi="Times New Roman" w:cs="Times New Roman"/>
+          <w:sz w:val="22"/>
+          <w:lang w:val="en-GB"/>
+        </w:rPr>
+        <w:t>A matched VerilogEvalV2 extension used 156 problems and twenty samples per problem. SFT pass@1 was 22.34%; the two RF policies obtained 21.12% and 20.77%. The seed-averaged difference was -1.39 percentage points with a paired interval [-2.69, -0.10]. The result is a small detectable general-RTL specialization cost and motivates explicit quality constraints in the new thesis.</w:t>
+      </w:r>
+    </w:p>
+    <w:p>
+      <w:pPr>
+        <w:pStyle w:val="9"/>
+        <w:bidi w:val="0"/>
+        <w:spacing w:after="120" w:line="360" w:lineRule="auto"/>
+        <w:jc w:val="both"/>
+        <w:rPr>
+          <w:rFonts w:hint="default" w:ascii="Times New Roman" w:hAnsi="Times New Roman" w:cs="Times New Roman"/>
+          <w:sz w:val="22"/>
+          <w:lang w:val="en-GB"/>
+        </w:rPr>
+      </w:pPr>
+      <w:r>
+        <w:rPr>
+          <w:rFonts w:hint="default" w:ascii="Times New Roman" w:hAnsi="Times New Roman" w:cs="Times New Roman"/>
+          <w:sz w:val="22"/>
+          <w:lang w:val="en-GB"/>
+        </w:rPr>
+        <w:t>A working manuscript, “Correctness-Gated Policy Optimization for FPGA Accelerator RTL: A Controlled Post-Route Study,” is in preparation. It is not an accepted publication and its title and claims may change after the ongoing replication and review work.</w:t>
+      </w:r>
+    </w:p>
+    <w:p>
+      <w:pPr>
+        <w:pStyle w:val="3"/>
+        <w:bidi w:val="0"/>
+        <w:spacing w:after="120"/>
+        <w:rPr>
+          <w:rFonts w:hint="default" w:ascii="Times New Roman" w:hAnsi="Times New Roman" w:cs="Times New Roman"/>
+          <w:b/>
+          <w:sz w:val="24"/>
+          <w:lang w:val="en-GB"/>
+        </w:rPr>
+      </w:pPr>
+      <w:bookmarkStart w:id="24" w:name="_Toc25610"/>
+      <w:r>
+        <w:rPr>
+          <w:rFonts w:hint="default" w:ascii="Times New Roman" w:hAnsi="Times New Roman" w:cs="Times New Roman"/>
+          <w:b/>
+          <w:sz w:val="24"/>
+          <w:lang w:val="en-GB"/>
+        </w:rPr>
+        <w:t>5.2 Research Schedule and Contingency</w:t>
+      </w:r>
+      <w:bookmarkEnd w:id="24"/>
+    </w:p>
+    <w:p>
+      <w:pPr>
+        <w:pStyle w:val="9"/>
+        <w:bidi w:val="0"/>
+        <w:spacing w:after="120" w:line="360" w:lineRule="auto"/>
+        <w:jc w:val="both"/>
+        <w:rPr>
+          <w:rFonts w:hint="default" w:ascii="Times New Roman" w:hAnsi="Times New Roman" w:cs="Times New Roman"/>
+          <w:sz w:val="22"/>
+          <w:lang w:val="en-GB"/>
+        </w:rPr>
+      </w:pPr>
+      <w:r>
+        <w:rPr>
+          <w:rFonts w:hint="default" w:ascii="Times New Roman" w:hAnsi="Times New Roman" w:cs="Times New Roman"/>
+          <w:sz w:val="22"/>
+          <w:lang w:val="en-GB"/>
+        </w:rPr>
+        <w:t>The schedule assumes proposal approval in September 2026 and a defense around June 2027. Official university dates will take precedence.</w:t>
+      </w:r>
+    </w:p>
+    <w:p>
+      <w:pPr>
+        <w:bidi w:val="0"/>
+        <w:spacing w:after="120" w:line="360" w:lineRule="auto"/>
+        <w:jc w:val="center"/>
+        <w:rPr>
+          <w:rFonts w:hint="default" w:ascii="Times New Roman" w:hAnsi="Times New Roman" w:cs="Times New Roman"/>
+          <w:b/>
+          <w:sz w:val="22"/>
+          <w:lang w:val="en-GB"/>
+        </w:rPr>
+      </w:pPr>
+      <w:r>
+        <w:rPr>
+          <w:rFonts w:hint="default" w:ascii="Times New Roman" w:hAnsi="Times New Roman" w:cs="Times New Roman"/>
+          <w:b/>
+          <w:sz w:val="22"/>
+          <w:lang w:val="en-GB"/>
+        </w:rPr>
+        <w:t>Table 5  Monthly schedule</w:t>
+      </w:r>
+    </w:p>
+    <w:tbl>
+      <w:tblPr>
+        <w:tblStyle w:val="16"/>
+        <w:tblW w:w="5000" w:type="pct"/>
+        <w:tblInd w:w="0" w:type="dxa"/>
+        <w:tblBorders>
+          <w:top w:val="single" w:color="auto" w:sz="4" w:space="0"/>
+          <w:left w:val="single" w:color="auto" w:sz="4" w:space="0"/>
+          <w:bottom w:val="single" w:color="auto" w:sz="4" w:space="0"/>
+          <w:right w:val="single" w:color="auto" w:sz="4" w:space="0"/>
+          <w:insideH w:val="single" w:color="auto" w:sz="4" w:space="0"/>
+          <w:insideV w:val="single" w:color="auto" w:sz="4" w:space="0"/>
+        </w:tblBorders>
+        <w:tblLayout w:type="autofit"/>
+        <w:tblCellMar>
+          <w:left w:w="108" w:type="dxa"/>
+          <w:right w:w="108" w:type="dxa"/>
+        </w:tblCellMar>
+      </w:tblPr>
+      <w:tblGrid>
+        <w:gridCol w:w="2943"/>
+        <w:gridCol w:w="2944"/>
+        <w:gridCol w:w="2946"/>
+      </w:tblGrid>
+      <w:tr>
+        <w:tblPrEx>
+          <w:tblBorders>
+            <w:top w:val="single" w:color="auto" w:sz="4" w:space="0"/>
+            <w:left w:val="single" w:color="auto" w:sz="4" w:space="0"/>
+            <w:bottom w:val="single" w:color="auto" w:sz="4" w:space="0"/>
+            <w:right w:val="single" w:color="auto" w:sz="4" w:space="0"/>
+            <w:insideH w:val="single" w:color="auto" w:sz="4" w:space="0"/>
+            <w:insideV w:val="single" w:color="auto" w:sz="4" w:space="0"/>
+          </w:tblBorders>
+          <w:tblCellMar>
+            <w:left w:w="108" w:type="dxa"/>
+            <w:right w:w="108" w:type="dxa"/>
+          </w:tblCellMar>
+        </w:tblPrEx>
+        <w:trPr>
+          <w:cantSplit/>
+          <w:tblHeader/>
+        </w:trPr>
+        <w:tc>
+          <w:tcPr>
+            <w:tcW w:w="1666" w:type="pct"/>
+          </w:tcPr>
+          <w:p>
+            <w:pPr>
+              <w:pStyle w:val="15"/>
+              <w:adjustRightInd w:val="0"/>
+              <w:snapToGrid w:val="0"/>
+              <w:spacing w:line="240" w:lineRule="auto"/>
+              <w:rPr>
+                <w:rFonts w:hint="default" w:ascii="Times New Roman" w:hAnsi="Times New Roman" w:cs="Times New Roman"/>
+                <w:b/>
+                <w:color w:val="auto"/>
+                <w:sz w:val="18"/>
+                <w:szCs w:val="24"/>
+                <w:vertAlign w:val="baseline"/>
+                <w:lang w:val="en-GB"/>
+              </w:rPr>
+            </w:pPr>
+            <w:r>
+              <w:rPr>
+                <w:rFonts w:hint="default" w:ascii="Times New Roman" w:hAnsi="Times New Roman" w:cs="Times New Roman"/>
+                <w:b/>
+                <w:color w:val="auto"/>
+                <w:sz w:val="18"/>
+                <w:szCs w:val="24"/>
+                <w:vertAlign w:val="baseline"/>
+                <w:lang w:val="en-GB"/>
+              </w:rPr>
               <w:t>Period</w:t>
             </w:r>
           </w:p>
@@ -9024,7 +9028,7 @@
                 <w:vertAlign w:val="baseline"/>
                 <w:lang w:val="en-GB"/>
               </w:rPr>
-              <w:t>Load the three checkpoints; verify licenses and hashes; build common L40S harness</w:t>
+              <w:t>Load the three checkpoints; verify licenses and hashes; build the common V100 harness</w:t>
             </w:r>
           </w:p>
         </w:tc>
@@ -9301,10 +9305,6 @@
             <w:insideH w:val="single" w:color="auto" w:sz="4" w:space="0"/>
             <w:insideV w:val="single" w:color="auto" w:sz="4" w:space="0"/>
           </w:tblBorders>
-          <w:tblCellMar>
-            <w:left w:w="108" w:type="dxa"/>
-            <w:right w:w="108" w:type="dxa"/>
-          </w:tblCellMar>
         </w:tblPrEx>
         <w:trPr>
           <w:cantSplit/>
@@ -10031,7 +10031,7 @@
           <w:lang w:val="en-GB"/>
         </w:rPr>
       </w:pPr>
-      <w:bookmarkStart w:id="25" w:name="_Toc9273"/>
+      <w:bookmarkStart w:id="25" w:name="_Toc32016"/>
       <w:r>
         <w:rPr>
           <w:rFonts w:hint="default" w:ascii="Times New Roman" w:hAnsi="Times New Roman" w:cs="Times New Roman"/>
@@ -10055,7 +10055,7 @@
           <w:lang w:val="en-GB"/>
         </w:rPr>
       </w:pPr>
-      <w:bookmarkStart w:id="26" w:name="_Toc6242"/>
+      <w:bookmarkStart w:id="26" w:name="_Toc14905"/>
       <w:r>
         <w:rPr>
           <w:rFonts w:hint="default" w:ascii="Times New Roman" w:hAnsi="Times New Roman" w:cs="Times New Roman"/>
@@ -10085,7 +10085,7 @@
           <w:sz w:val="22"/>
           <w:lang w:val="en-GB"/>
         </w:rPr>
-        <w:t>Available computing resources include two 32 GB NVIDIA V100-class GPUs and authorized access to NVIDIA L40S GPUs. The L40S is the sole primary inference platform because it supports the common BF16 condition and current profiling tools. V100 results, if collected, will be labelled as a secondary portability check and will not be pooled with the L40S comparison.</w:t>
+        <w:t>Available computing resources consist of two NVIDIA V100 GPUs. One V100 will be used per controlled inference measurement under the common FP16 condition; the second may be used for independent training or experimental runs. Results from separate GPUs will not be pooled as if they were repeated measurements from one device.</w:t>
       </w:r>
     </w:p>
     <w:p>
@@ -10142,7 +10142,7 @@
           <w:lang w:val="en-GB"/>
         </w:rPr>
       </w:pPr>
-      <w:bookmarkStart w:id="27" w:name="_Toc18967"/>
+      <w:bookmarkStart w:id="27" w:name="_Toc23681"/>
       <w:r>
         <w:rPr>
           <w:rFonts w:hint="default" w:ascii="Times New Roman" w:hAnsi="Times New Roman" w:cs="Times New Roman"/>
@@ -10172,7 +10172,7 @@
           <w:sz w:val="22"/>
           <w:lang w:val="en-GB"/>
         </w:rPr>
-        <w:t>The minimum thesis does not require an H100 GPU, a new FPGA, paid commercial APIs, or external power instrumentation. Existing institutional and personal research resources are sufficient if L40S scheduling and the licensed Vivado installation remain available.</w:t>
+        <w:t>The minimum thesis does not require additional GPUs, a new FPGA, paid commercial APIs, or external power instrumentation. The two available V100 GPUs and the licensed Vivado installation are sufficient for the declared core scope.</w:t>
       </w:r>
     </w:p>
     <w:p>
@@ -10193,7 +10193,7 @@
           <w:sz w:val="22"/>
           <w:lang w:val="en-GB"/>
         </w:rPr>
-        <w:t>The physical campaign has a maximum of 300 unique candidate implementations and a six-week planning window. The absolute fixed-budget scenario uses 10 L40S GPU-hours and 50 Vivado runs, with declared sensitivity levels. Optional expenses such as storage, replacement cables, API baselines, a second FPGA, or a power meter require supervisor approval and cannot become dependencies of the core thesis.</w:t>
+        <w:t>The physical campaign has a maximum of 300 unique candidate implementations and a six-week planning window. The absolute fixed-budget scenario uses 10 V100 GPU-hours and 50 Vivado runs, with declared sensitivity levels. Optional expenses such as storage, replacement cables, API baselines, a second FPGA, or a power meter require supervisor approval and cannot become dependencies of the core thesis.</w:t>
       </w:r>
     </w:p>
     <w:p>
@@ -10214,7 +10214,7 @@
           <w:sz w:val="22"/>
           <w:lang w:val="en-GB"/>
         </w:rPr>
-        <w:t>If L40S access is interrupted, the project will first postpone optional 32K and native-kernel experiments. If interruption persists, the common comparison will move to a single available platform and precision supported by all eligible models, and the protocol change will be documented before outcomes are collected.</w:t>
+        <w:t>If one V100 becomes unavailable, the controlled measurements will continue sequentially on the remaining V100 and optional 32K or native-kernel experiments will be postponed. If both V100 GPUs become unavailable, GPU experiments will pause rather than silently changing the primary platform after outcomes are observed.</w:t>
       </w:r>
     </w:p>
     <w:p>
@@ -10250,7 +10250,7 @@
           <w:lang w:val="en-GB"/>
         </w:rPr>
       </w:pPr>
-      <w:bookmarkStart w:id="28" w:name="_Toc26395"/>
+      <w:bookmarkStart w:id="28" w:name="_Toc20754"/>
       <w:r>
         <w:rPr>
           <w:rFonts w:hint="default" w:ascii="Times New Roman" w:hAnsi="Times New Roman" w:cs="Times New Roman"/>
@@ -10274,7 +10274,7 @@
           <w:lang w:val="en-GB"/>
         </w:rPr>
       </w:pPr>
-      <w:bookmarkStart w:id="29" w:name="_Toc9112"/>
+      <w:bookmarkStart w:id="29" w:name="_Toc26389"/>
       <w:r>
         <w:rPr>
           <w:rFonts w:hint="default" w:ascii="Times New Roman" w:hAnsi="Times New Roman" w:cs="Times New Roman"/>
@@ -10487,7 +10487,7 @@
           <w:lang w:val="en-GB"/>
         </w:rPr>
       </w:pPr>
-      <w:bookmarkStart w:id="30" w:name="_Toc30131"/>
+      <w:bookmarkStart w:id="30" w:name="_Toc30747"/>
       <w:r>
         <w:rPr>
           <w:rFonts w:hint="default" w:ascii="Times New Roman" w:hAnsi="Times New Roman" w:cs="Times New Roman"/>
@@ -10616,7 +10616,7 @@
           <w:lang w:val="en-GB"/>
         </w:rPr>
       </w:pPr>
-      <w:bookmarkStart w:id="31" w:name="_Toc25122"/>
+      <w:bookmarkStart w:id="31" w:name="_Toc333"/>
       <w:r>
         <w:rPr>
           <w:rFonts w:hint="default" w:ascii="Times New Roman" w:hAnsi="Times New Roman" w:cs="Times New Roman"/>
@@ -11621,9 +11621,9 @@
 <file path=word/numbering.xml><?xml version="1.0" encoding="utf-8"?>
 <w:numbering xmlns:wpc="http://schemas.microsoft.com/office/word/2010/wordprocessingCanvas" xmlns:mc="http://schemas.openxmlformats.org/markup-compatibility/2006" xmlns:o="urn:schemas-microsoft-com:office:office" xmlns:r="http://schemas.openxmlformats.org/officeDocument/2006/relationships" xmlns:m="http://schemas.openxmlformats.org/officeDocument/2006/math" xmlns:v="urn:schemas-microsoft-com:vml" xmlns:wp14="http://schemas.microsoft.com/office/word/2010/wordprocessingDrawing" xmlns:wp="http://schemas.openxmlformats.org/drawingml/2006/wordprocessingDrawing" xmlns:w10="urn:schemas-microsoft-com:office:word" xmlns:w="http://schemas.openxmlformats.org/wordprocessingml/2006/main" xmlns:w14="http://schemas.microsoft.com/office/word/2010/wordml" xmlns:wpg="http://schemas.microsoft.com/office/word/2010/wordprocessingGroup" xmlns:wpi="http://schemas.microsoft.com/office/word/2010/wordprocessingInk" xmlns:wne="http://schemas.microsoft.com/office/word/2006/wordml" xmlns:wps="http://schemas.microsoft.com/office/word/2010/wordprocessingShape" xmlns:wpsCustomData="http://www.wps.cn/officeDocument/2013/wpsCustomData" mc:Ignorable="w14 wp14">
   <w:abstractNum w:abstractNumId="0">
-    <w:nsid w:val="9BCEA5AF"/>
+    <w:nsid w:val="8F4FC123"/>
     <w:multiLevelType w:val="singleLevel"/>
-    <w:tmpl w:val="9BCEA5AF"/>
+    <w:tmpl w:val="8F4FC123"/>
     <w:lvl w:ilvl="0" w:tentative="0">
       <w:start w:val="1"/>
       <w:numFmt w:val="bullet"/>
@@ -11641,9 +11641,9 @@
     </w:lvl>
   </w:abstractNum>
   <w:abstractNum w:abstractNumId="1">
-    <w:nsid w:val="B665AC22"/>
+    <w:nsid w:val="9F897073"/>
     <w:multiLevelType w:val="singleLevel"/>
-    <w:tmpl w:val="B665AC22"/>
+    <w:tmpl w:val="9F897073"/>
     <w:lvl w:ilvl="0" w:tentative="0">
       <w:start w:val="1"/>
       <w:numFmt w:val="bullet"/>
@@ -11661,9 +11661,9 @@
     </w:lvl>
   </w:abstractNum>
   <w:abstractNum w:abstractNumId="2">
-    <w:nsid w:val="BDAB60B2"/>
+    <w:nsid w:val="A361DD48"/>
     <w:multiLevelType w:val="singleLevel"/>
-    <w:tmpl w:val="BDAB60B2"/>
+    <w:tmpl w:val="A361DD48"/>
     <w:lvl w:ilvl="0" w:tentative="0">
       <w:start w:val="1"/>
       <w:numFmt w:val="bullet"/>
@@ -11681,9 +11681,9 @@
     </w:lvl>
   </w:abstractNum>
   <w:abstractNum w:abstractNumId="3">
-    <w:nsid w:val="D33588CA"/>
+    <w:nsid w:val="A6A3518D"/>
     <w:multiLevelType w:val="singleLevel"/>
-    <w:tmpl w:val="D33588CA"/>
+    <w:tmpl w:val="A6A3518D"/>
     <w:lvl w:ilvl="0" w:tentative="0">
       <w:start w:val="1"/>
       <w:numFmt w:val="bullet"/>
@@ -11701,9 +11701,9 @@
     </w:lvl>
   </w:abstractNum>
   <w:abstractNum w:abstractNumId="4">
-    <w:nsid w:val="D3EFC88D"/>
+    <w:nsid w:val="BA5E5C46"/>
     <w:multiLevelType w:val="singleLevel"/>
-    <w:tmpl w:val="D3EFC88D"/>
+    <w:tmpl w:val="BA5E5C46"/>
     <w:lvl w:ilvl="0" w:tentative="0">
       <w:start w:val="1"/>
       <w:numFmt w:val="bullet"/>
@@ -11721,9 +11721,9 @@
     </w:lvl>
   </w:abstractNum>
   <w:abstractNum w:abstractNumId="5">
-    <w:nsid w:val="D6364414"/>
+    <w:nsid w:val="BCF15F98"/>
     <w:multiLevelType w:val="singleLevel"/>
-    <w:tmpl w:val="D6364414"/>
+    <w:tmpl w:val="BCF15F98"/>
     <w:lvl w:ilvl="0" w:tentative="0">
       <w:start w:val="1"/>
       <w:numFmt w:val="bullet"/>
@@ -11741,9 +11741,9 @@
     </w:lvl>
   </w:abstractNum>
   <w:abstractNum w:abstractNumId="6">
-    <w:nsid w:val="E47EF344"/>
+    <w:nsid w:val="BF2A7A1D"/>
     <w:multiLevelType w:val="singleLevel"/>
-    <w:tmpl w:val="E47EF344"/>
+    <w:tmpl w:val="BF2A7A1D"/>
     <w:lvl w:ilvl="0" w:tentative="0">
       <w:start w:val="1"/>
       <w:numFmt w:val="bullet"/>
@@ -11761,9 +11761,9 @@
     </w:lvl>
   </w:abstractNum>
   <w:abstractNum w:abstractNumId="7">
-    <w:nsid w:val="EAA087E3"/>
+    <w:nsid w:val="E3408BF0"/>
     <w:multiLevelType w:val="singleLevel"/>
-    <w:tmpl w:val="EAA087E3"/>
+    <w:tmpl w:val="E3408BF0"/>
     <w:lvl w:ilvl="0" w:tentative="0">
       <w:start w:val="1"/>
       <w:numFmt w:val="bullet"/>
@@ -11781,9 +11781,9 @@
     </w:lvl>
   </w:abstractNum>
   <w:abstractNum w:abstractNumId="8">
-    <w:nsid w:val="0253998F"/>
+    <w:nsid w:val="EAD78683"/>
     <w:multiLevelType w:val="singleLevel"/>
-    <w:tmpl w:val="0253998F"/>
+    <w:tmpl w:val="EAD78683"/>
     <w:lvl w:ilvl="0" w:tentative="0">
       <w:start w:val="1"/>
       <w:numFmt w:val="bullet"/>
@@ -11801,9 +11801,9 @@
     </w:lvl>
   </w:abstractNum>
   <w:abstractNum w:abstractNumId="9">
-    <w:nsid w:val="0CE65540"/>
+    <w:nsid w:val="EC655F72"/>
     <w:multiLevelType w:val="singleLevel"/>
-    <w:tmpl w:val="0CE65540"/>
+    <w:tmpl w:val="EC655F72"/>
     <w:lvl w:ilvl="0" w:tentative="0">
       <w:start w:val="1"/>
       <w:numFmt w:val="bullet"/>
@@ -11821,9 +11821,9 @@
     </w:lvl>
   </w:abstractNum>
   <w:abstractNum w:abstractNumId="10">
-    <w:nsid w:val="10D4DF2D"/>
+    <w:nsid w:val="F84BB0DC"/>
     <w:multiLevelType w:val="singleLevel"/>
-    <w:tmpl w:val="10D4DF2D"/>
+    <w:tmpl w:val="F84BB0DC"/>
     <w:lvl w:ilvl="0" w:tentative="0">
       <w:start w:val="1"/>
       <w:numFmt w:val="bullet"/>
@@ -11841,9 +11841,9 @@
     </w:lvl>
   </w:abstractNum>
   <w:abstractNum w:abstractNumId="11">
-    <w:nsid w:val="2A0E5D96"/>
+    <w:nsid w:val="FC17696E"/>
     <w:multiLevelType w:val="singleLevel"/>
-    <w:tmpl w:val="2A0E5D96"/>
+    <w:tmpl w:val="FC17696E"/>
     <w:lvl w:ilvl="0" w:tentative="0">
       <w:start w:val="1"/>
       <w:numFmt w:val="bullet"/>
@@ -11861,9 +11861,9 @@
     </w:lvl>
   </w:abstractNum>
   <w:abstractNum w:abstractNumId="12">
-    <w:nsid w:val="2DE81D4E"/>
+    <w:nsid w:val="017CB5D4"/>
     <w:multiLevelType w:val="singleLevel"/>
-    <w:tmpl w:val="2DE81D4E"/>
+    <w:tmpl w:val="017CB5D4"/>
     <w:lvl w:ilvl="0" w:tentative="0">
       <w:start w:val="1"/>
       <w:numFmt w:val="bullet"/>
@@ -11881,9 +11881,9 @@
     </w:lvl>
   </w:abstractNum>
   <w:abstractNum w:abstractNumId="13">
-    <w:nsid w:val="3868E345"/>
+    <w:nsid w:val="1C068D40"/>
     <w:multiLevelType w:val="singleLevel"/>
-    <w:tmpl w:val="3868E345"/>
+    <w:tmpl w:val="1C068D40"/>
     <w:lvl w:ilvl="0" w:tentative="0">
       <w:start w:val="1"/>
       <w:numFmt w:val="bullet"/>
@@ -11901,9 +11901,9 @@
     </w:lvl>
   </w:abstractNum>
   <w:abstractNum w:abstractNumId="14">
-    <w:nsid w:val="597FF5B8"/>
+    <w:nsid w:val="4F30F443"/>
     <w:multiLevelType w:val="singleLevel"/>
-    <w:tmpl w:val="597FF5B8"/>
+    <w:tmpl w:val="4F30F443"/>
     <w:lvl w:ilvl="0" w:tentative="0">
       <w:start w:val="1"/>
       <w:numFmt w:val="bullet"/>
@@ -11921,9 +11921,9 @@
     </w:lvl>
   </w:abstractNum>
   <w:abstractNum w:abstractNumId="15">
-    <w:nsid w:val="5F6BBE63"/>
+    <w:nsid w:val="6604C045"/>
     <w:multiLevelType w:val="singleLevel"/>
-    <w:tmpl w:val="5F6BBE63"/>
+    <w:tmpl w:val="6604C045"/>
     <w:lvl w:ilvl="0" w:tentative="0">
       <w:start w:val="1"/>
       <w:numFmt w:val="bullet"/>
@@ -11941,9 +11941,9 @@
     </w:lvl>
   </w:abstractNum>
   <w:abstractNum w:abstractNumId="16">
-    <w:nsid w:val="770F743E"/>
+    <w:nsid w:val="78364620"/>
     <w:multiLevelType w:val="singleLevel"/>
-    <w:tmpl w:val="770F743E"/>
+    <w:tmpl w:val="78364620"/>
     <w:lvl w:ilvl="0" w:tentative="0">
       <w:start w:val="1"/>
       <w:numFmt w:val="bullet"/>
@@ -11961,55 +11961,55 @@
     </w:lvl>
   </w:abstractNum>
   <w:num w:numId="1">
-    <w:abstractNumId w:val="2"/>
+    <w:abstractNumId w:val="16"/>
   </w:num>
   <w:num w:numId="2">
-    <w:abstractNumId w:val="1"/>
+    <w:abstractNumId w:val="14"/>
   </w:num>
   <w:num w:numId="3">
-    <w:abstractNumId w:val="13"/>
+    <w:abstractNumId w:val="6"/>
   </w:num>
   <w:num w:numId="4">
-    <w:abstractNumId w:val="3"/>
+    <w:abstractNumId w:val="8"/>
   </w:num>
   <w:num w:numId="5">
-    <w:abstractNumId w:val="5"/>
+    <w:abstractNumId w:val="12"/>
   </w:num>
   <w:num w:numId="6">
     <w:abstractNumId w:val="4"/>
   </w:num>
   <w:num w:numId="7">
+    <w:abstractNumId w:val="7"/>
+  </w:num>
+  <w:num w:numId="8">
+    <w:abstractNumId w:val="3"/>
+  </w:num>
+  <w:num w:numId="9">
+    <w:abstractNumId w:val="9"/>
+  </w:num>
+  <w:num w:numId="10">
+    <w:abstractNumId w:val="2"/>
+  </w:num>
+  <w:num w:numId="11">
+    <w:abstractNumId w:val="13"/>
+  </w:num>
+  <w:num w:numId="12">
+    <w:abstractNumId w:val="10"/>
+  </w:num>
+  <w:num w:numId="13">
+    <w:abstractNumId w:val="5"/>
+  </w:num>
+  <w:num w:numId="14">
     <w:abstractNumId w:val="15"/>
   </w:num>
-  <w:num w:numId="8">
-    <w:abstractNumId w:val="11"/>
-  </w:num>
-  <w:num w:numId="9">
-    <w:abstractNumId w:val="14"/>
-  </w:num>
-  <w:num w:numId="10">
-    <w:abstractNumId w:val="12"/>
-  </w:num>
-  <w:num w:numId="11">
-    <w:abstractNumId w:val="16"/>
-  </w:num>
-  <w:num w:numId="12">
-    <w:abstractNumId w:val="6"/>
-  </w:num>
-  <w:num w:numId="13">
-    <w:abstractNumId w:val="8"/>
-  </w:num>
-  <w:num w:numId="14">
-    <w:abstractNumId w:val="10"/>
-  </w:num>
   <w:num w:numId="15">
-    <w:abstractNumId w:val="7"/>
+    <w:abstractNumId w:val="1"/>
   </w:num>
   <w:num w:numId="16">
-    <w:abstractNumId w:val="9"/>
+    <w:abstractNumId w:val="0"/>
   </w:num>
   <w:num w:numId="17">
-    <w:abstractNumId w:val="0"/>
+    <w:abstractNumId w:val="11"/>
   </w:num>
 </w:numbering>
 </file>
@@ -12044,13 +12044,13 @@
     <w:lsdException w:uiPriority="99" w:name="index 7"/>
     <w:lsdException w:uiPriority="99" w:name="index 8"/>
     <w:lsdException w:uiPriority="99" w:name="index 9"/>
-    <w:lsdException w:unhideWhenUsed="0" w:uiPriority="39" w:semiHidden="0" w:name="toc 1"/>
-    <w:lsdException w:qFormat="1" w:unhideWhenUsed="0" w:uiPriority="39" w:semiHidden="0" w:name="toc 2"/>
-    <w:lsdException w:qFormat="1" w:unhideWhenUsed="0" w:uiPriority="39" w:semiHidden="0" w:name="toc 3"/>
+    <w:lsdException w:qFormat="1" w:unhideWhenUsed="0" w:uiPriority="39" w:semiHidden="0" w:name="toc 1"/>
+    <w:lsdException w:unhideWhenUsed="0" w:uiPriority="39" w:semiHidden="0" w:name="toc 2"/>
+    <w:lsdException w:unhideWhenUsed="0" w:uiPriority="39" w:semiHidden="0" w:name="toc 3"/>
     <w:lsdException w:uiPriority="39" w:name="toc 4"/>
     <w:lsdException w:uiPriority="39" w:name="toc 5"/>
     <w:lsdException w:uiPriority="39" w:name="toc 6"/>
-    <w:lsdException w:qFormat="1" w:uiPriority="39" w:name="toc 7"/>
+    <w:lsdException w:uiPriority="39" w:name="toc 7"/>
     <w:lsdException w:uiPriority="39" w:name="toc 8"/>
     <w:lsdException w:uiPriority="39" w:name="toc 9"/>
     <w:lsdException w:uiPriority="99" w:name="Normal Indent"/>
@@ -12066,7 +12066,7 @@
     <w:lsdException w:uiPriority="99" w:name="footnote reference"/>
     <w:lsdException w:uiPriority="99" w:name="annotation reference"/>
     <w:lsdException w:uiPriority="99" w:name="line number"/>
-    <w:lsdException w:qFormat="1" w:unhideWhenUsed="0" w:uiPriority="0" w:semiHidden="0" w:name="page number"/>
+    <w:lsdException w:unhideWhenUsed="0" w:uiPriority="0" w:semiHidden="0" w:name="page number"/>
     <w:lsdException w:uiPriority="99" w:name="endnote reference"/>
     <w:lsdException w:uiPriority="99" w:name="endnote text"/>
     <w:lsdException w:uiPriority="99" w:name="table of authorities"/>
@@ -12102,7 +12102,7 @@
     <w:lsdException w:qFormat="1" w:unhideWhenUsed="0" w:uiPriority="11" w:semiHidden="0" w:name="Subtitle"/>
     <w:lsdException w:uiPriority="99" w:name="Salutation"/>
     <w:lsdException w:uiPriority="99" w:name="Date"/>
-    <w:lsdException w:qFormat="1" w:uiPriority="0" w:semiHidden="0" w:name="Body Text First Indent"/>
+    <w:lsdException w:uiPriority="0" w:semiHidden="0" w:name="Body Text First Indent"/>
     <w:lsdException w:uiPriority="99" w:name="Body Text First Indent 2"/>
     <w:lsdException w:uiPriority="99" w:name="Note Heading"/>
     <w:lsdException w:uiPriority="99" w:name="Body Text 2"/>
@@ -12110,12 +12110,12 @@
     <w:lsdException w:uiPriority="99" w:name="Body Text Indent 2"/>
     <w:lsdException w:uiPriority="99" w:name="Body Text Indent 3"/>
     <w:lsdException w:uiPriority="99" w:name="Block Text"/>
-    <w:lsdException w:qFormat="1" w:unhideWhenUsed="0" w:uiPriority="99" w:semiHidden="0" w:name="Hyperlink"/>
+    <w:lsdException w:unhideWhenUsed="0" w:uiPriority="99" w:semiHidden="0" w:name="Hyperlink"/>
     <w:lsdException w:uiPriority="99" w:name="FollowedHyperlink"/>
     <w:lsdException w:qFormat="1" w:unhideWhenUsed="0" w:uiPriority="22" w:semiHidden="0" w:name="Strong"/>
     <w:lsdException w:qFormat="1" w:unhideWhenUsed="0" w:uiPriority="20" w:semiHidden="0" w:name="Emphasis"/>
     <w:lsdException w:uiPriority="99" w:name="Document Map"/>
-    <w:lsdException w:qFormat="1" w:unhideWhenUsed="0" w:uiPriority="0" w:semiHidden="0" w:name="Plain Text"/>
+    <w:lsdException w:unhideWhenUsed="0" w:uiPriority="0" w:semiHidden="0" w:name="Plain Text"/>
     <w:lsdException w:uiPriority="99" w:name="E-mail Signature"/>
     <w:lsdException w:uiPriority="99" w:name="Normal (Web)"/>
     <w:lsdException w:uiPriority="99" w:name="HTML Acronym"/>
@@ -12409,7 +12409,6 @@
     <w:basedOn w:val="8"/>
     <w:link w:val="25"/>
     <w:unhideWhenUsed/>
-    <w:qFormat/>
     <w:uiPriority w:val="0"/>
     <w:pPr>
       <w:ind w:firstLine="420" w:firstLineChars="100"/>
@@ -12476,7 +12475,6 @@
   <w:style w:type="character" w:styleId="13">
     <w:name w:val="Hyperlink"/>
     <w:basedOn w:val="5"/>
-    <w:qFormat/>
     <w:uiPriority w:val="99"/>
     <w:rPr>
       <w:color w:val="0000FF"/>
@@ -12486,14 +12484,12 @@
   <w:style w:type="character" w:styleId="14">
     <w:name w:val="page number"/>
     <w:basedOn w:val="5"/>
-    <w:qFormat/>
     <w:uiPriority w:val="0"/>
   </w:style>
   <w:style w:type="paragraph" w:styleId="15">
     <w:name w:val="Plain Text"/>
     <w:basedOn w:val="1"/>
     <w:link w:val="30"/>
-    <w:qFormat/>
     <w:uiPriority w:val="0"/>
     <w:rPr>
       <w:rFonts w:ascii="SimSun" w:hAnsi="Courier New"/>
@@ -12524,6 +12520,7 @@
     <w:basedOn w:val="1"/>
     <w:next w:val="1"/>
     <w:autoRedefine/>
+    <w:qFormat/>
     <w:uiPriority w:val="39"/>
     <w:pPr>
       <w:tabs>
@@ -12543,7 +12540,6 @@
     <w:basedOn w:val="1"/>
     <w:next w:val="1"/>
     <w:autoRedefine/>
-    <w:qFormat/>
     <w:uiPriority w:val="39"/>
     <w:pPr>
       <w:tabs>
@@ -12563,7 +12559,6 @@
     <w:basedOn w:val="1"/>
     <w:next w:val="1"/>
     <w:autoRedefine/>
-    <w:qFormat/>
     <w:uiPriority w:val="39"/>
     <w:pPr>
       <w:tabs>
@@ -12586,7 +12581,6 @@
     <w:autoRedefine/>
     <w:semiHidden/>
     <w:unhideWhenUsed/>
-    <w:qFormat/>
     <w:uiPriority w:val="39"/>
     <w:pPr>
       <w:ind w:left="2520" w:leftChars="1200"/>
@@ -12597,7 +12591,6 @@
     <w:basedOn w:val="5"/>
     <w:link w:val="12"/>
     <w:semiHidden/>
-    <w:qFormat/>
     <w:uiPriority w:val="99"/>
     <w:rPr>
       <w:sz w:val="18"/>
@@ -12608,7 +12601,6 @@
     <w:name w:val="页脚 字符"/>
     <w:basedOn w:val="5"/>
     <w:link w:val="11"/>
-    <w:qFormat/>
     <w:uiPriority w:val="99"/>
     <w:rPr>
       <w:sz w:val="18"/>
@@ -12632,7 +12624,6 @@
     <w:basedOn w:val="5"/>
     <w:link w:val="8"/>
     <w:semiHidden/>
-    <w:qFormat/>
     <w:uiPriority w:val="99"/>
     <w:rPr>
       <w:rFonts w:ascii="Times New Roman" w:hAnsi="Times New Roman" w:eastAsia="SimSun" w:cs="Times New Roman"/>
@@ -12644,7 +12635,6 @@
     <w:basedOn w:val="24"/>
     <w:link w:val="9"/>
     <w:semiHidden/>
-    <w:qFormat/>
     <w:uiPriority w:val="99"/>
     <w:rPr>
       <w:rFonts w:ascii="Times New Roman" w:hAnsi="Times New Roman" w:eastAsia="SimSun" w:cs="Times New Roman"/>
@@ -12655,7 +12645,6 @@
     <w:name w:val="标题 1 字符"/>
     <w:basedOn w:val="5"/>
     <w:link w:val="2"/>
-    <w:qFormat/>
     <w:uiPriority w:val="0"/>
     <w:rPr>
       <w:rFonts w:ascii="Times New Roman" w:hAnsi="Times New Roman" w:eastAsia="SimHei" w:cs="Times New Roman"/>
@@ -12669,7 +12658,6 @@
     <w:name w:val="标题 2 字符"/>
     <w:basedOn w:val="5"/>
     <w:link w:val="3"/>
-    <w:qFormat/>
     <w:uiPriority w:val="0"/>
     <w:rPr>
       <w:rFonts w:ascii="Times New Roman" w:hAnsi="Times New Roman" w:eastAsia="SimHei" w:cs="Times New Roman"/>
@@ -12682,7 +12670,6 @@
     <w:name w:val="标题 3 字符"/>
     <w:basedOn w:val="5"/>
     <w:link w:val="4"/>
-    <w:qFormat/>
     <w:uiPriority w:val="0"/>
     <w:rPr>
       <w:rFonts w:ascii="Times New Roman" w:hAnsi="Times New Roman" w:eastAsia="SimHei" w:cs="Times New Roman"/>
@@ -12707,7 +12694,6 @@
     <w:name w:val="纯文本 字符"/>
     <w:basedOn w:val="5"/>
     <w:link w:val="15"/>
-    <w:qFormat/>
     <w:uiPriority w:val="0"/>
     <w:rPr>
       <w:rFonts w:ascii="SimSun" w:hAnsi="Courier New" w:eastAsia="SimSun" w:cs="Times New Roman"/>
@@ -12719,7 +12705,6 @@
     <w:basedOn w:val="5"/>
     <w:link w:val="7"/>
     <w:semiHidden/>
-    <w:qFormat/>
     <w:uiPriority w:val="99"/>
     <w:rPr>
       <w:rFonts w:ascii="Times New Roman" w:hAnsi="Times New Roman" w:eastAsia="SimSun" w:cs="Times New Roman"/>
